--- a/downloads/indicadores/CONSUMO/nota/CONSUMO_nota.docx
+++ b/downloads/indicadores/CONSUMO/nota/CONSUMO_nota.docx
@@ -4,288 +4,101 @@
   <w:body>
     <w:tbl>
       <w:tblPr>
-        <w:tblStyle w:val="Tablaconcuadrcula"/>
-        <w:tblW w:w="0" w:type="auto"/>
-        <w:shd w:val="clear" w:color="auto" w:fill="10312B"/>
-        <w:tblLook w:val="04A0" w:firstRow="1" w:lastRow="0" w:firstColumn="1" w:lastColumn="0" w:noHBand="0" w:noVBand="1"/>
+        <w:tblW w:type="auto" w:w="0"/>
+        <w:tblLayout w:type="fixed"/>
+        <w:tblLook w:firstColumn="1" w:firstRow="1" w:lastColumn="0" w:lastRow="0" w:noHBand="0" w:noVBand="1" w:val="04A0"/>
       </w:tblPr>
       <w:tblGrid>
-        <w:gridCol w:w="5524"/>
+        <w:gridCol w:w="4392"/>
+        <w:gridCol w:w="4392"/>
       </w:tblGrid>
       <w:tr>
+        <w:trPr>
+          <w:cantSplit/>
+          <w:tblHeader/>
+        </w:trPr>
         <w:tc>
           <w:tcPr>
-            <w:tcW w:w="5524" w:type="dxa"/>
-            <w:shd w:val="clear" w:color="auto" w:fill="10312B"/>
+            <w:tcW w:type="dxa" w:w="4392"/>
+            <w:shd w:fill="10312B"/>
           </w:tcPr>
           <w:p>
             <w:pPr>
-              <w:rPr>
-                <w:rFonts w:ascii="Noto Sans" w:hAnsi="Noto Sans" w:cs="Noto Sans"/>
-                <w:b/>
-                <w:bCs/>
-                <w:color w:val="FFFFFF" w:themeColor="background1"/>
-                <w:sz w:val="20"/>
-                <w:lang w:val="es-ES"/>
-              </w:rPr>
+              <w:spacing w:before="0" w:after="0" w:line="240" w:lineRule="auto"/>
             </w:pPr>
             <w:r>
               <w:rPr>
-                <w:rFonts w:ascii="Noto Sans" w:hAnsi="Noto Sans" w:cs="Noto Sans"/>
+                <w:rFonts w:ascii="Noto Sans" w:hAnsi="Noto Sans"/>
                 <w:b/>
-                <w:bCs/>
-                <w:color w:val="FFFFFF" w:themeColor="background1"/>
+                <w:color w:val="FFFFFF"/>
                 <w:sz w:val="20"/>
-                <w:lang w:val="es-ES"/>
               </w:rPr>
-              <w:t>Boletín de Indicador del 5 de agosto de 2026 | INEGI</w:t>
+              <w:t>IMCP · Julio de 2026</w:t>
             </w:r>
           </w:p>
         </w:tc>
-      </w:tr>
-    </w:tbl>
-    <w:tbl>
-      <w:tblPr>
-        <w:tblW w:w="0" w:type="auto"/>
-        <w:tblLayout w:type="fixed"/>
-        <w:tblLook w:val="04A0" w:firstRow="1" w:lastRow="0" w:firstColumn="1" w:lastColumn="0" w:noHBand="0" w:noVBand="1"/>
-      </w:tblPr>
-      <w:tblGrid>
-        <w:gridCol w:w="4419"/>
-        <w:gridCol w:w="4419"/>
-      </w:tblGrid>
-      <w:tr>
         <w:tc>
           <w:tcPr>
-            <w:tcW w:w="8838" w:type="dxa"/>
-            <w:gridSpan w:val="2"/>
-            <w:shd w:val="clear" w:color="auto" w:fill="auto"/>
+            <w:tcW w:type="dxa" w:w="4392"/>
+            <w:shd w:fill="10312B"/>
           </w:tcPr>
           <w:p>
             <w:pPr>
-              <w:spacing w:before="20" w:after="20"/>
-              <w:rPr>
-                <w:rFonts w:ascii="Noto Sans" w:hAnsi="Noto Sans" w:cs="Noto Sans"/>
-                <w:sz w:val="6"/>
-              </w:rPr>
-            </w:pPr>
-          </w:p>
-        </w:tc>
-      </w:tr>
-      <w:tr>
-        <w:tc>
-          <w:tcPr>
-            <w:tcW w:w="8838" w:type="dxa"/>
-            <w:gridSpan w:val="2"/>
-            <w:shd w:val="clear" w:color="auto" w:fill="235B4C"/>
-          </w:tcPr>
-          <w:p>
-            <w:pPr>
-              <w:jc w:val="center"/>
-              <w:rPr>
-                <w:rFonts w:ascii="Noto Sans" w:hAnsi="Noto Sans" w:cs="Noto Sans"/>
-              </w:rPr>
+              <w:spacing w:before="0" w:after="0" w:line="240" w:lineRule="auto"/>
             </w:pPr>
             <w:r>
               <w:rPr>
-                <w:rFonts w:ascii="Noto Sans" w:hAnsi="Noto Sans" w:cs="Noto Sans"/>
+                <w:rFonts w:ascii="Noto Sans" w:hAnsi="Noto Sans"/>
+                <w:b/>
                 <w:color w:val="FFFFFF"/>
                 <w:sz w:val="20"/>
               </w:rPr>
-              <w:t>Indicador Mensual del Consumo Privado (IMCP)</w:t>
-            </w:r>
-          </w:p>
-          <w:p>
-            <w:pPr>
-              <w:jc w:val="center"/>
-              <w:rPr>
-                <w:rFonts w:ascii="Noto Sans" w:hAnsi="Noto Sans" w:cs="Noto Sans"/>
-              </w:rPr>
-            </w:pPr>
-            <w:r>
-              <w:rPr>
-                <w:rFonts w:ascii="Noto Sans" w:hAnsi="Noto Sans" w:cs="Noto Sans"/>
-                <w:b/>
-                <w:color w:val="FFFFFF"/>
-                <w:sz w:val="40"/>
-              </w:rPr>
-              <w:t>IMCP · Mayo 2026</w:t>
+              <w:t>Publicación 2026-10-05</w:t>
             </w:r>
           </w:p>
         </w:tc>
       </w:tr>
       <w:tr>
+        <w:trPr>
+          <w:cantSplit/>
+        </w:trPr>
         <w:tc>
           <w:tcPr>
-            <w:tcW w:w="8838" w:type="dxa"/>
-            <w:gridSpan w:val="2"/>
-            <w:shd w:val="clear" w:color="auto" w:fill="F4F4F2"/>
+            <w:tcW w:type="dxa" w:w="4392"/>
+            <w:shd w:fill="10312B"/>
           </w:tcPr>
           <w:p>
             <w:pPr>
-              <w:spacing w:before="20" w:after="20"/>
-              <w:jc w:val="center"/>
-              <w:rPr>
-                <w:rFonts w:ascii="Noto Sans" w:hAnsi="Noto Sans" w:cs="Noto Sans"/>
-              </w:rPr>
+              <w:spacing w:before="0" w:after="0" w:line="240" w:lineRule="auto"/>
             </w:pPr>
             <w:r>
               <w:rPr>
-                <w:rFonts w:ascii="Noto Sans" w:hAnsi="Noto Sans" w:cs="Noto Sans"/>
+                <w:rFonts w:ascii="Noto Sans" w:hAnsi="Noto Sans"/>
                 <w:b/>
-                <w:color w:val="8C8C8C"/>
-                <w:sz w:val="15"/>
+                <w:color w:val="FFFFFF"/>
+                <w:sz w:val="20"/>
               </w:rPr>
-              <w:t>CONSUMO PRIVADO · MAYO 2026</w:t>
-            </w:r>
-          </w:p>
-          <w:p>
-            <w:pPr>
-              <w:jc w:val="center"/>
-              <w:rPr>
-                <w:rFonts w:ascii="Noto Sans" w:hAnsi="Noto Sans" w:cs="Noto Sans"/>
-              </w:rPr>
-            </w:pPr>
-            <w:r>
-              <w:rPr>
-                <w:rFonts w:ascii="Noto Sans" w:hAnsi="Noto Sans" w:cs="Noto Sans"/>
-                <w:b/>
-                <w:color w:val="006341"/>
-                <w:sz w:val="64"/>
-              </w:rPr>
-              <w:t>114.0</w:t>
-            </w:r>
-          </w:p>
-        </w:tc>
-      </w:tr>
-      <w:tr>
-        <w:tc>
-          <w:tcPr>
-            <w:tcW w:w="4419" w:type="dxa"/>
-            <w:tcBorders>
-              <w:top w:val="single" w:sz="12" w:space="0" w:color="auto"/>
-              <w:bottom w:val="single" w:sz="4" w:space="0" w:color="auto"/>
-              <w:right w:val="single" w:sz="4" w:space="0" w:color="auto"/>
-            </w:tcBorders>
-          </w:tcPr>
-          <w:p>
-            <w:pPr>
-              <w:jc w:val="center"/>
-              <w:rPr>
-                <w:rFonts w:ascii="Noto Sans" w:hAnsi="Noto Sans" w:cs="Noto Sans"/>
-              </w:rPr>
-            </w:pPr>
-            <w:r>
-              <w:rPr>
-                <w:rFonts w:ascii="Noto Sans" w:hAnsi="Noto Sans" w:cs="Noto Sans"/>
-                <w:b/>
-                <w:color w:val="000000"/>
-                <w:sz w:val="22"/>
-              </w:rPr>
-              <w:t>Mensual</w:t>
+              <w:t>Índice ajustado 113.2</w:t>
             </w:r>
           </w:p>
         </w:tc>
         <w:tc>
           <w:tcPr>
-            <w:tcW w:w="4419" w:type="dxa"/>
-            <w:tcBorders>
-              <w:top w:val="single" w:sz="12" w:space="0" w:color="auto"/>
-              <w:bottom w:val="single" w:sz="4" w:space="0" w:color="auto"/>
-              <w:right w:val="single" w:sz="4" w:space="0" w:color="auto"/>
-            </w:tcBorders>
+            <w:tcW w:type="dxa" w:w="4392"/>
+            <w:shd w:fill="10312B"/>
           </w:tcPr>
           <w:p>
             <w:pPr>
-              <w:jc w:val="center"/>
-              <w:rPr>
-                <w:rFonts w:ascii="Noto Sans" w:hAnsi="Noto Sans" w:cs="Noto Sans"/>
-              </w:rPr>
+              <w:spacing w:before="0" w:after="0" w:line="240" w:lineRule="auto"/>
             </w:pPr>
             <w:r>
               <w:rPr>
-                <w:rFonts w:ascii="Noto Sans" w:hAnsi="Noto Sans" w:cs="Noto Sans"/>
+                <w:rFonts w:ascii="Noto Sans" w:hAnsi="Noto Sans"/>
                 <w:b/>
-                <w:color w:val="000000"/>
-                <w:sz w:val="22"/>
+                <w:color w:val="FFFFFF"/>
+                <w:sz w:val="20"/>
               </w:rPr>
-              <w:t>Anual</w:t>
-            </w:r>
-          </w:p>
-        </w:tc>
-      </w:tr>
-      <w:tr>
-        <w:tc>
-          <w:tcPr>
-            <w:tcW w:w="4419" w:type="dxa"/>
-            <w:tcBorders>
-              <w:bottom w:val="single" w:sz="4" w:space="0" w:color="auto"/>
-              <w:right w:val="single" w:sz="4" w:space="0" w:color="auto"/>
-            </w:tcBorders>
-            <w:shd w:val="clear" w:color="auto" w:fill="F4F4F2"/>
-          </w:tcPr>
-          <w:p>
-            <w:pPr>
-              <w:spacing w:before="20" w:after="20"/>
-              <w:jc w:val="center"/>
-              <w:rPr>
-                <w:rFonts w:ascii="Noto Sans" w:hAnsi="Noto Sans" w:cs="Noto Sans"/>
-              </w:rPr>
-            </w:pPr>
-            <w:r>
-              <w:rPr>
-                <w:rFonts w:ascii="Arial" w:hAnsi="Arial" w:cs="Arial"/>
-                <w:b/>
-                <w:color w:val="1E6E5C"/>
-                <w:sz w:val="17"/>
-              </w:rPr>
-              <w:t>▲</w:t>
-            </w:r>
-            <w:r>
-              <w:rPr>
-                <w:rFonts w:ascii="Noto Sans" w:hAnsi="Noto Sans" w:cs="Noto Sans"/>
-                <w:b/>
-                <w:color w:val="1E6E5C"/>
-                <w:sz w:val="17"/>
-              </w:rPr>
-              <w:t xml:space="preserve"> +0.1 %</w:t>
-            </w:r>
-          </w:p>
-        </w:tc>
-        <w:tc>
-          <w:tcPr>
-            <w:tcW w:w="4419" w:type="dxa"/>
-            <w:tcBorders>
-              <w:bottom w:val="single" w:sz="4" w:space="0" w:color="auto"/>
-              <w:right w:val="single" w:sz="4" w:space="0" w:color="auto"/>
-            </w:tcBorders>
-            <w:shd w:val="clear" w:color="auto" w:fill="F4F4F2"/>
-          </w:tcPr>
-          <w:p>
-            <w:pPr>
-              <w:spacing w:before="20" w:after="20"/>
-              <w:jc w:val="center"/>
-              <w:rPr>
-                <w:rFonts w:ascii="Noto Sans" w:hAnsi="Noto Sans" w:cs="Noto Sans"/>
-              </w:rPr>
-            </w:pPr>
-            <w:r>
-              <w:rPr>
-                <w:rFonts w:ascii="Arial" w:hAnsi="Arial" w:cs="Arial"/>
-                <w:b/>
-                <w:color w:val="1E6E5C"/>
-                <w:sz w:val="17"/>
-              </w:rPr>
-              <w:t>▲</w:t>
-            </w:r>
-            <w:r>
-              <w:rPr>
-                <w:rFonts w:ascii="Noto Sans" w:hAnsi="Noto Sans" w:cs="Noto Sans"/>
-                <w:b/>
-                <w:color w:val="1E6E5C"/>
-                <w:sz w:val="17"/>
-              </w:rPr>
-              <w:t xml:space="preserve"> +2.6 %</w:t>
+              <w:t>Mensual 0.0% | Anual 1.1%</w:t>
             </w:r>
           </w:p>
         </w:tc>
@@ -293,56 +106,318 @@
     </w:tbl>
     <w:p>
       <w:pPr>
+        <w:keepNext w:val="0"/>
+        <w:spacing w:before="0" w:after="0" w:line="240" w:lineRule="auto"/>
+        <w:jc w:val="both"/>
+      </w:pPr>
+      <w:r>
         <w:rPr>
-          <w:rFonts w:ascii="Noto Sans" w:hAnsi="Noto Sans" w:cs="Noto Sans"/>
-          <w:sz w:val="2"/>
-          <w:szCs w:val="6"/>
+          <w:rFonts w:ascii="Noto Sans" w:hAnsi="Noto Sans"/>
+          <w:b/>
+          <w:color w:val="10312B"/>
+          <w:sz w:val="22"/>
         </w:rPr>
-      </w:pPr>
+        <w:t>Consumo privado</w:t>
+      </w:r>
+    </w:p>
+    <w:p>
+      <w:pPr>
+        <w:keepNext w:val="0"/>
+        <w:spacing w:before="0" w:after="0" w:line="240" w:lineRule="auto"/>
+        <w:jc w:val="both"/>
+      </w:pPr>
+      <w:r>
+        <w:rPr>
+          <w:rFonts w:ascii="Noto Sans" w:hAnsi="Noto Sans"/>
+          <w:b w:val="0"/>
+          <w:color w:val="666666"/>
+          <w:sz w:val="16"/>
+        </w:rPr>
+        <w:t>Índice 2018=100. Variaciones reales; edición del boletín, sujeta a revisión.</w:t>
+      </w:r>
+    </w:p>
+    <w:p>
+      <w:pPr>
+        <w:keepNext w:val="0"/>
+        <w:spacing w:before="0" w:after="0" w:line="240" w:lineRule="auto"/>
+        <w:jc w:val="both"/>
+      </w:pPr>
+      <w:r>
+        <w:rPr>
+          <w:rFonts w:ascii="Noto Sans" w:hAnsi="Noto Sans"/>
+          <w:b w:val="0"/>
+          <w:color w:val="000000"/>
+          <w:sz w:val="13"/>
+        </w:rPr>
+      </w:r>
+    </w:p>
+    <w:p>
+      <w:pPr>
+        <w:keepNext/>
+        <w:spacing w:before="0" w:after="0" w:line="240" w:lineRule="auto"/>
+        <w:jc w:val="both"/>
+      </w:pPr>
+      <w:r>
+        <w:rPr>
+          <w:rFonts w:ascii="Noto Sans" w:hAnsi="Noto Sans"/>
+          <w:b/>
+          <w:color w:val="235B4C"/>
+          <w:sz w:val="22"/>
+        </w:rPr>
+        <w:t>Resumen ejecutivo</w:t>
+      </w:r>
+    </w:p>
+    <w:p>
+      <w:pPr>
+        <w:keepNext w:val="0"/>
+        <w:spacing w:before="0" w:after="0" w:line="240" w:lineRule="auto"/>
+        <w:jc w:val="both"/>
+        <w:shd w:fill="F1F2F0"/>
+      </w:pPr>
+      <w:r>
+        <w:rPr>
+          <w:rFonts w:ascii="Noto Sans" w:hAnsi="Noto Sans"/>
+          <w:b w:val="0"/>
+          <w:color w:val="000000"/>
+          <w:sz w:val="22"/>
+        </w:rPr>
+        <w:t>En julio de 2026, el consumo privado no cambió respecto al mes previo; en la comparación anual registró 1.1%, con cifras desestacionalizadas.</w:t>
+      </w:r>
+    </w:p>
+    <w:p>
+      <w:pPr>
+        <w:keepNext w:val="0"/>
+        <w:spacing w:before="0" w:after="0" w:line="240" w:lineRule="auto"/>
+        <w:jc w:val="both"/>
+        <w:shd w:fill="F1F2F0"/>
+        <w:numPr>
+          <w:ilvl w:val="0"/>
+          <w:numId w:val="36"/>
+        </w:numPr>
+      </w:pPr>
+      <w:r>
+        <w:rPr>
+          <w:rFonts w:ascii="Noto Sans" w:hAnsi="Noto Sans"/>
+          <w:b w:val="0"/>
+          <w:color w:val="000000"/>
+          <w:sz w:val="22"/>
+        </w:rPr>
+        <w:t>Mayor variación mensual entre bienes nacionales, servicios nacionales y bienes importados: bienes importados, con 1.4%.</w:t>
+      </w:r>
+    </w:p>
+    <w:p>
+      <w:pPr>
+        <w:keepNext w:val="0"/>
+        <w:spacing w:before="0" w:after="0" w:line="240" w:lineRule="auto"/>
+        <w:jc w:val="both"/>
+        <w:shd w:fill="F1F2F0"/>
+        <w:numPr>
+          <w:ilvl w:val="0"/>
+          <w:numId w:val="36"/>
+        </w:numPr>
+      </w:pPr>
+      <w:r>
+        <w:rPr>
+          <w:rFonts w:ascii="Noto Sans" w:hAnsi="Noto Sans"/>
+          <w:b w:val="0"/>
+          <w:color w:val="000000"/>
+          <w:sz w:val="22"/>
+        </w:rPr>
+        <w:t>Menor variación mensual en esos tres componentes: bienes nacionales, con -0.2%. El conjunto nacional varió -0.1%.</w:t>
+      </w:r>
+    </w:p>
+    <w:p>
+      <w:pPr>
+        <w:keepNext w:val="0"/>
+        <w:spacing w:before="0" w:after="0" w:line="240" w:lineRule="auto"/>
+        <w:jc w:val="both"/>
+      </w:pPr>
+      <w:r>
+        <w:rPr>
+          <w:rFonts w:ascii="Noto Sans" w:hAnsi="Noto Sans"/>
+          <w:b w:val="0"/>
+          <w:color w:val="000000"/>
+          <w:sz w:val="13"/>
+        </w:rPr>
+      </w:r>
+    </w:p>
+    <w:p>
+      <w:pPr>
+        <w:keepNext/>
+        <w:spacing w:before="0" w:after="0" w:line="240" w:lineRule="auto"/>
+        <w:jc w:val="both"/>
+      </w:pPr>
+      <w:r>
+        <w:rPr>
+          <w:rFonts w:ascii="Noto Sans" w:hAnsi="Noto Sans"/>
+          <w:b/>
+          <w:color w:val="235B4C"/>
+          <w:sz w:val="22"/>
+        </w:rPr>
+        <w:t>Comparación mensual y anual ajustada</w:t>
+      </w:r>
     </w:p>
     <w:tbl>
       <w:tblPr>
-        <w:tblStyle w:val="Tablaconcuadrcula"/>
-        <w:tblW w:w="0" w:type="auto"/>
-        <w:tblBorders>
-          <w:top w:val="none" w:sz="0" w:space="0" w:color="auto"/>
-          <w:left w:val="none" w:sz="0" w:space="0" w:color="auto"/>
-          <w:bottom w:val="none" w:sz="0" w:space="0" w:color="auto"/>
-          <w:right w:val="none" w:sz="0" w:space="0" w:color="auto"/>
-          <w:insideH w:val="none" w:sz="0" w:space="0" w:color="auto"/>
-          <w:insideV w:val="none" w:sz="0" w:space="0" w:color="auto"/>
-        </w:tblBorders>
-        <w:shd w:val="clear" w:color="auto" w:fill="F4F4F2"/>
-        <w:tblLook w:val="04A0" w:firstRow="1" w:lastRow="0" w:firstColumn="1" w:lastColumn="0" w:noHBand="0" w:noVBand="1"/>
+        <w:tblW w:type="auto" w:w="0"/>
+        <w:tblLayout w:type="fixed"/>
+        <w:tblLook w:firstColumn="1" w:firstRow="1" w:lastColumn="0" w:lastRow="0" w:noHBand="0" w:noVBand="1" w:val="04A0"/>
       </w:tblPr>
       <w:tblGrid>
-        <w:gridCol w:w="2208"/>
-        <w:gridCol w:w="2208"/>
-        <w:gridCol w:w="2208"/>
-        <w:gridCol w:w="2208"/>
+        <w:gridCol w:w="4464"/>
+        <w:gridCol w:w="2160"/>
+        <w:gridCol w:w="2160"/>
       </w:tblGrid>
       <w:tr>
+        <w:trPr>
+          <w:cantSplit/>
+          <w:tblHeader/>
+        </w:trPr>
         <w:tc>
           <w:tcPr>
-            <w:tcW w:w="4416" w:type="dxa"/>
-            <w:gridSpan w:val="2"/>
-            <w:shd w:val="clear" w:color="auto" w:fill="235B4C"/>
+            <w:tcW w:type="dxa" w:w="4464"/>
+            <w:shd w:fill="10312B"/>
           </w:tcPr>
           <w:p>
             <w:pPr>
-              <w:jc w:val="center"/>
-              <w:rPr>
-                <w:rFonts w:ascii="Noto Sans" w:hAnsi="Noto Sans" w:cs="Noto Sans"/>
-              </w:rPr>
+              <w:spacing w:before="0" w:after="0" w:line="240" w:lineRule="auto"/>
             </w:pPr>
             <w:r>
               <w:rPr>
-                <w:rFonts w:ascii="Noto Sans" w:hAnsi="Noto Sans" w:cs="Noto Sans"/>
+                <w:rFonts w:ascii="Noto Sans" w:hAnsi="Noto Sans"/>
                 <w:b/>
-                <w:bCs/>
-                <w:color w:val="FFFFFF" w:themeColor="background1"/>
-                <w:sz w:val="19"/>
-                <w:szCs w:val="19"/>
+                <w:color w:val="FFFFFF"/>
+                <w:sz w:val="20"/>
+              </w:rPr>
+              <w:t>Componente</w:t>
+            </w:r>
+          </w:p>
+        </w:tc>
+        <w:tc>
+          <w:tcPr>
+            <w:tcW w:type="dxa" w:w="2160"/>
+            <w:shd w:fill="10312B"/>
+          </w:tcPr>
+          <w:p>
+            <w:pPr>
+              <w:spacing w:before="0" w:after="0" w:line="240" w:lineRule="auto"/>
+            </w:pPr>
+            <w:r>
+              <w:rPr>
+                <w:rFonts w:ascii="Noto Sans" w:hAnsi="Noto Sans"/>
+                <w:b/>
+                <w:color w:val="FFFFFF"/>
+                <w:sz w:val="20"/>
+              </w:rPr>
+              <w:t>Mensual (%)</w:t>
+            </w:r>
+          </w:p>
+        </w:tc>
+        <w:tc>
+          <w:tcPr>
+            <w:tcW w:type="dxa" w:w="2160"/>
+            <w:shd w:fill="10312B"/>
+          </w:tcPr>
+          <w:p>
+            <w:pPr>
+              <w:spacing w:before="0" w:after="0" w:line="240" w:lineRule="auto"/>
+            </w:pPr>
+            <w:r>
+              <w:rPr>
+                <w:rFonts w:ascii="Noto Sans" w:hAnsi="Noto Sans"/>
+                <w:b/>
+                <w:color w:val="FFFFFF"/>
+                <w:sz w:val="20"/>
+              </w:rPr>
+              <w:t>Anual (%)</w:t>
+            </w:r>
+          </w:p>
+        </w:tc>
+      </w:tr>
+      <w:tr>
+        <w:trPr>
+          <w:cantSplit/>
+        </w:trPr>
+        <w:tc>
+          <w:tcPr>
+            <w:tcW w:type="dxa" w:w="4464"/>
+            <w:shd w:fill="F4F4F2"/>
+          </w:tcPr>
+          <w:p>
+            <w:pPr>
+              <w:spacing w:before="0" w:after="0" w:line="240" w:lineRule="auto"/>
+            </w:pPr>
+            <w:r>
+              <w:rPr>
+                <w:rFonts w:ascii="Noto Sans" w:hAnsi="Noto Sans"/>
+                <w:b w:val="0"/>
+                <w:color w:val="000000"/>
+                <w:sz w:val="20"/>
+              </w:rPr>
+              <w:t>Consumo privado</w:t>
+            </w:r>
+          </w:p>
+        </w:tc>
+        <w:tc>
+          <w:tcPr>
+            <w:tcW w:type="dxa" w:w="2160"/>
+            <w:shd w:fill="F4F4F2"/>
+          </w:tcPr>
+          <w:p>
+            <w:pPr>
+              <w:spacing w:before="0" w:after="0" w:line="240" w:lineRule="auto"/>
+            </w:pPr>
+            <w:r>
+              <w:rPr>
+                <w:rFonts w:ascii="Noto Sans" w:hAnsi="Noto Sans"/>
+                <w:b w:val="0"/>
+                <w:color w:val="000000"/>
+                <w:sz w:val="20"/>
+              </w:rPr>
+              <w:t>0.0</w:t>
+            </w:r>
+          </w:p>
+        </w:tc>
+        <w:tc>
+          <w:tcPr>
+            <w:tcW w:type="dxa" w:w="2160"/>
+            <w:shd w:fill="F4F4F2"/>
+          </w:tcPr>
+          <w:p>
+            <w:pPr>
+              <w:spacing w:before="0" w:after="0" w:line="240" w:lineRule="auto"/>
+            </w:pPr>
+            <w:r>
+              <w:rPr>
+                <w:rFonts w:ascii="Noto Sans" w:hAnsi="Noto Sans"/>
+                <w:b w:val="0"/>
+                <w:color w:val="000000"/>
+                <w:sz w:val="20"/>
+              </w:rPr>
+              <w:t>1.1</w:t>
+            </w:r>
+          </w:p>
+        </w:tc>
+      </w:tr>
+      <w:tr>
+        <w:trPr>
+          <w:cantSplit/>
+        </w:trPr>
+        <w:tc>
+          <w:tcPr>
+            <w:tcW w:type="dxa" w:w="4464"/>
+            <w:shd w:fill="FFFFFF"/>
+          </w:tcPr>
+          <w:p>
+            <w:pPr>
+              <w:spacing w:before="0" w:after="0" w:line="240" w:lineRule="auto"/>
+            </w:pPr>
+            <w:r>
+              <w:rPr>
+                <w:rFonts w:ascii="Noto Sans" w:hAnsi="Noto Sans"/>
+                <w:b w:val="0"/>
+                <w:color w:val="000000"/>
+                <w:sz w:val="20"/>
               </w:rPr>
               <w:t>Nacional</w:t>
             </w:r>
@@ -350,291 +425,236 @@
         </w:tc>
         <w:tc>
           <w:tcPr>
-            <w:tcW w:w="4416" w:type="dxa"/>
-            <w:gridSpan w:val="2"/>
-            <w:shd w:val="clear" w:color="auto" w:fill="235B4C"/>
+            <w:tcW w:type="dxa" w:w="2160"/>
+            <w:shd w:fill="FFFFFF"/>
           </w:tcPr>
           <w:p>
             <w:pPr>
-              <w:jc w:val="center"/>
-              <w:rPr>
-                <w:rFonts w:ascii="Noto Sans" w:hAnsi="Noto Sans" w:cs="Noto Sans"/>
-              </w:rPr>
+              <w:spacing w:before="0" w:after="0" w:line="240" w:lineRule="auto"/>
             </w:pPr>
             <w:r>
               <w:rPr>
-                <w:rFonts w:ascii="Noto Sans" w:hAnsi="Noto Sans" w:cs="Noto Sans"/>
-                <w:b/>
-                <w:bCs/>
-                <w:color w:val="FFFFFF" w:themeColor="background1"/>
-                <w:sz w:val="19"/>
-                <w:szCs w:val="19"/>
+                <w:rFonts w:ascii="Noto Sans" w:hAnsi="Noto Sans"/>
+                <w:b w:val="0"/>
+                <w:color w:val="000000"/>
+                <w:sz w:val="20"/>
               </w:rPr>
-              <w:t>Importado</w:t>
+              <w:t>-0.1</w:t>
+            </w:r>
+          </w:p>
+        </w:tc>
+        <w:tc>
+          <w:tcPr>
+            <w:tcW w:type="dxa" w:w="2160"/>
+            <w:shd w:fill="FFFFFF"/>
+          </w:tcPr>
+          <w:p>
+            <w:pPr>
+              <w:spacing w:before="0" w:after="0" w:line="240" w:lineRule="auto"/>
+            </w:pPr>
+            <w:r>
+              <w:rPr>
+                <w:rFonts w:ascii="Noto Sans" w:hAnsi="Noto Sans"/>
+                <w:b w:val="0"/>
+                <w:color w:val="000000"/>
+                <w:sz w:val="20"/>
+              </w:rPr>
+              <w:t>1.0</w:t>
             </w:r>
           </w:p>
         </w:tc>
       </w:tr>
       <w:tr>
         <w:trPr>
-          <w:trHeight w:val="150"/>
+          <w:cantSplit/>
         </w:trPr>
         <w:tc>
           <w:tcPr>
-            <w:tcW w:w="2208" w:type="dxa"/>
-            <w:tcBorders>
-              <w:bottom w:val="single" w:sz="4" w:space="0" w:color="auto"/>
-              <w:right w:val="single" w:sz="4" w:space="0" w:color="auto"/>
-            </w:tcBorders>
-            <w:shd w:val="clear" w:color="auto" w:fill="F4F4F2"/>
+            <w:tcW w:type="dxa" w:w="4464"/>
+            <w:shd w:fill="F4F4F2"/>
           </w:tcPr>
           <w:p>
             <w:pPr>
-              <w:jc w:val="center"/>
-              <w:rPr>
-                <w:rFonts w:ascii="Noto Sans" w:hAnsi="Noto Sans" w:cs="Noto Sans"/>
-              </w:rPr>
+              <w:spacing w:before="0" w:after="0" w:line="240" w:lineRule="auto"/>
             </w:pPr>
             <w:r>
               <w:rPr>
-                <w:rFonts w:ascii="Noto Sans" w:hAnsi="Noto Sans" w:cs="Noto Sans"/>
-                <w:sz w:val="17"/>
-                <w:szCs w:val="17"/>
+                <w:rFonts w:ascii="Noto Sans" w:hAnsi="Noto Sans"/>
+                <w:b w:val="0"/>
+                <w:color w:val="000000"/>
+                <w:sz w:val="20"/>
               </w:rPr>
-              <w:t>Mensual</w:t>
+              <w:t>Bienes nacionales</w:t>
             </w:r>
           </w:p>
         </w:tc>
         <w:tc>
           <w:tcPr>
-            <w:tcW w:w="2208" w:type="dxa"/>
-            <w:tcBorders>
-              <w:left w:val="single" w:sz="4" w:space="0" w:color="auto"/>
-              <w:bottom w:val="single" w:sz="4" w:space="0" w:color="auto"/>
-              <w:right w:val="single" w:sz="4" w:space="0" w:color="auto"/>
-            </w:tcBorders>
-            <w:shd w:val="clear" w:color="auto" w:fill="F4F4F2"/>
+            <w:tcW w:type="dxa" w:w="2160"/>
+            <w:shd w:fill="F4F4F2"/>
           </w:tcPr>
           <w:p>
             <w:pPr>
-              <w:jc w:val="center"/>
-              <w:rPr>
-                <w:rFonts w:ascii="Noto Sans" w:hAnsi="Noto Sans" w:cs="Noto Sans"/>
-              </w:rPr>
+              <w:spacing w:before="0" w:after="0" w:line="240" w:lineRule="auto"/>
             </w:pPr>
             <w:r>
               <w:rPr>
-                <w:rFonts w:ascii="Noto Sans" w:hAnsi="Noto Sans" w:cs="Noto Sans"/>
-                <w:sz w:val="17"/>
-                <w:szCs w:val="17"/>
+                <w:rFonts w:ascii="Noto Sans" w:hAnsi="Noto Sans"/>
+                <w:b w:val="0"/>
+                <w:color w:val="000000"/>
+                <w:sz w:val="20"/>
               </w:rPr>
-              <w:t>Anual</w:t>
+              <w:t>-0.2</w:t>
             </w:r>
           </w:p>
         </w:tc>
         <w:tc>
           <w:tcPr>
-            <w:tcW w:w="2208" w:type="dxa"/>
-            <w:tcBorders>
-              <w:left w:val="single" w:sz="4" w:space="0" w:color="auto"/>
-              <w:bottom w:val="single" w:sz="4" w:space="0" w:color="auto"/>
-              <w:right w:val="single" w:sz="4" w:space="0" w:color="auto"/>
-            </w:tcBorders>
-            <w:shd w:val="clear" w:color="auto" w:fill="F4F4F2"/>
+            <w:tcW w:type="dxa" w:w="2160"/>
+            <w:shd w:fill="F4F4F2"/>
           </w:tcPr>
           <w:p>
             <w:pPr>
-              <w:jc w:val="center"/>
-              <w:rPr>
-                <w:rFonts w:ascii="Noto Sans" w:hAnsi="Noto Sans" w:cs="Noto Sans"/>
-              </w:rPr>
+              <w:spacing w:before="0" w:after="0" w:line="240" w:lineRule="auto"/>
             </w:pPr>
             <w:r>
               <w:rPr>
-                <w:rFonts w:ascii="Noto Sans" w:hAnsi="Noto Sans" w:cs="Noto Sans"/>
-                <w:sz w:val="17"/>
-                <w:szCs w:val="17"/>
+                <w:rFonts w:ascii="Noto Sans" w:hAnsi="Noto Sans"/>
+                <w:b w:val="0"/>
+                <w:color w:val="000000"/>
+                <w:sz w:val="20"/>
               </w:rPr>
-              <w:t>Mensual</w:t>
-            </w:r>
-          </w:p>
-        </w:tc>
-        <w:tc>
-          <w:tcPr>
-            <w:tcW w:w="2208" w:type="dxa"/>
-            <w:tcBorders>
-              <w:left w:val="single" w:sz="4" w:space="0" w:color="auto"/>
-              <w:bottom w:val="single" w:sz="4" w:space="0" w:color="auto"/>
-              <w:right w:val="single" w:sz="4" w:space="0" w:color="auto"/>
-            </w:tcBorders>
-            <w:shd w:val="clear" w:color="auto" w:fill="F4F4F2"/>
-          </w:tcPr>
-          <w:p>
-            <w:pPr>
-              <w:jc w:val="center"/>
-              <w:rPr>
-                <w:rFonts w:ascii="Noto Sans" w:hAnsi="Noto Sans" w:cs="Noto Sans"/>
-              </w:rPr>
-            </w:pPr>
-            <w:r>
-              <w:rPr>
-                <w:rFonts w:ascii="Noto Sans" w:hAnsi="Noto Sans" w:cs="Noto Sans"/>
-                <w:sz w:val="17"/>
-                <w:szCs w:val="17"/>
-              </w:rPr>
-              <w:t>Anual</w:t>
+              <w:t>1.4</w:t>
             </w:r>
           </w:p>
         </w:tc>
       </w:tr>
       <w:tr>
         <w:trPr>
-          <w:trHeight w:val="170"/>
+          <w:cantSplit/>
         </w:trPr>
         <w:tc>
           <w:tcPr>
-            <w:tcW w:w="2208" w:type="dxa"/>
-            <w:tcBorders>
-              <w:top w:val="single" w:sz="4" w:space="0" w:color="auto"/>
-              <w:right w:val="single" w:sz="4" w:space="0" w:color="auto"/>
-            </w:tcBorders>
-            <w:shd w:val="clear" w:color="auto" w:fill="F4F4F2"/>
+            <w:tcW w:type="dxa" w:w="4464"/>
+            <w:shd w:fill="FFFFFF"/>
           </w:tcPr>
           <w:p>
             <w:pPr>
-              <w:jc w:val="center"/>
-              <w:rPr>
-                <w:rFonts w:ascii="Noto Sans" w:hAnsi="Noto Sans" w:cs="Noto Sans"/>
-              </w:rPr>
+              <w:spacing w:before="0" w:after="0" w:line="240" w:lineRule="auto"/>
             </w:pPr>
             <w:r>
               <w:rPr>
-                <w:rFonts w:ascii="Arial" w:hAnsi="Arial" w:cs="Arial"/>
-                <w:b/>
+                <w:rFonts w:ascii="Noto Sans" w:hAnsi="Noto Sans"/>
+                <w:b w:val="0"/>
                 <w:color w:val="000000"/>
-                <w:sz w:val="18"/>
+                <w:sz w:val="20"/>
               </w:rPr>
-              <w:t>▲</w:t>
-            </w:r>
-            <w:r>
-              <w:rPr>
-                <w:rFonts w:ascii="Noto Sans" w:hAnsi="Noto Sans" w:cs="Noto Sans"/>
-                <w:b/>
-                <w:color w:val="000000"/>
-                <w:sz w:val="18"/>
-              </w:rPr>
-              <w:t xml:space="preserve"> 0.3 %</w:t>
+              <w:t>Servicios nacionales</w:t>
             </w:r>
           </w:p>
         </w:tc>
         <w:tc>
           <w:tcPr>
-            <w:tcW w:w="2208" w:type="dxa"/>
-            <w:tcBorders>
-              <w:top w:val="single" w:sz="4" w:space="0" w:color="auto"/>
-              <w:left w:val="single" w:sz="4" w:space="0" w:color="auto"/>
-              <w:right w:val="single" w:sz="4" w:space="0" w:color="auto"/>
-            </w:tcBorders>
-            <w:shd w:val="clear" w:color="auto" w:fill="F4F4F2"/>
+            <w:tcW w:type="dxa" w:w="2160"/>
+            <w:shd w:fill="FFFFFF"/>
           </w:tcPr>
           <w:p>
             <w:pPr>
-              <w:jc w:val="center"/>
-              <w:rPr>
-                <w:rFonts w:ascii="Noto Sans" w:hAnsi="Noto Sans" w:cs="Noto Sans"/>
-              </w:rPr>
+              <w:spacing w:before="0" w:after="0" w:line="240" w:lineRule="auto"/>
             </w:pPr>
             <w:r>
               <w:rPr>
-                <w:rFonts w:ascii="Arial" w:hAnsi="Arial" w:cs="Arial"/>
-                <w:b/>
+                <w:rFonts w:ascii="Noto Sans" w:hAnsi="Noto Sans"/>
+                <w:b w:val="0"/>
                 <w:color w:val="000000"/>
-                <w:sz w:val="18"/>
+                <w:sz w:val="20"/>
               </w:rPr>
-              <w:t>▲</w:t>
-            </w:r>
-            <w:r>
-              <w:rPr>
-                <w:rFonts w:ascii="Noto Sans" w:hAnsi="Noto Sans" w:cs="Noto Sans"/>
-                <w:b/>
-                <w:color w:val="000000"/>
-                <w:sz w:val="18"/>
-              </w:rPr>
-              <w:t xml:space="preserve"> 1.2 %</w:t>
+              <w:t>0.2</w:t>
             </w:r>
           </w:p>
         </w:tc>
         <w:tc>
           <w:tcPr>
-            <w:tcW w:w="2208" w:type="dxa"/>
-            <w:tcBorders>
-              <w:top w:val="single" w:sz="4" w:space="0" w:color="auto"/>
-              <w:left w:val="single" w:sz="4" w:space="0" w:color="auto"/>
-              <w:right w:val="single" w:sz="4" w:space="0" w:color="auto"/>
-            </w:tcBorders>
-            <w:shd w:val="clear" w:color="auto" w:fill="F4F4F2"/>
+            <w:tcW w:type="dxa" w:w="2160"/>
+            <w:shd w:fill="FFFFFF"/>
           </w:tcPr>
           <w:p>
             <w:pPr>
-              <w:jc w:val="center"/>
-              <w:rPr>
-                <w:rFonts w:ascii="Noto Sans" w:hAnsi="Noto Sans" w:cs="Noto Sans"/>
-              </w:rPr>
+              <w:spacing w:before="0" w:after="0" w:line="240" w:lineRule="auto"/>
             </w:pPr>
             <w:r>
               <w:rPr>
-                <w:rFonts w:ascii="Arial" w:hAnsi="Arial" w:cs="Arial"/>
-                <w:b/>
-                <w:color w:val="C00000"/>
-                <w:sz w:val="18"/>
+                <w:rFonts w:ascii="Noto Sans" w:hAnsi="Noto Sans"/>
+                <w:b w:val="0"/>
+                <w:color w:val="000000"/>
+                <w:sz w:val="20"/>
               </w:rPr>
-              <w:t>▼</w:t>
+              <w:t>0.6</w:t>
             </w:r>
+          </w:p>
+        </w:tc>
+      </w:tr>
+      <w:tr>
+        <w:trPr>
+          <w:cantSplit/>
+        </w:trPr>
+        <w:tc>
+          <w:tcPr>
+            <w:tcW w:type="dxa" w:w="4464"/>
+            <w:shd w:fill="F4F4F2"/>
+          </w:tcPr>
+          <w:p>
+            <w:pPr>
+              <w:spacing w:before="0" w:after="0" w:line="240" w:lineRule="auto"/>
+            </w:pPr>
             <w:r>
               <w:rPr>
-                <w:rFonts w:ascii="Noto Sans" w:hAnsi="Noto Sans" w:cs="Noto Sans"/>
-                <w:b/>
-                <w:color w:val="C00000"/>
-                <w:sz w:val="18"/>
+                <w:rFonts w:ascii="Noto Sans" w:hAnsi="Noto Sans"/>
+                <w:b w:val="0"/>
+                <w:color w:val="000000"/>
+                <w:sz w:val="20"/>
               </w:rPr>
-              <w:t xml:space="preserve"> 1.2 %</w:t>
+              <w:t>Bienes importados</w:t>
             </w:r>
           </w:p>
         </w:tc>
         <w:tc>
           <w:tcPr>
-            <w:tcW w:w="2208" w:type="dxa"/>
-            <w:tcBorders>
-              <w:top w:val="single" w:sz="4" w:space="0" w:color="auto"/>
-              <w:left w:val="single" w:sz="4" w:space="0" w:color="auto"/>
-              <w:right w:val="single" w:sz="4" w:space="0" w:color="auto"/>
-            </w:tcBorders>
-            <w:shd w:val="clear" w:color="auto" w:fill="F4F4F2"/>
+            <w:tcW w:type="dxa" w:w="2160"/>
+            <w:shd w:fill="F4F4F2"/>
           </w:tcPr>
           <w:p>
             <w:pPr>
-              <w:jc w:val="center"/>
-              <w:rPr>
-                <w:rFonts w:ascii="Noto Sans" w:hAnsi="Noto Sans" w:cs="Noto Sans"/>
-              </w:rPr>
+              <w:spacing w:before="0" w:after="0" w:line="240" w:lineRule="auto"/>
             </w:pPr>
             <w:r>
               <w:rPr>
-                <w:rFonts w:ascii="Arial" w:hAnsi="Arial" w:cs="Arial"/>
-                <w:b/>
+                <w:rFonts w:ascii="Noto Sans" w:hAnsi="Noto Sans"/>
+                <w:b w:val="0"/>
                 <w:color w:val="000000"/>
-                <w:sz w:val="18"/>
+                <w:sz w:val="20"/>
               </w:rPr>
-              <w:t>▲</w:t>
+              <w:t>1.4</w:t>
             </w:r>
+          </w:p>
+        </w:tc>
+        <w:tc>
+          <w:tcPr>
+            <w:tcW w:type="dxa" w:w="2160"/>
+            <w:shd w:fill="F4F4F2"/>
+          </w:tcPr>
+          <w:p>
+            <w:pPr>
+              <w:spacing w:before="0" w:after="0" w:line="240" w:lineRule="auto"/>
+            </w:pPr>
             <w:r>
               <w:rPr>
-                <w:rFonts w:ascii="Noto Sans" w:hAnsi="Noto Sans" w:cs="Noto Sans"/>
-                <w:b/>
+                <w:rFonts w:ascii="Noto Sans" w:hAnsi="Noto Sans"/>
+                <w:b w:val="0"/>
                 <w:color w:val="000000"/>
-                <w:sz w:val="18"/>
+                <w:sz w:val="20"/>
               </w:rPr>
-              <w:t xml:space="preserve"> 8.5 %</w:t>
+              <w:t>1.6</w:t>
             </w:r>
           </w:p>
         </w:tc>
@@ -642,302 +662,34 @@
     </w:tbl>
     <w:p>
       <w:pPr>
+        <w:keepNext w:val="0"/>
+        <w:spacing w:before="0" w:after="0" w:line="240" w:lineRule="auto"/>
         <w:jc w:val="both"/>
+      </w:pPr>
+      <w:r>
         <w:rPr>
-          <w:rFonts w:ascii="Noto Sans" w:hAnsi="Noto Sans" w:cs="Noto Sans"/>
-          <w:bCs/>
-          <w:color w:val="4C545B"/>
+          <w:rFonts w:ascii="Noto Sans" w:hAnsi="Noto Sans"/>
+          <w:b w:val="0"/>
+          <w:color w:val="666666"/>
           <w:sz w:val="16"/>
         </w:rPr>
-      </w:pPr>
-      <w:r>
-        <w:rPr>
-          <w:rFonts w:ascii="Noto Sans" w:hAnsi="Noto Sans" w:cs="Noto Sans"/>
-          <w:bCs/>
-          <w:color w:val="4C545B"/>
-          <w:sz w:val="16"/>
-        </w:rPr>
-        <w:t>Nota: El índice del IMCP se calcula con base 2018=100. Las variaciones mensual y anual se obtienen comparando el nivel desestacionalizado de mayo de 2026 con abril de 2026 y mayo de 2025, respectivamente.</w:t>
-      </w:r>
-      <w:r>
-        <w:rPr>
-          <w:rFonts w:ascii="Noto Sans" w:hAnsi="Noto Sans" w:cs="Noto Sans"/>
-          <w:bCs/>
-          <w:color w:val="4C545B"/>
-          <w:sz w:val="16"/>
-        </w:rPr>
-        <w:t xml:space="preserve"> </w:t>
-      </w:r>
-      <w:r>
-        <w:rPr>
-          <w:rFonts w:ascii="Noto Sans" w:hAnsi="Noto Sans" w:cs="Noto Sans"/>
-          <w:bCs/>
-          <w:color w:val="4C545B"/>
-          <w:sz w:val="16"/>
-        </w:rPr>
-        <w:t>Un índice de 114.0 indica que el consumo privado se ubicó 14.0% por encima del nivel promedio de 2018.</w:t>
-      </w:r>
-      <w:r>
-        <w:rPr>
-          <w:rFonts w:ascii="Noto Sans" w:hAnsi="Noto Sans" w:cs="Noto Sans"/>
-          <w:bCs/>
-          <w:color w:val="4C545B"/>
-          <w:sz w:val="16"/>
-        </w:rPr>
-        <w:t xml:space="preserve"> </w:t>
+        <w:t>Fuente: INEGI, cuadro 1, p. 2. Ambas tasas desestacionalizadas. Las filas son agregados y desgloses, no sumandos de tasas.</w:t>
       </w:r>
     </w:p>
     <w:p>
-      <w:pPr>
-        <w:jc w:val="both"/>
-        <w:rPr>
-          <w:rFonts w:ascii="Noto Sans" w:hAnsi="Noto Sans" w:cs="Noto Sans"/>
-          <w:sz w:val="10"/>
-          <w:szCs w:val="22"/>
-        </w:rPr>
-      </w:pPr>
-    </w:p>
-    <w:p>
-      <w:pPr>
-        <w:jc w:val="both"/>
-        <w:rPr>
-          <w:rFonts w:ascii="Noto Sans" w:hAnsi="Noto Sans" w:cs="Noto Sans"/>
-          <w:sz w:val="20"/>
-          <w:szCs w:val="20"/>
-          <w:lang w:eastAsia="es-ES_tradnl"/>
-        </w:rPr>
-      </w:pPr>
       <w:r>
-        <w:rPr>
-          <w:rFonts w:ascii="Noto Sans" w:hAnsi="Noto Sans" w:cs="Noto Sans"/>
-          <w:b/>
-          <w:bCs/>
-          <w:sz w:val="20"/>
-          <w:szCs w:val="20"/>
-          <w:lang w:eastAsia="es-ES_tradnl"/>
-        </w:rPr>
-        <w:t xml:space="preserve">El consumo privado de los hogares aumentó 0.1% mensual y 2.6% anual en mayo de 2026, con cifras desestacionalizadas. </w:t>
-      </w:r>
-      <w:r>
-        <w:rPr>
-          <w:rFonts w:ascii="Noto Sans" w:hAnsi="Noto Sans" w:cs="Noto Sans"/>
-          <w:bCs/>
-          <w:sz w:val="20"/>
-          <w:szCs w:val="20"/>
-          <w:lang w:eastAsia="es-ES_tradnl"/>
-        </w:rPr>
-        <w:t xml:space="preserve">El índice se ubicó en 114.0 puntos, base 2018=100, mientras que en el acumulado enero-mayo registró un crecimiento real anual de 2.0%, con cifras originales. El avance mensual fue impulsado por el consumo de origen nacional, </w:t>
-      </w:r>
-      <w:r>
-        <w:rPr>
-          <w:rFonts w:ascii="Noto Sans" w:hAnsi="Noto Sans" w:cs="Noto Sans"/>
-          <w:bCs/>
-          <w:sz w:val="20"/>
-          <w:szCs w:val="20"/>
-          <w:lang w:eastAsia="es-ES_tradnl"/>
-        </w:rPr>
-        <w:t>mientras el componente importado mostró una disminución mensual</w:t>
-      </w:r>
-      <w:r>
-        <w:rPr>
-          <w:rFonts w:ascii="Noto Sans" w:hAnsi="Noto Sans" w:cs="Noto Sans"/>
-          <w:bCs/>
-          <w:sz w:val="20"/>
-          <w:szCs w:val="20"/>
-          <w:lang w:eastAsia="es-ES_tradnl"/>
-        </w:rPr>
-        <w:t>.</w:t>
-      </w:r>
-    </w:p>
-    <w:p>
-      <w:pPr>
-        <w:jc w:val="both"/>
-        <w:rPr>
-          <w:rFonts w:ascii="Noto Sans" w:hAnsi="Noto Sans" w:cs="Noto Sans"/>
-          <w:sz w:val="15"/>
-          <w:szCs w:val="20"/>
-        </w:rPr>
-      </w:pPr>
-    </w:p>
-    <w:tbl>
-      <w:tblPr>
-        <w:tblStyle w:val="Tablaconcuadrcula"/>
-        <w:tblW w:w="0" w:type="auto"/>
-        <w:tblBorders>
-          <w:top w:val="none" w:sz="0" w:space="0" w:color="auto"/>
-          <w:left w:val="none" w:sz="0" w:space="0" w:color="auto"/>
-          <w:bottom w:val="none" w:sz="0" w:space="0" w:color="auto"/>
-          <w:right w:val="none" w:sz="0" w:space="0" w:color="auto"/>
-          <w:insideH w:val="none" w:sz="0" w:space="0" w:color="auto"/>
-          <w:insideV w:val="none" w:sz="0" w:space="0" w:color="auto"/>
-        </w:tblBorders>
-        <w:shd w:val="clear" w:color="auto" w:fill="F4F4F2"/>
-        <w:tblLook w:val="04A0" w:firstRow="1" w:lastRow="0" w:firstColumn="1" w:lastColumn="0" w:noHBand="0" w:noVBand="1"/>
-      </w:tblPr>
-      <w:tblGrid>
-        <w:gridCol w:w="8828"/>
-      </w:tblGrid>
-      <w:tr>
-        <w:tc>
-          <w:tcPr>
-            <w:tcW w:w="8828" w:type="dxa"/>
-            <w:shd w:val="clear" w:color="auto" w:fill="F4F4F2"/>
-          </w:tcPr>
-          <w:p>
-            <w:pPr>
-              <w:shd w:val="clear" w:color="auto" w:fill="F4F4F2"/>
-              <w:rPr>
-                <w:rFonts w:ascii="Noto Sans" w:hAnsi="Noto Sans" w:cs="Noto Sans"/>
-              </w:rPr>
-            </w:pPr>
-            <w:r>
-              <w:rPr>
-                <w:rFonts w:ascii="Noto Sans" w:hAnsi="Noto Sans" w:cs="Noto Sans"/>
-                <w:b/>
-                <w:bCs/>
-                <w:color w:val="10312B"/>
-              </w:rPr>
-              <w:t>Resumen ejecutivo</w:t>
-            </w:r>
-          </w:p>
-          <w:p>
-            <w:pPr>
-              <w:pStyle w:val="Prrafodelista"/>
-              <w:numPr>
-                <w:ilvl w:val="0"/>
-                <w:numId w:val="35"/>
-              </w:numPr>
-              <w:shd w:val="clear" w:color="auto" w:fill="F4F4F2"/>
-              <w:spacing w:before="30" w:after="30"/>
-              <w:ind w:left="318"/>
-              <w:jc w:val="both"/>
-              <w:rPr>
-                <w:rFonts w:ascii="Noto Sans" w:hAnsi="Noto Sans" w:cs="Noto Sans"/>
-                <w:color w:val="000000"/>
-                <w:sz w:val="20"/>
-              </w:rPr>
-            </w:pPr>
-            <w:r>
-              <w:rPr>
-                <w:rFonts w:ascii="Noto Sans" w:hAnsi="Noto Sans" w:cs="Noto Sans"/>
-                <w:color w:val="000000"/>
-                <w:sz w:val="20"/>
-              </w:rPr>
-              <w:t>El consumo de origen nacional avanzó 0.3% mensual y 1.2% anual, con incrementos tanto en bienes como en servicios.</w:t>
-            </w:r>
-          </w:p>
-          <w:p>
-            <w:pPr>
-              <w:pStyle w:val="Prrafodelista"/>
-              <w:numPr>
-                <w:ilvl w:val="0"/>
-                <w:numId w:val="35"/>
-              </w:numPr>
-              <w:shd w:val="clear" w:color="auto" w:fill="F4F4F2"/>
-              <w:spacing w:before="30" w:after="30"/>
-              <w:ind w:left="318"/>
-              <w:jc w:val="both"/>
-              <w:rPr>
-                <w:rFonts w:ascii="Noto Sans" w:hAnsi="Noto Sans" w:cs="Noto Sans"/>
-                <w:color w:val="000000"/>
-                <w:sz w:val="20"/>
-              </w:rPr>
-            </w:pPr>
-            <w:r>
-              <w:rPr>
-                <w:rFonts w:ascii="Noto Sans" w:hAnsi="Noto Sans" w:cs="Noto Sans"/>
-                <w:color w:val="000000"/>
-                <w:sz w:val="20"/>
-              </w:rPr>
-              <w:t>El consumo importado disminuyó 1.2% mensual, aunque mantuvo un crecimiento anual de 8.5%.</w:t>
-            </w:r>
-          </w:p>
-          <w:p>
-            <w:pPr>
-              <w:pStyle w:val="Prrafodelista"/>
-              <w:numPr>
-                <w:ilvl w:val="0"/>
-                <w:numId w:val="35"/>
-              </w:numPr>
-              <w:shd w:val="clear" w:color="auto" w:fill="F4F4F2"/>
-              <w:spacing w:before="30" w:after="30"/>
-              <w:ind w:left="318"/>
-              <w:jc w:val="both"/>
-              <w:rPr>
-                <w:rFonts w:ascii="Noto Sans" w:hAnsi="Noto Sans" w:cs="Noto Sans"/>
-                <w:color w:val="000000"/>
-                <w:sz w:val="20"/>
-              </w:rPr>
-            </w:pPr>
-            <w:r>
-              <w:rPr>
-                <w:rFonts w:ascii="Noto Sans" w:hAnsi="Noto Sans" w:cs="Noto Sans"/>
-                <w:color w:val="000000"/>
-                <w:sz w:val="20"/>
-              </w:rPr>
-              <w:t>Con cifras originales, el consumo privado acumuló un crecimiento anual de 2.0% entre enero y mayo, apoyado principalmente por el componente importado.</w:t>
-            </w:r>
-          </w:p>
-        </w:tc>
-      </w:tr>
-    </w:tbl>
-    <w:p>
-      <w:pPr>
-        <w:jc w:val="center"/>
-        <w:rPr>
-          <w:rFonts w:ascii="Noto Sans" w:hAnsi="Noto Sans" w:cs="Noto Sans"/>
-          <w:b/>
-          <w:color w:val="10312B"/>
-          <w:sz w:val="15"/>
-          <w:szCs w:val="22"/>
-        </w:rPr>
-      </w:pPr>
-      <w:bookmarkStart w:id="0" w:name="_GoBack"/>
-      <w:bookmarkEnd w:id="0"/>
-    </w:p>
-    <w:p>
-      <w:pPr>
-        <w:jc w:val="center"/>
-        <w:rPr>
-          <w:rFonts w:ascii="Noto Sans" w:hAnsi="Noto Sans" w:cs="Noto Sans"/>
-        </w:rPr>
-      </w:pPr>
-      <w:r>
-        <w:rPr>
-          <w:rFonts w:ascii="Noto Sans" w:hAnsi="Noto Sans" w:cs="Noto Sans"/>
-          <w:b/>
-          <w:color w:val="10312B"/>
-          <w:sz w:val="22"/>
-          <w:szCs w:val="22"/>
-        </w:rPr>
-        <w:t>Variación mensual del consumo privado, cifras desestacionalizadas, mayo 2024-mayo 2026</w:t>
-      </w:r>
-    </w:p>
-    <w:p>
-      <w:pPr>
-        <w:jc w:val="center"/>
-        <w:rPr>
-          <w:rFonts w:ascii="Noto Sans" w:hAnsi="Noto Sans" w:cs="Noto Sans"/>
-        </w:rPr>
-      </w:pPr>
-      <w:r>
-        <w:rPr>
-          <w:rFonts w:ascii="Noto Sans" w:hAnsi="Noto Sans" w:cs="Noto Sans"/>
-          <w:noProof/>
-        </w:rPr>
         <w:drawing>
-          <wp:inline distT="0" distB="0" distL="0" distR="0">
-            <wp:extent cx="4255777" cy="1418590"/>
-            <wp:effectExtent l="0" t="0" r="0" b="3810"/>
-            <wp:docPr id="4" name="Picture 4"/>
+          <wp:inline xmlns:a="http://schemas.openxmlformats.org/drawingml/2006/main" xmlns:pic="http://schemas.openxmlformats.org/drawingml/2006/picture">
+            <wp:extent cx="5532120" cy="1587084"/>
+            <wp:docPr id="1" name="Picture 1"/>
             <wp:cNvGraphicFramePr>
-              <a:graphicFrameLocks xmlns:a="http://schemas.openxmlformats.org/drawingml/2006/main" noChangeAspect="1"/>
+              <a:graphicFrameLocks noChangeAspect="1"/>
             </wp:cNvGraphicFramePr>
-            <a:graphic xmlns:a="http://schemas.openxmlformats.org/drawingml/2006/main">
+            <a:graphic>
               <a:graphicData uri="http://schemas.openxmlformats.org/drawingml/2006/picture">
-                <pic:pic xmlns:pic="http://schemas.openxmlformats.org/drawingml/2006/picture">
+                <pic:pic>
                   <pic:nvPicPr>
-                    <pic:cNvPr id="0" name="igae_grafica1.png"/>
+                    <pic:cNvPr id="0" name="mensual.png"/>
                     <pic:cNvPicPr/>
                   </pic:nvPicPr>
                   <pic:blipFill>
@@ -949,11 +701,9 @@
                   <pic:spPr>
                     <a:xfrm>
                       <a:off x="0" y="0"/>
-                      <a:ext cx="4321339" cy="1440444"/>
+                      <a:ext cx="5532120" cy="1587084"/>
                     </a:xfrm>
-                    <a:prstGeom prst="rect">
-                      <a:avLst/>
-                    </a:prstGeom>
+                    <a:prstGeom prst="rect"/>
                   </pic:spPr>
                 </pic:pic>
               </a:graphicData>
@@ -964,234 +714,961 @@
     </w:p>
     <w:p>
       <w:pPr>
-        <w:rPr>
-          <w:rFonts w:ascii="Noto Sans" w:hAnsi="Noto Sans" w:cs="Noto Sans"/>
-          <w:color w:val="4C545B"/>
-          <w:sz w:val="15"/>
-        </w:rPr>
+        <w:keepNext w:val="0"/>
+        <w:spacing w:before="0" w:after="0" w:line="240" w:lineRule="auto"/>
+        <w:jc w:val="both"/>
       </w:pPr>
       <w:r>
         <w:rPr>
-          <w:rFonts w:ascii="Noto Sans" w:hAnsi="Noto Sans" w:cs="Noto Sans"/>
-          <w:bCs/>
-          <w:color w:val="4C545B"/>
-          <w:sz w:val="15"/>
+          <w:rFonts w:ascii="Noto Sans" w:hAnsi="Noto Sans"/>
+          <w:b w:val="0"/>
+          <w:color w:val="000000"/>
+          <w:sz w:val="13"/>
         </w:rPr>
-        <w:t>Fuente: INEGI, IMCP, Boletín de Indicador del 5 de agosto de 2026. Cifras desestacionalizadas.</w:t>
       </w:r>
     </w:p>
     <w:p>
       <w:pPr>
+        <w:keepNext/>
+        <w:spacing w:before="0" w:after="0" w:line="240" w:lineRule="auto"/>
         <w:jc w:val="both"/>
-        <w:rPr>
-          <w:rFonts w:ascii="Noto Sans" w:hAnsi="Noto Sans" w:cs="Noto Sans"/>
-          <w:color w:val="4C545B"/>
-          <w:sz w:val="10"/>
-        </w:rPr>
-      </w:pPr>
-    </w:p>
-    <w:p>
-      <w:pPr>
-        <w:jc w:val="both"/>
-        <w:rPr>
-          <w:rFonts w:ascii="Noto Sans" w:hAnsi="Noto Sans" w:cs="Noto Sans"/>
-          <w:sz w:val="10"/>
-        </w:rPr>
       </w:pPr>
       <w:r>
         <w:rPr>
-          <w:rFonts w:ascii="Noto Sans" w:hAnsi="Noto Sans" w:cs="Noto Sans"/>
-          <w:color w:val="10312B"/>
-          <w:sz w:val="20"/>
-          <w:szCs w:val="20"/>
+          <w:rFonts w:ascii="Noto Sans" w:hAnsi="Noto Sans"/>
+          <w:b/>
+          <w:color w:val="235B4C"/>
+          <w:sz w:val="22"/>
         </w:rPr>
-        <w:t>En mayo, el consumo privado mantuvo una variación mensual positiva, aunque a un ritmo más moderado que en marzo y abril</w:t>
-      </w:r>
-      <w:r>
-        <w:rPr>
-          <w:rFonts w:ascii="Noto Sans" w:hAnsi="Noto Sans" w:cs="Noto Sans"/>
-          <w:color w:val="10312B"/>
-          <w:sz w:val="20"/>
-          <w:szCs w:val="20"/>
-        </w:rPr>
-        <w:t>.</w:t>
+        <w:t>Balance del año</w:t>
       </w:r>
     </w:p>
     <w:p>
       <w:pPr>
+        <w:keepNext w:val="0"/>
+        <w:spacing w:before="0" w:after="0" w:line="240" w:lineRule="auto"/>
         <w:jc w:val="both"/>
-        <w:rPr>
-          <w:rFonts w:ascii="Noto Sans" w:hAnsi="Noto Sans" w:cs="Noto Sans"/>
-          <w:sz w:val="8"/>
-          <w:szCs w:val="10"/>
-        </w:rPr>
-      </w:pPr>
-    </w:p>
-    <w:p>
-      <w:pPr>
-        <w:shd w:val="clear" w:color="auto" w:fill="005E4C"/>
-        <w:jc w:val="both"/>
-        <w:rPr>
-          <w:rFonts w:ascii="Noto Sans" w:hAnsi="Noto Sans" w:cs="Noto Sans"/>
-        </w:rPr>
       </w:pPr>
       <w:r>
         <w:rPr>
-          <w:rFonts w:ascii="Noto Sans" w:hAnsi="Noto Sans" w:cs="Noto Sans"/>
-          <w:b/>
-          <w:bCs/>
-          <w:color w:val="FFFFFF" w:themeColor="background1"/>
+          <w:rFonts w:ascii="Noto Sans" w:hAnsi="Noto Sans"/>
+          <w:b w:val="0"/>
+          <w:color w:val="000000"/>
           <w:sz w:val="22"/>
-          <w:szCs w:val="22"/>
         </w:rPr>
-        <w:t>Análisis</w:t>
+        <w:t>En cifras originales, el total registró 1.1% anual y 2.0% en enero al mes de referencia respecto al mismo intervalo del año anterior.</w:t>
       </w:r>
     </w:p>
     <w:p>
       <w:pPr>
-        <w:pStyle w:val="Prrafodelista"/>
-        <w:numPr>
-          <w:ilvl w:val="0"/>
-          <w:numId w:val="36"/>
-        </w:numPr>
-        <w:ind w:left="426"/>
+        <w:keepNext w:val="0"/>
+        <w:spacing w:before="0" w:after="0" w:line="240" w:lineRule="auto"/>
         <w:jc w:val="both"/>
-        <w:rPr>
-          <w:rFonts w:ascii="Noto Sans" w:hAnsi="Noto Sans" w:cs="Noto Sans"/>
-          <w:color w:val="000000"/>
-          <w:sz w:val="20"/>
-          <w:szCs w:val="22"/>
-        </w:rPr>
       </w:pPr>
       <w:r>
         <w:rPr>
-          <w:rFonts w:ascii="Noto Sans" w:hAnsi="Noto Sans" w:cs="Noto Sans"/>
-          <w:color w:val="000000"/>
-          <w:sz w:val="20"/>
-          <w:szCs w:val="22"/>
+          <w:rFonts w:ascii="Noto Sans" w:hAnsi="Noto Sans"/>
+          <w:b w:val="0"/>
+          <w:color w:val="666666"/>
+          <w:sz w:val="16"/>
         </w:rPr>
-        <w:t>El crecimiento mensual estuvo respaldado por el consumo nacional, que aumentó 0.3%. Los bienes avanzaron 0.5% y los servicios 0.2%.</w:t>
+        <w:t>El acumulado es una tasa publicada por el INEGI; no se obtiene promediando tasas mensuales. Las tasas originales y ajustadas pueden diferir.</w:t>
       </w:r>
     </w:p>
     <w:p>
-      <w:pPr>
-        <w:pStyle w:val="Prrafodelista"/>
-        <w:numPr>
-          <w:ilvl w:val="0"/>
-          <w:numId w:val="36"/>
-        </w:numPr>
-        <w:ind w:left="426"/>
-        <w:jc w:val="both"/>
-        <w:rPr>
-          <w:rFonts w:ascii="Noto Sans" w:hAnsi="Noto Sans" w:cs="Noto Sans"/>
-          <w:color w:val="000000"/>
-          <w:sz w:val="20"/>
-          <w:szCs w:val="22"/>
-        </w:rPr>
-      </w:pPr>
       <w:r>
-        <w:rPr>
-          <w:rFonts w:ascii="Noto Sans" w:hAnsi="Noto Sans" w:cs="Noto Sans"/>
-          <w:color w:val="000000"/>
-          <w:sz w:val="20"/>
-          <w:szCs w:val="22"/>
-        </w:rPr>
-        <w:t>En comparación anual, el consumo importado conservó el mayor dinamismo, con un crecimiento de 8.5%, mientras que el componente nacional aumentó 1.2%.</w:t>
+        <w:br w:type="page"/>
       </w:r>
     </w:p>
     <w:p>
       <w:pPr>
-        <w:pStyle w:val="Prrafodelista"/>
-        <w:numPr>
-          <w:ilvl w:val="0"/>
-          <w:numId w:val="36"/>
-        </w:numPr>
-        <w:ind w:left="426"/>
+        <w:keepNext w:val="0"/>
+        <w:spacing w:before="0" w:after="0" w:line="240" w:lineRule="auto"/>
         <w:jc w:val="both"/>
-        <w:rPr>
-          <w:rFonts w:ascii="Noto Sans" w:hAnsi="Noto Sans" w:cs="Noto Sans"/>
-          <w:color w:val="000000"/>
-          <w:sz w:val="20"/>
-          <w:szCs w:val="22"/>
-        </w:rPr>
       </w:pPr>
       <w:r>
         <w:rPr>
-          <w:rFonts w:ascii="Noto Sans" w:hAnsi="Noto Sans" w:cs="Noto Sans"/>
+          <w:rFonts w:ascii="Noto Sans" w:hAnsi="Noto Sans"/>
+          <w:b w:val="0"/>
           <w:color w:val="000000"/>
-          <w:sz w:val="20"/>
-          <w:szCs w:val="22"/>
+          <w:sz w:val="13"/>
         </w:rPr>
-        <w:t>El desempeño por tipo de bien fue diferenciado: los bienes nacionales no duraderos crecieron 3.6% anual, mientras que los duraderos disminuyeron 7.2%. En el componente importado, los bienes duraderos aumentaron 15.6%</w:t>
-      </w:r>
-      <w:r>
-        <w:rPr>
-          <w:rFonts w:ascii="Noto Sans" w:hAnsi="Noto Sans" w:cs="Noto Sans"/>
-          <w:color w:val="000000"/>
-          <w:sz w:val="20"/>
-          <w:szCs w:val="22"/>
-        </w:rPr>
-        <w:t>.</w:t>
       </w:r>
     </w:p>
     <w:p>
       <w:pPr>
-        <w:pStyle w:val="Prrafodelista"/>
-        <w:ind w:left="504"/>
+        <w:keepNext/>
+        <w:spacing w:before="0" w:after="0" w:line="240" w:lineRule="auto"/>
         <w:jc w:val="both"/>
-        <w:rPr>
-          <w:rFonts w:ascii="Noto Sans" w:hAnsi="Noto Sans" w:cs="Noto Sans"/>
-          <w:sz w:val="10"/>
-        </w:rPr>
-      </w:pPr>
-    </w:p>
-    <w:p>
-      <w:pPr>
-        <w:jc w:val="center"/>
-        <w:rPr>
-          <w:rFonts w:ascii="Noto Sans" w:hAnsi="Noto Sans" w:cs="Noto Sans"/>
-        </w:rPr>
       </w:pPr>
       <w:r>
         <w:rPr>
-          <w:rFonts w:ascii="Noto Sans" w:hAnsi="Noto Sans" w:cs="Noto Sans"/>
+          <w:rFonts w:ascii="Noto Sans" w:hAnsi="Noto Sans"/>
           <w:b/>
-          <w:color w:val="10312B"/>
+          <w:color w:val="235B4C"/>
           <w:sz w:val="22"/>
-          <w:szCs w:val="22"/>
         </w:rPr>
-        <w:t>Índice del consumo privado desestacionalizado por origen, enero 2022-mayo 2026</w:t>
+        <w:t>Cifras originales y acumulado</w:t>
+      </w:r>
+    </w:p>
+    <w:tbl>
+      <w:tblPr>
+        <w:tblW w:type="auto" w:w="0"/>
+        <w:tblLayout w:type="fixed"/>
+        <w:tblLook w:firstColumn="1" w:firstRow="1" w:lastColumn="0" w:lastRow="0" w:noHBand="0" w:noVBand="1" w:val="04A0"/>
+      </w:tblPr>
+      <w:tblGrid>
+        <w:gridCol w:w="4464"/>
+        <w:gridCol w:w="2160"/>
+        <w:gridCol w:w="2160"/>
+      </w:tblGrid>
+      <w:tr>
+        <w:trPr>
+          <w:cantSplit/>
+          <w:tblHeader/>
+        </w:trPr>
+        <w:tc>
+          <w:tcPr>
+            <w:tcW w:type="dxa" w:w="4464"/>
+            <w:shd w:fill="10312B"/>
+          </w:tcPr>
+          <w:p>
+            <w:pPr>
+              <w:spacing w:before="0" w:after="0" w:line="240" w:lineRule="auto"/>
+            </w:pPr>
+            <w:r>
+              <w:rPr>
+                <w:rFonts w:ascii="Noto Sans" w:hAnsi="Noto Sans"/>
+                <w:b/>
+                <w:color w:val="FFFFFF"/>
+                <w:sz w:val="20"/>
+              </w:rPr>
+              <w:t>Componente</w:t>
+            </w:r>
+          </w:p>
+        </w:tc>
+        <w:tc>
+          <w:tcPr>
+            <w:tcW w:type="dxa" w:w="2160"/>
+            <w:shd w:fill="10312B"/>
+          </w:tcPr>
+          <w:p>
+            <w:pPr>
+              <w:spacing w:before="0" w:after="0" w:line="240" w:lineRule="auto"/>
+            </w:pPr>
+            <w:r>
+              <w:rPr>
+                <w:rFonts w:ascii="Noto Sans" w:hAnsi="Noto Sans"/>
+                <w:b/>
+                <w:color w:val="FFFFFF"/>
+                <w:sz w:val="20"/>
+              </w:rPr>
+              <w:t>Anual original (%)</w:t>
+            </w:r>
+          </w:p>
+        </w:tc>
+        <w:tc>
+          <w:tcPr>
+            <w:tcW w:type="dxa" w:w="2160"/>
+            <w:shd w:fill="10312B"/>
+          </w:tcPr>
+          <w:p>
+            <w:pPr>
+              <w:spacing w:before="0" w:after="0" w:line="240" w:lineRule="auto"/>
+            </w:pPr>
+            <w:r>
+              <w:rPr>
+                <w:rFonts w:ascii="Noto Sans" w:hAnsi="Noto Sans"/>
+                <w:b/>
+                <w:color w:val="FFFFFF"/>
+                <w:sz w:val="20"/>
+              </w:rPr>
+              <w:t>Enero–mes (%)</w:t>
+            </w:r>
+          </w:p>
+        </w:tc>
+      </w:tr>
+      <w:tr>
+        <w:trPr>
+          <w:cantSplit/>
+        </w:trPr>
+        <w:tc>
+          <w:tcPr>
+            <w:tcW w:type="dxa" w:w="4464"/>
+            <w:shd w:fill="F4F4F2"/>
+          </w:tcPr>
+          <w:p>
+            <w:pPr>
+              <w:spacing w:before="0" w:after="0" w:line="240" w:lineRule="auto"/>
+            </w:pPr>
+            <w:r>
+              <w:rPr>
+                <w:rFonts w:ascii="Noto Sans" w:hAnsi="Noto Sans"/>
+                <w:b w:val="0"/>
+                <w:color w:val="000000"/>
+                <w:sz w:val="20"/>
+              </w:rPr>
+              <w:t>Consumo privado</w:t>
+            </w:r>
+          </w:p>
+        </w:tc>
+        <w:tc>
+          <w:tcPr>
+            <w:tcW w:type="dxa" w:w="2160"/>
+            <w:shd w:fill="F4F4F2"/>
+          </w:tcPr>
+          <w:p>
+            <w:pPr>
+              <w:spacing w:before="0" w:after="0" w:line="240" w:lineRule="auto"/>
+            </w:pPr>
+            <w:r>
+              <w:rPr>
+                <w:rFonts w:ascii="Noto Sans" w:hAnsi="Noto Sans"/>
+                <w:b w:val="0"/>
+                <w:color w:val="000000"/>
+                <w:sz w:val="20"/>
+              </w:rPr>
+              <w:t>1.1</w:t>
+            </w:r>
+          </w:p>
+        </w:tc>
+        <w:tc>
+          <w:tcPr>
+            <w:tcW w:type="dxa" w:w="2160"/>
+            <w:shd w:fill="F4F4F2"/>
+          </w:tcPr>
+          <w:p>
+            <w:pPr>
+              <w:spacing w:before="0" w:after="0" w:line="240" w:lineRule="auto"/>
+            </w:pPr>
+            <w:r>
+              <w:rPr>
+                <w:rFonts w:ascii="Noto Sans" w:hAnsi="Noto Sans"/>
+                <w:b w:val="0"/>
+                <w:color w:val="000000"/>
+                <w:sz w:val="20"/>
+              </w:rPr>
+              <w:t>2.0</w:t>
+            </w:r>
+          </w:p>
+        </w:tc>
+      </w:tr>
+      <w:tr>
+        <w:trPr>
+          <w:cantSplit/>
+        </w:trPr>
+        <w:tc>
+          <w:tcPr>
+            <w:tcW w:type="dxa" w:w="4464"/>
+            <w:shd w:fill="FFFFFF"/>
+          </w:tcPr>
+          <w:p>
+            <w:pPr>
+              <w:spacing w:before="0" w:after="0" w:line="240" w:lineRule="auto"/>
+            </w:pPr>
+            <w:r>
+              <w:rPr>
+                <w:rFonts w:ascii="Noto Sans" w:hAnsi="Noto Sans"/>
+                <w:b w:val="0"/>
+                <w:color w:val="000000"/>
+                <w:sz w:val="20"/>
+              </w:rPr>
+              <w:t>Nacional</w:t>
+            </w:r>
+          </w:p>
+        </w:tc>
+        <w:tc>
+          <w:tcPr>
+            <w:tcW w:type="dxa" w:w="2160"/>
+            <w:shd w:fill="FFFFFF"/>
+          </w:tcPr>
+          <w:p>
+            <w:pPr>
+              <w:spacing w:before="0" w:after="0" w:line="240" w:lineRule="auto"/>
+            </w:pPr>
+            <w:r>
+              <w:rPr>
+                <w:rFonts w:ascii="Noto Sans" w:hAnsi="Noto Sans"/>
+                <w:b w:val="0"/>
+                <w:color w:val="000000"/>
+                <w:sz w:val="20"/>
+              </w:rPr>
+              <w:t>1.0</w:t>
+            </w:r>
+          </w:p>
+        </w:tc>
+        <w:tc>
+          <w:tcPr>
+            <w:tcW w:type="dxa" w:w="2160"/>
+            <w:shd w:fill="FFFFFF"/>
+          </w:tcPr>
+          <w:p>
+            <w:pPr>
+              <w:spacing w:before="0" w:after="0" w:line="240" w:lineRule="auto"/>
+            </w:pPr>
+            <w:r>
+              <w:rPr>
+                <w:rFonts w:ascii="Noto Sans" w:hAnsi="Noto Sans"/>
+                <w:b w:val="0"/>
+                <w:color w:val="000000"/>
+                <w:sz w:val="20"/>
+              </w:rPr>
+              <w:t>0.3</w:t>
+            </w:r>
+          </w:p>
+        </w:tc>
+      </w:tr>
+      <w:tr>
+        <w:trPr>
+          <w:cantSplit/>
+        </w:trPr>
+        <w:tc>
+          <w:tcPr>
+            <w:tcW w:type="dxa" w:w="4464"/>
+            <w:shd w:fill="F4F4F2"/>
+          </w:tcPr>
+          <w:p>
+            <w:pPr>
+              <w:spacing w:before="0" w:after="0" w:line="240" w:lineRule="auto"/>
+            </w:pPr>
+            <w:r>
+              <w:rPr>
+                <w:rFonts w:ascii="Noto Sans" w:hAnsi="Noto Sans"/>
+                <w:b w:val="0"/>
+                <w:color w:val="000000"/>
+                <w:sz w:val="20"/>
+              </w:rPr>
+              <w:t>Bienes nacionales</w:t>
+            </w:r>
+          </w:p>
+        </w:tc>
+        <w:tc>
+          <w:tcPr>
+            <w:tcW w:type="dxa" w:w="2160"/>
+            <w:shd w:fill="F4F4F2"/>
+          </w:tcPr>
+          <w:p>
+            <w:pPr>
+              <w:spacing w:before="0" w:after="0" w:line="240" w:lineRule="auto"/>
+            </w:pPr>
+            <w:r>
+              <w:rPr>
+                <w:rFonts w:ascii="Noto Sans" w:hAnsi="Noto Sans"/>
+                <w:b w:val="0"/>
+                <w:color w:val="000000"/>
+                <w:sz w:val="20"/>
+              </w:rPr>
+              <w:t>1.4</w:t>
+            </w:r>
+          </w:p>
+        </w:tc>
+        <w:tc>
+          <w:tcPr>
+            <w:tcW w:type="dxa" w:w="2160"/>
+            <w:shd w:fill="F4F4F2"/>
+          </w:tcPr>
+          <w:p>
+            <w:pPr>
+              <w:spacing w:before="0" w:after="0" w:line="240" w:lineRule="auto"/>
+            </w:pPr>
+            <w:r>
+              <w:rPr>
+                <w:rFonts w:ascii="Noto Sans" w:hAnsi="Noto Sans"/>
+                <w:b w:val="0"/>
+                <w:color w:val="000000"/>
+                <w:sz w:val="20"/>
+              </w:rPr>
+              <w:t>0.3</w:t>
+            </w:r>
+          </w:p>
+        </w:tc>
+      </w:tr>
+      <w:tr>
+        <w:trPr>
+          <w:cantSplit/>
+        </w:trPr>
+        <w:tc>
+          <w:tcPr>
+            <w:tcW w:type="dxa" w:w="4464"/>
+            <w:shd w:fill="FFFFFF"/>
+          </w:tcPr>
+          <w:p>
+            <w:pPr>
+              <w:spacing w:before="0" w:after="0" w:line="240" w:lineRule="auto"/>
+            </w:pPr>
+            <w:r>
+              <w:rPr>
+                <w:rFonts w:ascii="Noto Sans" w:hAnsi="Noto Sans"/>
+                <w:b w:val="0"/>
+                <w:color w:val="000000"/>
+                <w:sz w:val="20"/>
+              </w:rPr>
+              <w:t>Duraderos nacionales</w:t>
+            </w:r>
+          </w:p>
+        </w:tc>
+        <w:tc>
+          <w:tcPr>
+            <w:tcW w:type="dxa" w:w="2160"/>
+            <w:shd w:fill="FFFFFF"/>
+          </w:tcPr>
+          <w:p>
+            <w:pPr>
+              <w:spacing w:before="0" w:after="0" w:line="240" w:lineRule="auto"/>
+            </w:pPr>
+            <w:r>
+              <w:rPr>
+                <w:rFonts w:ascii="Noto Sans" w:hAnsi="Noto Sans"/>
+                <w:b w:val="0"/>
+                <w:color w:val="000000"/>
+                <w:sz w:val="20"/>
+              </w:rPr>
+              <w:t>4.0</w:t>
+            </w:r>
+          </w:p>
+        </w:tc>
+        <w:tc>
+          <w:tcPr>
+            <w:tcW w:type="dxa" w:w="2160"/>
+            <w:shd w:fill="FFFFFF"/>
+          </w:tcPr>
+          <w:p>
+            <w:pPr>
+              <w:spacing w:before="0" w:after="0" w:line="240" w:lineRule="auto"/>
+            </w:pPr>
+            <w:r>
+              <w:rPr>
+                <w:rFonts w:ascii="Noto Sans" w:hAnsi="Noto Sans"/>
+                <w:b w:val="0"/>
+                <w:color w:val="000000"/>
+                <w:sz w:val="20"/>
+              </w:rPr>
+              <w:t>-4.0</w:t>
+            </w:r>
+          </w:p>
+        </w:tc>
+      </w:tr>
+      <w:tr>
+        <w:trPr>
+          <w:cantSplit/>
+        </w:trPr>
+        <w:tc>
+          <w:tcPr>
+            <w:tcW w:type="dxa" w:w="4464"/>
+            <w:shd w:fill="F4F4F2"/>
+          </w:tcPr>
+          <w:p>
+            <w:pPr>
+              <w:spacing w:before="0" w:after="0" w:line="240" w:lineRule="auto"/>
+            </w:pPr>
+            <w:r>
+              <w:rPr>
+                <w:rFonts w:ascii="Noto Sans" w:hAnsi="Noto Sans"/>
+                <w:b w:val="0"/>
+                <w:color w:val="000000"/>
+                <w:sz w:val="20"/>
+              </w:rPr>
+              <w:t>Semiduraderos nacionales</w:t>
+            </w:r>
+          </w:p>
+        </w:tc>
+        <w:tc>
+          <w:tcPr>
+            <w:tcW w:type="dxa" w:w="2160"/>
+            <w:shd w:fill="F4F4F2"/>
+          </w:tcPr>
+          <w:p>
+            <w:pPr>
+              <w:spacing w:before="0" w:after="0" w:line="240" w:lineRule="auto"/>
+            </w:pPr>
+            <w:r>
+              <w:rPr>
+                <w:rFonts w:ascii="Noto Sans" w:hAnsi="Noto Sans"/>
+                <w:b w:val="0"/>
+                <w:color w:val="000000"/>
+                <w:sz w:val="20"/>
+              </w:rPr>
+              <w:t>-0.5</w:t>
+            </w:r>
+          </w:p>
+        </w:tc>
+        <w:tc>
+          <w:tcPr>
+            <w:tcW w:type="dxa" w:w="2160"/>
+            <w:shd w:fill="F4F4F2"/>
+          </w:tcPr>
+          <w:p>
+            <w:pPr>
+              <w:spacing w:before="0" w:after="0" w:line="240" w:lineRule="auto"/>
+            </w:pPr>
+            <w:r>
+              <w:rPr>
+                <w:rFonts w:ascii="Noto Sans" w:hAnsi="Noto Sans"/>
+                <w:b w:val="0"/>
+                <w:color w:val="000000"/>
+                <w:sz w:val="20"/>
+              </w:rPr>
+              <w:t>-2.8</w:t>
+            </w:r>
+          </w:p>
+        </w:tc>
+      </w:tr>
+      <w:tr>
+        <w:trPr>
+          <w:cantSplit/>
+        </w:trPr>
+        <w:tc>
+          <w:tcPr>
+            <w:tcW w:type="dxa" w:w="4464"/>
+            <w:shd w:fill="FFFFFF"/>
+          </w:tcPr>
+          <w:p>
+            <w:pPr>
+              <w:spacing w:before="0" w:after="0" w:line="240" w:lineRule="auto"/>
+            </w:pPr>
+            <w:r>
+              <w:rPr>
+                <w:rFonts w:ascii="Noto Sans" w:hAnsi="Noto Sans"/>
+                <w:b w:val="0"/>
+                <w:color w:val="000000"/>
+                <w:sz w:val="20"/>
+              </w:rPr>
+              <w:t>No duraderos nacionales</w:t>
+            </w:r>
+          </w:p>
+        </w:tc>
+        <w:tc>
+          <w:tcPr>
+            <w:tcW w:type="dxa" w:w="2160"/>
+            <w:shd w:fill="FFFFFF"/>
+          </w:tcPr>
+          <w:p>
+            <w:pPr>
+              <w:spacing w:before="0" w:after="0" w:line="240" w:lineRule="auto"/>
+            </w:pPr>
+            <w:r>
+              <w:rPr>
+                <w:rFonts w:ascii="Noto Sans" w:hAnsi="Noto Sans"/>
+                <w:b w:val="0"/>
+                <w:color w:val="000000"/>
+                <w:sz w:val="20"/>
+              </w:rPr>
+              <w:t>1.4</w:t>
+            </w:r>
+          </w:p>
+        </w:tc>
+        <w:tc>
+          <w:tcPr>
+            <w:tcW w:type="dxa" w:w="2160"/>
+            <w:shd w:fill="FFFFFF"/>
+          </w:tcPr>
+          <w:p>
+            <w:pPr>
+              <w:spacing w:before="0" w:after="0" w:line="240" w:lineRule="auto"/>
+            </w:pPr>
+            <w:r>
+              <w:rPr>
+                <w:rFonts w:ascii="Noto Sans" w:hAnsi="Noto Sans"/>
+                <w:b w:val="0"/>
+                <w:color w:val="000000"/>
+                <w:sz w:val="20"/>
+              </w:rPr>
+              <w:t>1.6</w:t>
+            </w:r>
+          </w:p>
+        </w:tc>
+      </w:tr>
+      <w:tr>
+        <w:trPr>
+          <w:cantSplit/>
+        </w:trPr>
+        <w:tc>
+          <w:tcPr>
+            <w:tcW w:type="dxa" w:w="4464"/>
+            <w:shd w:fill="F4F4F2"/>
+          </w:tcPr>
+          <w:p>
+            <w:pPr>
+              <w:spacing w:before="0" w:after="0" w:line="240" w:lineRule="auto"/>
+            </w:pPr>
+            <w:r>
+              <w:rPr>
+                <w:rFonts w:ascii="Noto Sans" w:hAnsi="Noto Sans"/>
+                <w:b w:val="0"/>
+                <w:color w:val="000000"/>
+                <w:sz w:val="20"/>
+              </w:rPr>
+              <w:t>Servicios nacionales</w:t>
+            </w:r>
+          </w:p>
+        </w:tc>
+        <w:tc>
+          <w:tcPr>
+            <w:tcW w:type="dxa" w:w="2160"/>
+            <w:shd w:fill="F4F4F2"/>
+          </w:tcPr>
+          <w:p>
+            <w:pPr>
+              <w:spacing w:before="0" w:after="0" w:line="240" w:lineRule="auto"/>
+            </w:pPr>
+            <w:r>
+              <w:rPr>
+                <w:rFonts w:ascii="Noto Sans" w:hAnsi="Noto Sans"/>
+                <w:b w:val="0"/>
+                <w:color w:val="000000"/>
+                <w:sz w:val="20"/>
+              </w:rPr>
+              <w:t>0.7</w:t>
+            </w:r>
+          </w:p>
+        </w:tc>
+        <w:tc>
+          <w:tcPr>
+            <w:tcW w:type="dxa" w:w="2160"/>
+            <w:shd w:fill="F4F4F2"/>
+          </w:tcPr>
+          <w:p>
+            <w:pPr>
+              <w:spacing w:before="0" w:after="0" w:line="240" w:lineRule="auto"/>
+            </w:pPr>
+            <w:r>
+              <w:rPr>
+                <w:rFonts w:ascii="Noto Sans" w:hAnsi="Noto Sans"/>
+                <w:b w:val="0"/>
+                <w:color w:val="000000"/>
+                <w:sz w:val="20"/>
+              </w:rPr>
+              <w:t>0.3</w:t>
+            </w:r>
+          </w:p>
+        </w:tc>
+      </w:tr>
+      <w:tr>
+        <w:trPr>
+          <w:cantSplit/>
+        </w:trPr>
+        <w:tc>
+          <w:tcPr>
+            <w:tcW w:type="dxa" w:w="4464"/>
+            <w:shd w:fill="FFFFFF"/>
+          </w:tcPr>
+          <w:p>
+            <w:pPr>
+              <w:spacing w:before="0" w:after="0" w:line="240" w:lineRule="auto"/>
+            </w:pPr>
+            <w:r>
+              <w:rPr>
+                <w:rFonts w:ascii="Noto Sans" w:hAnsi="Noto Sans"/>
+                <w:b w:val="0"/>
+                <w:color w:val="000000"/>
+                <w:sz w:val="20"/>
+              </w:rPr>
+              <w:t>Bienes importados</w:t>
+            </w:r>
+          </w:p>
+        </w:tc>
+        <w:tc>
+          <w:tcPr>
+            <w:tcW w:type="dxa" w:w="2160"/>
+            <w:shd w:fill="FFFFFF"/>
+          </w:tcPr>
+          <w:p>
+            <w:pPr>
+              <w:spacing w:before="0" w:after="0" w:line="240" w:lineRule="auto"/>
+            </w:pPr>
+            <w:r>
+              <w:rPr>
+                <w:rFonts w:ascii="Noto Sans" w:hAnsi="Noto Sans"/>
+                <w:b w:val="0"/>
+                <w:color w:val="000000"/>
+                <w:sz w:val="20"/>
+              </w:rPr>
+              <w:t>0.1</w:t>
+            </w:r>
+          </w:p>
+        </w:tc>
+        <w:tc>
+          <w:tcPr>
+            <w:tcW w:type="dxa" w:w="2160"/>
+            <w:shd w:fill="FFFFFF"/>
+          </w:tcPr>
+          <w:p>
+            <w:pPr>
+              <w:spacing w:before="0" w:after="0" w:line="240" w:lineRule="auto"/>
+            </w:pPr>
+            <w:r>
+              <w:rPr>
+                <w:rFonts w:ascii="Noto Sans" w:hAnsi="Noto Sans"/>
+                <w:b w:val="0"/>
+                <w:color w:val="000000"/>
+                <w:sz w:val="20"/>
+              </w:rPr>
+              <w:t>8.1</w:t>
+            </w:r>
+          </w:p>
+        </w:tc>
+      </w:tr>
+      <w:tr>
+        <w:trPr>
+          <w:cantSplit/>
+        </w:trPr>
+        <w:tc>
+          <w:tcPr>
+            <w:tcW w:type="dxa" w:w="4464"/>
+            <w:shd w:fill="F4F4F2"/>
+          </w:tcPr>
+          <w:p>
+            <w:pPr>
+              <w:spacing w:before="0" w:after="0" w:line="240" w:lineRule="auto"/>
+            </w:pPr>
+            <w:r>
+              <w:rPr>
+                <w:rFonts w:ascii="Noto Sans" w:hAnsi="Noto Sans"/>
+                <w:b w:val="0"/>
+                <w:color w:val="000000"/>
+                <w:sz w:val="20"/>
+              </w:rPr>
+              <w:t>Duraderos importados</w:t>
+            </w:r>
+          </w:p>
+        </w:tc>
+        <w:tc>
+          <w:tcPr>
+            <w:tcW w:type="dxa" w:w="2160"/>
+            <w:shd w:fill="F4F4F2"/>
+          </w:tcPr>
+          <w:p>
+            <w:pPr>
+              <w:spacing w:before="0" w:after="0" w:line="240" w:lineRule="auto"/>
+            </w:pPr>
+            <w:r>
+              <w:rPr>
+                <w:rFonts w:ascii="Noto Sans" w:hAnsi="Noto Sans"/>
+                <w:b w:val="0"/>
+                <w:color w:val="000000"/>
+                <w:sz w:val="20"/>
+              </w:rPr>
+              <w:t>8.4</w:t>
+            </w:r>
+          </w:p>
+        </w:tc>
+        <w:tc>
+          <w:tcPr>
+            <w:tcW w:type="dxa" w:w="2160"/>
+            <w:shd w:fill="F4F4F2"/>
+          </w:tcPr>
+          <w:p>
+            <w:pPr>
+              <w:spacing w:before="0" w:after="0" w:line="240" w:lineRule="auto"/>
+            </w:pPr>
+            <w:r>
+              <w:rPr>
+                <w:rFonts w:ascii="Noto Sans" w:hAnsi="Noto Sans"/>
+                <w:b w:val="0"/>
+                <w:color w:val="000000"/>
+                <w:sz w:val="20"/>
+              </w:rPr>
+              <w:t>12.9</w:t>
+            </w:r>
+          </w:p>
+        </w:tc>
+      </w:tr>
+      <w:tr>
+        <w:trPr>
+          <w:cantSplit/>
+        </w:trPr>
+        <w:tc>
+          <w:tcPr>
+            <w:tcW w:type="dxa" w:w="4464"/>
+            <w:shd w:fill="FFFFFF"/>
+          </w:tcPr>
+          <w:p>
+            <w:pPr>
+              <w:spacing w:before="0" w:after="0" w:line="240" w:lineRule="auto"/>
+            </w:pPr>
+            <w:r>
+              <w:rPr>
+                <w:rFonts w:ascii="Noto Sans" w:hAnsi="Noto Sans"/>
+                <w:b w:val="0"/>
+                <w:color w:val="000000"/>
+                <w:sz w:val="20"/>
+              </w:rPr>
+              <w:t>Semiduraderos importados</w:t>
+            </w:r>
+          </w:p>
+        </w:tc>
+        <w:tc>
+          <w:tcPr>
+            <w:tcW w:type="dxa" w:w="2160"/>
+            <w:shd w:fill="FFFFFF"/>
+          </w:tcPr>
+          <w:p>
+            <w:pPr>
+              <w:spacing w:before="0" w:after="0" w:line="240" w:lineRule="auto"/>
+            </w:pPr>
+            <w:r>
+              <w:rPr>
+                <w:rFonts w:ascii="Noto Sans" w:hAnsi="Noto Sans"/>
+                <w:b w:val="0"/>
+                <w:color w:val="000000"/>
+                <w:sz w:val="20"/>
+              </w:rPr>
+              <w:t>-3.4</w:t>
+            </w:r>
+          </w:p>
+        </w:tc>
+        <w:tc>
+          <w:tcPr>
+            <w:tcW w:type="dxa" w:w="2160"/>
+            <w:shd w:fill="FFFFFF"/>
+          </w:tcPr>
+          <w:p>
+            <w:pPr>
+              <w:spacing w:before="0" w:after="0" w:line="240" w:lineRule="auto"/>
+            </w:pPr>
+            <w:r>
+              <w:rPr>
+                <w:rFonts w:ascii="Noto Sans" w:hAnsi="Noto Sans"/>
+                <w:b w:val="0"/>
+                <w:color w:val="000000"/>
+                <w:sz w:val="20"/>
+              </w:rPr>
+              <w:t>-2.1</w:t>
+            </w:r>
+          </w:p>
+        </w:tc>
+      </w:tr>
+      <w:tr>
+        <w:trPr>
+          <w:cantSplit/>
+        </w:trPr>
+        <w:tc>
+          <w:tcPr>
+            <w:tcW w:type="dxa" w:w="4464"/>
+            <w:shd w:fill="F4F4F2"/>
+          </w:tcPr>
+          <w:p>
+            <w:pPr>
+              <w:spacing w:before="0" w:after="0" w:line="240" w:lineRule="auto"/>
+            </w:pPr>
+            <w:r>
+              <w:rPr>
+                <w:rFonts w:ascii="Noto Sans" w:hAnsi="Noto Sans"/>
+                <w:b w:val="0"/>
+                <w:color w:val="000000"/>
+                <w:sz w:val="20"/>
+              </w:rPr>
+              <w:t>No duraderos importados</w:t>
+            </w:r>
+          </w:p>
+        </w:tc>
+        <w:tc>
+          <w:tcPr>
+            <w:tcW w:type="dxa" w:w="2160"/>
+            <w:shd w:fill="F4F4F2"/>
+          </w:tcPr>
+          <w:p>
+            <w:pPr>
+              <w:spacing w:before="0" w:after="0" w:line="240" w:lineRule="auto"/>
+            </w:pPr>
+            <w:r>
+              <w:rPr>
+                <w:rFonts w:ascii="Noto Sans" w:hAnsi="Noto Sans"/>
+                <w:b w:val="0"/>
+                <w:color w:val="000000"/>
+                <w:sz w:val="20"/>
+              </w:rPr>
+              <w:t>-3.4</w:t>
+            </w:r>
+          </w:p>
+        </w:tc>
+        <w:tc>
+          <w:tcPr>
+            <w:tcW w:type="dxa" w:w="2160"/>
+            <w:shd w:fill="F4F4F2"/>
+          </w:tcPr>
+          <w:p>
+            <w:pPr>
+              <w:spacing w:before="0" w:after="0" w:line="240" w:lineRule="auto"/>
+            </w:pPr>
+            <w:r>
+              <w:rPr>
+                <w:rFonts w:ascii="Noto Sans" w:hAnsi="Noto Sans"/>
+                <w:b w:val="0"/>
+                <w:color w:val="000000"/>
+                <w:sz w:val="20"/>
+              </w:rPr>
+              <w:t>10.0</w:t>
+            </w:r>
+          </w:p>
+        </w:tc>
+      </w:tr>
+    </w:tbl>
+    <w:p>
+      <w:pPr>
+        <w:keepNext w:val="0"/>
+        <w:spacing w:before="0" w:after="0" w:line="240" w:lineRule="auto"/>
+        <w:jc w:val="both"/>
+      </w:pPr>
+      <w:r>
+        <w:rPr>
+          <w:rFonts w:ascii="Noto Sans" w:hAnsi="Noto Sans"/>
+          <w:b w:val="0"/>
+          <w:color w:val="666666"/>
+          <w:sz w:val="16"/>
+        </w:rPr>
+        <w:t>Fuente: INEGI, cuadro 2, p. 3. Cifras preliminares; anual contra el mismo mes del año anterior y acumulado contra enero al mismo mes del año anterior.</w:t>
       </w:r>
     </w:p>
     <w:p>
       <w:pPr>
-        <w:jc w:val="center"/>
-        <w:rPr>
-          <w:rFonts w:ascii="Noto Sans" w:hAnsi="Noto Sans" w:cs="Noto Sans"/>
-        </w:rPr>
+        <w:keepNext w:val="0"/>
+        <w:spacing w:before="0" w:after="0" w:line="240" w:lineRule="auto"/>
+        <w:jc w:val="both"/>
       </w:pPr>
       <w:r>
         <w:rPr>
-          <w:rFonts w:ascii="Noto Sans" w:hAnsi="Noto Sans" w:cs="Noto Sans"/>
-          <w:noProof/>
+          <w:rFonts w:ascii="Noto Sans" w:hAnsi="Noto Sans"/>
+          <w:b w:val="0"/>
+          <w:color w:val="000000"/>
+          <w:sz w:val="13"/>
         </w:rPr>
+      </w:r>
+    </w:p>
+    <w:p>
+      <w:pPr>
+        <w:keepNext/>
+        <w:spacing w:before="0" w:after="0" w:line="240" w:lineRule="auto"/>
+        <w:jc w:val="both"/>
+      </w:pPr>
+      <w:r>
+        <w:rPr>
+          <w:rFonts w:ascii="Noto Sans" w:hAnsi="Noto Sans"/>
+          <w:b/>
+          <w:color w:val="235B4C"/>
+          <w:sz w:val="22"/>
+        </w:rPr>
+        <w:t>Durabilidad y origen de los bienes</w:t>
+      </w:r>
+    </w:p>
+    <w:p>
+      <w:r>
         <w:drawing>
-          <wp:inline distT="0" distB="0" distL="0" distR="0">
-            <wp:extent cx="4140200" cy="1486224"/>
-            <wp:effectExtent l="0" t="0" r="0" b="0"/>
-            <wp:docPr id="5" name="Picture 5"/>
+          <wp:inline xmlns:a="http://schemas.openxmlformats.org/drawingml/2006/main" xmlns:pic="http://schemas.openxmlformats.org/drawingml/2006/picture">
+            <wp:extent cx="5532120" cy="1587084"/>
+            <wp:docPr id="2" name="Picture 2"/>
             <wp:cNvGraphicFramePr>
-              <a:graphicFrameLocks xmlns:a="http://schemas.openxmlformats.org/drawingml/2006/main" noChangeAspect="1"/>
+              <a:graphicFrameLocks noChangeAspect="1"/>
             </wp:cNvGraphicFramePr>
-            <a:graphic xmlns:a="http://schemas.openxmlformats.org/drawingml/2006/main">
+            <a:graphic>
               <a:graphicData uri="http://schemas.openxmlformats.org/drawingml/2006/picture">
-                <pic:pic xmlns:pic="http://schemas.openxmlformats.org/drawingml/2006/picture">
+                <pic:pic>
                   <pic:nvPicPr>
-                    <pic:cNvPr id="0" name="igae_grafica2.png"/>
+                    <pic:cNvPr id="0" name="acumulado.png"/>
                     <pic:cNvPicPr/>
                   </pic:nvPicPr>
                   <pic:blipFill>
-                    <a:blip r:embed="rId10"/>
+                    <a:blip r:embed="rId15"/>
                     <a:stretch>
                       <a:fillRect/>
                     </a:stretch>
@@ -1199,11 +1676,9 @@
                   <pic:spPr>
                     <a:xfrm>
                       <a:off x="0" y="0"/>
-                      <a:ext cx="4194550" cy="1505734"/>
+                      <a:ext cx="5532120" cy="1587084"/>
                     </a:xfrm>
-                    <a:prstGeom prst="rect">
-                      <a:avLst/>
-                    </a:prstGeom>
+                    <a:prstGeom prst="rect"/>
                   </pic:spPr>
                 </pic:pic>
               </a:graphicData>
@@ -1214,1187 +1689,134 @@
     </w:p>
     <w:p>
       <w:pPr>
+        <w:keepNext w:val="0"/>
+        <w:spacing w:before="0" w:after="0" w:line="240" w:lineRule="auto"/>
         <w:jc w:val="both"/>
-        <w:rPr>
-          <w:rFonts w:ascii="Noto Sans" w:hAnsi="Noto Sans" w:cs="Noto Sans"/>
-          <w:sz w:val="6"/>
-          <w:szCs w:val="10"/>
-        </w:rPr>
-      </w:pPr>
-    </w:p>
-    <w:p>
-      <w:pPr>
-        <w:shd w:val="clear" w:color="auto" w:fill="235B4C"/>
-        <w:jc w:val="both"/>
-        <w:rPr>
-          <w:rFonts w:ascii="Noto Sans" w:hAnsi="Noto Sans" w:cs="Noto Sans"/>
-        </w:rPr>
       </w:pPr>
       <w:r>
         <w:rPr>
-          <w:rFonts w:ascii="Noto Sans" w:hAnsi="Noto Sans" w:cs="Noto Sans"/>
-          <w:b/>
-          <w:bCs/>
-          <w:color w:val="FFFFFF" w:themeColor="background1"/>
-          <w:sz w:val="22"/>
-          <w:szCs w:val="22"/>
+          <w:rFonts w:ascii="Noto Sans" w:hAnsi="Noto Sans"/>
+          <w:b w:val="0"/>
+          <w:color w:val="666666"/>
+          <w:sz w:val="16"/>
         </w:rPr>
-        <w:t>Consumo por tipo de bien</w:t>
+        <w:t>Verde: nacionales. Dorado: importados. Fuente: cuadro 2. Las categorías de durabilidad desglosan bienes; no incluyen servicios.</w:t>
       </w:r>
     </w:p>
     <w:p>
       <w:pPr>
-        <w:spacing w:before="60" w:after="60"/>
+        <w:keepNext w:val="0"/>
+        <w:spacing w:before="0" w:after="0" w:line="240" w:lineRule="auto"/>
         <w:jc w:val="both"/>
-        <w:rPr>
-          <w:rFonts w:ascii="Noto Sans" w:hAnsi="Noto Sans" w:cs="Noto Sans"/>
-          <w:sz w:val="2"/>
-          <w:szCs w:val="16"/>
-        </w:rPr>
-      </w:pPr>
-    </w:p>
-    <w:tbl>
-      <w:tblPr>
-        <w:tblStyle w:val="Tablaconcuadrcula"/>
-        <w:tblW w:w="8828" w:type="dxa"/>
-        <w:tblCellMar>
-          <w:top w:w="20" w:type="dxa"/>
-          <w:left w:w="60" w:type="dxa"/>
-          <w:bottom w:w="20" w:type="dxa"/>
-          <w:right w:w="60" w:type="dxa"/>
-        </w:tblCellMar>
-        <w:tblLook w:val="04A0" w:firstRow="1" w:lastRow="0" w:firstColumn="1" w:lastColumn="0" w:noHBand="0" w:noVBand="1"/>
-      </w:tblPr>
-      <w:tblGrid>
-        <w:gridCol w:w="4828"/>
-        <w:gridCol w:w="2000"/>
-        <w:gridCol w:w="2000"/>
-      </w:tblGrid>
-      <w:tr>
-        <w:tc>
-          <w:tcPr>
-            <w:tcW w:w="4828" w:type="dxa"/>
-            <w:shd w:val="clear" w:color="auto" w:fill="235B4C"/>
-          </w:tcPr>
-          <w:p>
-            <w:pPr>
-              <w:rPr>
-                <w:rFonts w:ascii="Noto Sans" w:hAnsi="Noto Sans" w:cs="Noto Sans"/>
-              </w:rPr>
-            </w:pPr>
-            <w:r>
-              <w:rPr>
-                <w:rFonts w:ascii="Noto Sans" w:hAnsi="Noto Sans" w:cs="Noto Sans"/>
-                <w:b/>
-                <w:color w:val="FFFFFF"/>
-                <w:sz w:val="17"/>
-              </w:rPr>
-              <w:t>Concepto</w:t>
-            </w:r>
-          </w:p>
-        </w:tc>
-        <w:tc>
-          <w:tcPr>
-            <w:tcW w:w="2000" w:type="dxa"/>
-            <w:shd w:val="clear" w:color="auto" w:fill="235B4C"/>
-          </w:tcPr>
-          <w:p>
-            <w:pPr>
-              <w:jc w:val="center"/>
-              <w:rPr>
-                <w:rFonts w:ascii="Noto Sans" w:hAnsi="Noto Sans" w:cs="Noto Sans"/>
-              </w:rPr>
-            </w:pPr>
-            <w:r>
-              <w:rPr>
-                <w:rFonts w:ascii="Noto Sans" w:hAnsi="Noto Sans" w:cs="Noto Sans"/>
-                <w:b/>
-                <w:color w:val="FFFFFF"/>
-                <w:sz w:val="17"/>
-              </w:rPr>
-              <w:t>Var. anual</w:t>
-            </w:r>
-          </w:p>
-        </w:tc>
-        <w:tc>
-          <w:tcPr>
-            <w:tcW w:w="2000" w:type="dxa"/>
-            <w:shd w:val="clear" w:color="auto" w:fill="235B4C"/>
-          </w:tcPr>
-          <w:p>
-            <w:pPr>
-              <w:jc w:val="center"/>
-              <w:rPr>
-                <w:rFonts w:ascii="Noto Sans" w:hAnsi="Noto Sans" w:cs="Noto Sans"/>
-              </w:rPr>
-            </w:pPr>
-            <w:r>
-              <w:rPr>
-                <w:rFonts w:ascii="Noto Sans" w:hAnsi="Noto Sans" w:cs="Noto Sans"/>
-                <w:b/>
-                <w:color w:val="FFFFFF"/>
-                <w:sz w:val="17"/>
-              </w:rPr>
-              <w:t>Var. acumulada</w:t>
-            </w:r>
-          </w:p>
-        </w:tc>
-      </w:tr>
-      <w:tr>
-        <w:tc>
-          <w:tcPr>
-            <w:tcW w:w="4828" w:type="dxa"/>
-            <w:shd w:val="clear" w:color="auto" w:fill="F4F4F2"/>
-          </w:tcPr>
-          <w:p>
-            <w:pPr>
-              <w:rPr>
-                <w:rFonts w:ascii="Noto Sans" w:hAnsi="Noto Sans" w:cs="Noto Sans"/>
-              </w:rPr>
-            </w:pPr>
-            <w:r>
-              <w:rPr>
-                <w:rFonts w:ascii="Noto Sans" w:hAnsi="Noto Sans" w:cs="Noto Sans"/>
-                <w:b/>
-                <w:color w:val="000000"/>
-                <w:sz w:val="16"/>
-              </w:rPr>
-              <w:t>Nacional</w:t>
-            </w:r>
-          </w:p>
-        </w:tc>
-        <w:tc>
-          <w:tcPr>
-            <w:tcW w:w="2000" w:type="dxa"/>
-            <w:shd w:val="clear" w:color="auto" w:fill="F4F4F2"/>
-            <w:vAlign w:val="center"/>
-          </w:tcPr>
-          <w:p>
-            <w:pPr>
-              <w:jc w:val="center"/>
-              <w:rPr>
-                <w:rFonts w:ascii="Noto Sans" w:hAnsi="Noto Sans" w:cs="Noto Sans"/>
-              </w:rPr>
-            </w:pPr>
-            <w:r>
-              <w:rPr>
-                <w:rFonts w:ascii="Arial" w:hAnsi="Arial" w:cs="Arial"/>
-                <w:b/>
-                <w:color w:val="000000"/>
-                <w:sz w:val="16"/>
-              </w:rPr>
-              <w:t>▲</w:t>
-            </w:r>
-            <w:r>
-              <w:rPr>
-                <w:rFonts w:ascii="Noto Sans" w:hAnsi="Noto Sans" w:cs="Noto Sans"/>
-                <w:b/>
-                <w:color w:val="000000"/>
-                <w:sz w:val="16"/>
-              </w:rPr>
-              <w:t xml:space="preserve"> 0.6 %</w:t>
-            </w:r>
-          </w:p>
-        </w:tc>
-        <w:tc>
-          <w:tcPr>
-            <w:tcW w:w="2000" w:type="dxa"/>
-            <w:shd w:val="clear" w:color="auto" w:fill="F4F4F2"/>
-            <w:vAlign w:val="center"/>
-          </w:tcPr>
-          <w:p>
-            <w:pPr>
-              <w:jc w:val="center"/>
-              <w:rPr>
-                <w:rFonts w:ascii="Noto Sans" w:hAnsi="Noto Sans" w:cs="Noto Sans"/>
-              </w:rPr>
-            </w:pPr>
-            <w:r>
-              <w:rPr>
-                <w:rFonts w:ascii="Noto Sans" w:hAnsi="Noto Sans" w:cs="Noto Sans"/>
-                <w:b/>
-                <w:color w:val="000000"/>
-                <w:sz w:val="16"/>
-              </w:rPr>
-              <w:t>0.0 %</w:t>
-            </w:r>
-          </w:p>
-        </w:tc>
-      </w:tr>
-      <w:tr>
-        <w:tc>
-          <w:tcPr>
-            <w:tcW w:w="4828" w:type="dxa"/>
-          </w:tcPr>
-          <w:p>
-            <w:pPr>
-              <w:ind w:left="140"/>
-              <w:rPr>
-                <w:rFonts w:ascii="Noto Sans" w:hAnsi="Noto Sans" w:cs="Noto Sans"/>
-              </w:rPr>
-            </w:pPr>
-            <w:r>
-              <w:rPr>
-                <w:rFonts w:ascii="Noto Sans" w:hAnsi="Noto Sans" w:cs="Noto Sans"/>
-                <w:color w:val="000000"/>
-                <w:sz w:val="16"/>
-              </w:rPr>
-              <w:t>Bienes</w:t>
-            </w:r>
-          </w:p>
-        </w:tc>
-        <w:tc>
-          <w:tcPr>
-            <w:tcW w:w="2000" w:type="dxa"/>
-            <w:vAlign w:val="center"/>
-          </w:tcPr>
-          <w:p>
-            <w:pPr>
-              <w:jc w:val="center"/>
-              <w:rPr>
-                <w:rFonts w:ascii="Noto Sans" w:hAnsi="Noto Sans" w:cs="Noto Sans"/>
-              </w:rPr>
-            </w:pPr>
-            <w:r>
-              <w:rPr>
-                <w:rFonts w:ascii="Arial" w:hAnsi="Arial" w:cs="Arial"/>
-                <w:color w:val="000000"/>
-                <w:sz w:val="16"/>
-              </w:rPr>
-              <w:t>▲</w:t>
-            </w:r>
-            <w:r>
-              <w:rPr>
-                <w:rFonts w:ascii="Noto Sans" w:hAnsi="Noto Sans" w:cs="Noto Sans"/>
-                <w:color w:val="000000"/>
-                <w:sz w:val="16"/>
-              </w:rPr>
-              <w:t xml:space="preserve"> 1.4 %</w:t>
-            </w:r>
-          </w:p>
-        </w:tc>
-        <w:tc>
-          <w:tcPr>
-            <w:tcW w:w="2000" w:type="dxa"/>
-            <w:vAlign w:val="center"/>
-          </w:tcPr>
-          <w:p>
-            <w:pPr>
-              <w:jc w:val="center"/>
-              <w:rPr>
-                <w:rFonts w:ascii="Noto Sans" w:hAnsi="Noto Sans" w:cs="Noto Sans"/>
-              </w:rPr>
-            </w:pPr>
-            <w:r>
-              <w:rPr>
-                <w:rFonts w:ascii="Arial" w:hAnsi="Arial" w:cs="Arial"/>
-                <w:color w:val="C00000"/>
-                <w:sz w:val="16"/>
-              </w:rPr>
-              <w:t>▼</w:t>
-            </w:r>
-            <w:r>
-              <w:rPr>
-                <w:rFonts w:ascii="Noto Sans" w:hAnsi="Noto Sans" w:cs="Noto Sans"/>
-                <w:color w:val="C00000"/>
-                <w:sz w:val="16"/>
-              </w:rPr>
-              <w:t xml:space="preserve"> 0.2 %</w:t>
-            </w:r>
-          </w:p>
-        </w:tc>
-      </w:tr>
-      <w:tr>
-        <w:tc>
-          <w:tcPr>
-            <w:tcW w:w="4828" w:type="dxa"/>
-            <w:shd w:val="clear" w:color="auto" w:fill="F4F4F2"/>
-          </w:tcPr>
-          <w:p>
-            <w:pPr>
-              <w:ind w:left="280"/>
-              <w:rPr>
-                <w:rFonts w:ascii="Noto Sans" w:hAnsi="Noto Sans" w:cs="Noto Sans"/>
-              </w:rPr>
-            </w:pPr>
-            <w:r>
-              <w:rPr>
-                <w:rFonts w:ascii="Noto Sans" w:hAnsi="Noto Sans" w:cs="Noto Sans"/>
-                <w:color w:val="000000"/>
-                <w:sz w:val="16"/>
-              </w:rPr>
-              <w:t>Duradero</w:t>
-            </w:r>
-          </w:p>
-        </w:tc>
-        <w:tc>
-          <w:tcPr>
-            <w:tcW w:w="2000" w:type="dxa"/>
-            <w:shd w:val="clear" w:color="auto" w:fill="F4F4F2"/>
-            <w:vAlign w:val="center"/>
-          </w:tcPr>
-          <w:p>
-            <w:pPr>
-              <w:jc w:val="center"/>
-              <w:rPr>
-                <w:rFonts w:ascii="Noto Sans" w:hAnsi="Noto Sans" w:cs="Noto Sans"/>
-              </w:rPr>
-            </w:pPr>
-            <w:r>
-              <w:rPr>
-                <w:rFonts w:ascii="Arial" w:hAnsi="Arial" w:cs="Arial"/>
-                <w:color w:val="C00000"/>
-                <w:sz w:val="16"/>
-              </w:rPr>
-              <w:t>▼</w:t>
-            </w:r>
-            <w:r>
-              <w:rPr>
-                <w:rFonts w:ascii="Noto Sans" w:hAnsi="Noto Sans" w:cs="Noto Sans"/>
-                <w:color w:val="C00000"/>
-                <w:sz w:val="16"/>
-              </w:rPr>
-              <w:t xml:space="preserve"> 7.2 %</w:t>
-            </w:r>
-          </w:p>
-        </w:tc>
-        <w:tc>
-          <w:tcPr>
-            <w:tcW w:w="2000" w:type="dxa"/>
-            <w:shd w:val="clear" w:color="auto" w:fill="F4F4F2"/>
-            <w:vAlign w:val="center"/>
-          </w:tcPr>
-          <w:p>
-            <w:pPr>
-              <w:jc w:val="center"/>
-              <w:rPr>
-                <w:rFonts w:ascii="Noto Sans" w:hAnsi="Noto Sans" w:cs="Noto Sans"/>
-              </w:rPr>
-            </w:pPr>
-            <w:r>
-              <w:rPr>
-                <w:rFonts w:ascii="Arial" w:hAnsi="Arial" w:cs="Arial"/>
-                <w:color w:val="C00000"/>
-                <w:sz w:val="16"/>
-              </w:rPr>
-              <w:t>▼</w:t>
-            </w:r>
-            <w:r>
-              <w:rPr>
-                <w:rFonts w:ascii="Noto Sans" w:hAnsi="Noto Sans" w:cs="Noto Sans"/>
-                <w:color w:val="C00000"/>
-                <w:sz w:val="16"/>
-              </w:rPr>
-              <w:t xml:space="preserve"> 5.9 %</w:t>
-            </w:r>
-          </w:p>
-        </w:tc>
-      </w:tr>
-      <w:tr>
-        <w:tc>
-          <w:tcPr>
-            <w:tcW w:w="4828" w:type="dxa"/>
-          </w:tcPr>
-          <w:p>
-            <w:pPr>
-              <w:ind w:left="280"/>
-              <w:rPr>
-                <w:rFonts w:ascii="Noto Sans" w:hAnsi="Noto Sans" w:cs="Noto Sans"/>
-              </w:rPr>
-            </w:pPr>
-            <w:r>
-              <w:rPr>
-                <w:rFonts w:ascii="Noto Sans" w:hAnsi="Noto Sans" w:cs="Noto Sans"/>
-                <w:color w:val="000000"/>
-                <w:sz w:val="16"/>
-              </w:rPr>
-              <w:t>Semi duradero</w:t>
-            </w:r>
-          </w:p>
-        </w:tc>
-        <w:tc>
-          <w:tcPr>
-            <w:tcW w:w="2000" w:type="dxa"/>
-            <w:vAlign w:val="center"/>
-          </w:tcPr>
-          <w:p>
-            <w:pPr>
-              <w:jc w:val="center"/>
-              <w:rPr>
-                <w:rFonts w:ascii="Noto Sans" w:hAnsi="Noto Sans" w:cs="Noto Sans"/>
-              </w:rPr>
-            </w:pPr>
-            <w:r>
-              <w:rPr>
-                <w:rFonts w:ascii="Arial" w:hAnsi="Arial" w:cs="Arial"/>
-                <w:color w:val="C00000"/>
-                <w:sz w:val="16"/>
-              </w:rPr>
-              <w:t>▼</w:t>
-            </w:r>
-            <w:r>
-              <w:rPr>
-                <w:rFonts w:ascii="Noto Sans" w:hAnsi="Noto Sans" w:cs="Noto Sans"/>
-                <w:color w:val="C00000"/>
-                <w:sz w:val="16"/>
-              </w:rPr>
-              <w:t xml:space="preserve"> 2.9 %</w:t>
-            </w:r>
-          </w:p>
-        </w:tc>
-        <w:tc>
-          <w:tcPr>
-            <w:tcW w:w="2000" w:type="dxa"/>
-            <w:vAlign w:val="center"/>
-          </w:tcPr>
-          <w:p>
-            <w:pPr>
-              <w:jc w:val="center"/>
-              <w:rPr>
-                <w:rFonts w:ascii="Noto Sans" w:hAnsi="Noto Sans" w:cs="Noto Sans"/>
-              </w:rPr>
-            </w:pPr>
-            <w:r>
-              <w:rPr>
-                <w:rFonts w:ascii="Arial" w:hAnsi="Arial" w:cs="Arial"/>
-                <w:color w:val="C00000"/>
-                <w:sz w:val="16"/>
-              </w:rPr>
-              <w:t>▼</w:t>
-            </w:r>
-            <w:r>
-              <w:rPr>
-                <w:rFonts w:ascii="Noto Sans" w:hAnsi="Noto Sans" w:cs="Noto Sans"/>
-                <w:color w:val="C00000"/>
-                <w:sz w:val="16"/>
-              </w:rPr>
-              <w:t xml:space="preserve"> 3.2 %</w:t>
-            </w:r>
-          </w:p>
-        </w:tc>
-      </w:tr>
-      <w:tr>
-        <w:tc>
-          <w:tcPr>
-            <w:tcW w:w="4828" w:type="dxa"/>
-            <w:shd w:val="clear" w:color="auto" w:fill="F4F4F2"/>
-          </w:tcPr>
-          <w:p>
-            <w:pPr>
-              <w:ind w:left="280"/>
-              <w:rPr>
-                <w:rFonts w:ascii="Noto Sans" w:hAnsi="Noto Sans" w:cs="Noto Sans"/>
-              </w:rPr>
-            </w:pPr>
-            <w:r>
-              <w:rPr>
-                <w:rFonts w:ascii="Noto Sans" w:hAnsi="Noto Sans" w:cs="Noto Sans"/>
-                <w:color w:val="000000"/>
-                <w:sz w:val="16"/>
-              </w:rPr>
-              <w:t>No duradero</w:t>
-            </w:r>
-          </w:p>
-        </w:tc>
-        <w:tc>
-          <w:tcPr>
-            <w:tcW w:w="2000" w:type="dxa"/>
-            <w:shd w:val="clear" w:color="auto" w:fill="F4F4F2"/>
-            <w:vAlign w:val="center"/>
-          </w:tcPr>
-          <w:p>
-            <w:pPr>
-              <w:jc w:val="center"/>
-              <w:rPr>
-                <w:rFonts w:ascii="Noto Sans" w:hAnsi="Noto Sans" w:cs="Noto Sans"/>
-              </w:rPr>
-            </w:pPr>
-            <w:r>
-              <w:rPr>
-                <w:rFonts w:ascii="Arial" w:hAnsi="Arial" w:cs="Arial"/>
-                <w:color w:val="000000"/>
-                <w:sz w:val="16"/>
-              </w:rPr>
-              <w:t>▲</w:t>
-            </w:r>
-            <w:r>
-              <w:rPr>
-                <w:rFonts w:ascii="Noto Sans" w:hAnsi="Noto Sans" w:cs="Noto Sans"/>
-                <w:color w:val="000000"/>
-                <w:sz w:val="16"/>
-              </w:rPr>
-              <w:t xml:space="preserve"> 3.6 %</w:t>
-            </w:r>
-          </w:p>
-        </w:tc>
-        <w:tc>
-          <w:tcPr>
-            <w:tcW w:w="2000" w:type="dxa"/>
-            <w:shd w:val="clear" w:color="auto" w:fill="F4F4F2"/>
-            <w:vAlign w:val="center"/>
-          </w:tcPr>
-          <w:p>
-            <w:pPr>
-              <w:jc w:val="center"/>
-              <w:rPr>
-                <w:rFonts w:ascii="Noto Sans" w:hAnsi="Noto Sans" w:cs="Noto Sans"/>
-              </w:rPr>
-            </w:pPr>
-            <w:r>
-              <w:rPr>
-                <w:rFonts w:ascii="Arial" w:hAnsi="Arial" w:cs="Arial"/>
-                <w:color w:val="000000"/>
-                <w:sz w:val="16"/>
-              </w:rPr>
-              <w:t>▲</w:t>
-            </w:r>
-            <w:r>
-              <w:rPr>
-                <w:rFonts w:ascii="Noto Sans" w:hAnsi="Noto Sans" w:cs="Noto Sans"/>
-                <w:color w:val="000000"/>
-                <w:sz w:val="16"/>
-              </w:rPr>
-              <w:t xml:space="preserve"> 1.2 %</w:t>
-            </w:r>
-          </w:p>
-        </w:tc>
-      </w:tr>
-      <w:tr>
-        <w:tc>
-          <w:tcPr>
-            <w:tcW w:w="4828" w:type="dxa"/>
-          </w:tcPr>
-          <w:p>
-            <w:pPr>
-              <w:ind w:left="140"/>
-              <w:rPr>
-                <w:rFonts w:ascii="Noto Sans" w:hAnsi="Noto Sans" w:cs="Noto Sans"/>
-              </w:rPr>
-            </w:pPr>
-            <w:r>
-              <w:rPr>
-                <w:rFonts w:ascii="Noto Sans" w:hAnsi="Noto Sans" w:cs="Noto Sans"/>
-                <w:color w:val="000000"/>
-                <w:sz w:val="16"/>
-              </w:rPr>
-              <w:t>Servicios</w:t>
-            </w:r>
-          </w:p>
-        </w:tc>
-        <w:tc>
-          <w:tcPr>
-            <w:tcW w:w="2000" w:type="dxa"/>
-            <w:vAlign w:val="center"/>
-          </w:tcPr>
-          <w:p>
-            <w:pPr>
-              <w:jc w:val="center"/>
-              <w:rPr>
-                <w:rFonts w:ascii="Noto Sans" w:hAnsi="Noto Sans" w:cs="Noto Sans"/>
-              </w:rPr>
-            </w:pPr>
-            <w:r>
-              <w:rPr>
-                <w:rFonts w:ascii="Arial" w:hAnsi="Arial" w:cs="Arial"/>
-                <w:color w:val="C00000"/>
-                <w:sz w:val="16"/>
-              </w:rPr>
-              <w:t>▼</w:t>
-            </w:r>
-            <w:r>
-              <w:rPr>
-                <w:rFonts w:ascii="Noto Sans" w:hAnsi="Noto Sans" w:cs="Noto Sans"/>
-                <w:color w:val="C00000"/>
-                <w:sz w:val="16"/>
-              </w:rPr>
-              <w:t xml:space="preserve"> 0.3 %</w:t>
-            </w:r>
-          </w:p>
-        </w:tc>
-        <w:tc>
-          <w:tcPr>
-            <w:tcW w:w="2000" w:type="dxa"/>
-            <w:vAlign w:val="center"/>
-          </w:tcPr>
-          <w:p>
-            <w:pPr>
-              <w:jc w:val="center"/>
-              <w:rPr>
-                <w:rFonts w:ascii="Noto Sans" w:hAnsi="Noto Sans" w:cs="Noto Sans"/>
-              </w:rPr>
-            </w:pPr>
-            <w:r>
-              <w:rPr>
-                <w:rFonts w:ascii="Arial" w:hAnsi="Arial" w:cs="Arial"/>
-                <w:color w:val="000000"/>
-                <w:sz w:val="16"/>
-              </w:rPr>
-              <w:t>▲</w:t>
-            </w:r>
-            <w:r>
-              <w:rPr>
-                <w:rFonts w:ascii="Noto Sans" w:hAnsi="Noto Sans" w:cs="Noto Sans"/>
-                <w:color w:val="000000"/>
-                <w:sz w:val="16"/>
-              </w:rPr>
-              <w:t xml:space="preserve"> 0.2 %</w:t>
-            </w:r>
-          </w:p>
-        </w:tc>
-      </w:tr>
-      <w:tr>
-        <w:tc>
-          <w:tcPr>
-            <w:tcW w:w="4828" w:type="dxa"/>
-            <w:shd w:val="clear" w:color="auto" w:fill="F4F4F2"/>
-          </w:tcPr>
-          <w:p>
-            <w:pPr>
-              <w:rPr>
-                <w:rFonts w:ascii="Noto Sans" w:hAnsi="Noto Sans" w:cs="Noto Sans"/>
-              </w:rPr>
-            </w:pPr>
-            <w:r>
-              <w:rPr>
-                <w:rFonts w:ascii="Noto Sans" w:hAnsi="Noto Sans" w:cs="Noto Sans"/>
-                <w:b/>
-                <w:color w:val="000000"/>
-                <w:sz w:val="16"/>
-              </w:rPr>
-              <w:t>Importado</w:t>
-            </w:r>
-          </w:p>
-        </w:tc>
-        <w:tc>
-          <w:tcPr>
-            <w:tcW w:w="2000" w:type="dxa"/>
-            <w:shd w:val="clear" w:color="auto" w:fill="F4F4F2"/>
-            <w:vAlign w:val="center"/>
-          </w:tcPr>
-          <w:p>
-            <w:pPr>
-              <w:jc w:val="center"/>
-              <w:rPr>
-                <w:rFonts w:ascii="Noto Sans" w:hAnsi="Noto Sans" w:cs="Noto Sans"/>
-              </w:rPr>
-            </w:pPr>
-            <w:r>
-              <w:rPr>
-                <w:rFonts w:ascii="Arial" w:hAnsi="Arial" w:cs="Arial"/>
-                <w:b/>
-                <w:color w:val="000000"/>
-                <w:sz w:val="16"/>
-              </w:rPr>
-              <w:t>▲</w:t>
-            </w:r>
-            <w:r>
-              <w:rPr>
-                <w:rFonts w:ascii="Noto Sans" w:hAnsi="Noto Sans" w:cs="Noto Sans"/>
-                <w:b/>
-                <w:color w:val="000000"/>
-                <w:sz w:val="16"/>
-              </w:rPr>
-              <w:t xml:space="preserve"> 3.5 %</w:t>
-            </w:r>
-          </w:p>
-        </w:tc>
-        <w:tc>
-          <w:tcPr>
-            <w:tcW w:w="2000" w:type="dxa"/>
-            <w:shd w:val="clear" w:color="auto" w:fill="F4F4F2"/>
-            <w:vAlign w:val="center"/>
-          </w:tcPr>
-          <w:p>
-            <w:pPr>
-              <w:jc w:val="center"/>
-              <w:rPr>
-                <w:rFonts w:ascii="Noto Sans" w:hAnsi="Noto Sans" w:cs="Noto Sans"/>
-              </w:rPr>
-            </w:pPr>
-            <w:r>
-              <w:rPr>
-                <w:rFonts w:ascii="Arial" w:hAnsi="Arial" w:cs="Arial"/>
-                <w:b/>
-                <w:color w:val="000000"/>
-                <w:sz w:val="16"/>
-              </w:rPr>
-              <w:t>▲</w:t>
-            </w:r>
-            <w:r>
-              <w:rPr>
-                <w:rFonts w:ascii="Noto Sans" w:hAnsi="Noto Sans" w:cs="Noto Sans"/>
-                <w:b/>
-                <w:color w:val="000000"/>
-                <w:sz w:val="16"/>
-              </w:rPr>
-              <w:t xml:space="preserve"> 10.4 %</w:t>
-            </w:r>
-          </w:p>
-        </w:tc>
-      </w:tr>
-      <w:tr>
-        <w:tc>
-          <w:tcPr>
-            <w:tcW w:w="4828" w:type="dxa"/>
-          </w:tcPr>
-          <w:p>
-            <w:pPr>
-              <w:ind w:left="140"/>
-              <w:rPr>
-                <w:rFonts w:ascii="Noto Sans" w:hAnsi="Noto Sans" w:cs="Noto Sans"/>
-              </w:rPr>
-            </w:pPr>
-            <w:r>
-              <w:rPr>
-                <w:rFonts w:ascii="Noto Sans" w:hAnsi="Noto Sans" w:cs="Noto Sans"/>
-                <w:color w:val="000000"/>
-                <w:sz w:val="16"/>
-              </w:rPr>
-              <w:t>Bienes</w:t>
-            </w:r>
-          </w:p>
-        </w:tc>
-        <w:tc>
-          <w:tcPr>
-            <w:tcW w:w="2000" w:type="dxa"/>
-            <w:vAlign w:val="center"/>
-          </w:tcPr>
-          <w:p>
-            <w:pPr>
-              <w:jc w:val="center"/>
-              <w:rPr>
-                <w:rFonts w:ascii="Noto Sans" w:hAnsi="Noto Sans" w:cs="Noto Sans"/>
-              </w:rPr>
-            </w:pPr>
-            <w:r>
-              <w:rPr>
-                <w:rFonts w:ascii="Arial" w:hAnsi="Arial" w:cs="Arial"/>
-                <w:color w:val="000000"/>
-                <w:sz w:val="16"/>
-              </w:rPr>
-              <w:t>▲</w:t>
-            </w:r>
-            <w:r>
-              <w:rPr>
-                <w:rFonts w:ascii="Noto Sans" w:hAnsi="Noto Sans" w:cs="Noto Sans"/>
-                <w:color w:val="000000"/>
-                <w:sz w:val="16"/>
-              </w:rPr>
-              <w:t xml:space="preserve"> 3.5 %</w:t>
-            </w:r>
-          </w:p>
-        </w:tc>
-        <w:tc>
-          <w:tcPr>
-            <w:tcW w:w="2000" w:type="dxa"/>
-            <w:vAlign w:val="center"/>
-          </w:tcPr>
-          <w:p>
-            <w:pPr>
-              <w:jc w:val="center"/>
-              <w:rPr>
-                <w:rFonts w:ascii="Noto Sans" w:hAnsi="Noto Sans" w:cs="Noto Sans"/>
-              </w:rPr>
-            </w:pPr>
-            <w:r>
-              <w:rPr>
-                <w:rFonts w:ascii="Arial" w:hAnsi="Arial" w:cs="Arial"/>
-                <w:color w:val="000000"/>
-                <w:sz w:val="16"/>
-              </w:rPr>
-              <w:t>▲</w:t>
-            </w:r>
-            <w:r>
-              <w:rPr>
-                <w:rFonts w:ascii="Noto Sans" w:hAnsi="Noto Sans" w:cs="Noto Sans"/>
-                <w:color w:val="000000"/>
-                <w:sz w:val="16"/>
-              </w:rPr>
-              <w:t xml:space="preserve"> 10.4 %</w:t>
-            </w:r>
-          </w:p>
-        </w:tc>
-      </w:tr>
-      <w:tr>
-        <w:tc>
-          <w:tcPr>
-            <w:tcW w:w="4828" w:type="dxa"/>
-            <w:shd w:val="clear" w:color="auto" w:fill="F4F4F2"/>
-          </w:tcPr>
-          <w:p>
-            <w:pPr>
-              <w:ind w:left="280"/>
-              <w:rPr>
-                <w:rFonts w:ascii="Noto Sans" w:hAnsi="Noto Sans" w:cs="Noto Sans"/>
-              </w:rPr>
-            </w:pPr>
-            <w:r>
-              <w:rPr>
-                <w:rFonts w:ascii="Noto Sans" w:hAnsi="Noto Sans" w:cs="Noto Sans"/>
-                <w:color w:val="000000"/>
-                <w:sz w:val="16"/>
-              </w:rPr>
-              <w:t>Duradero</w:t>
-            </w:r>
-          </w:p>
-        </w:tc>
-        <w:tc>
-          <w:tcPr>
-            <w:tcW w:w="2000" w:type="dxa"/>
-            <w:shd w:val="clear" w:color="auto" w:fill="F4F4F2"/>
-            <w:vAlign w:val="center"/>
-          </w:tcPr>
-          <w:p>
-            <w:pPr>
-              <w:jc w:val="center"/>
-              <w:rPr>
-                <w:rFonts w:ascii="Noto Sans" w:hAnsi="Noto Sans" w:cs="Noto Sans"/>
-              </w:rPr>
-            </w:pPr>
-            <w:r>
-              <w:rPr>
-                <w:rFonts w:ascii="Arial" w:hAnsi="Arial" w:cs="Arial"/>
-                <w:color w:val="000000"/>
-                <w:sz w:val="16"/>
-              </w:rPr>
-              <w:t>▲</w:t>
-            </w:r>
-            <w:r>
-              <w:rPr>
-                <w:rFonts w:ascii="Noto Sans" w:hAnsi="Noto Sans" w:cs="Noto Sans"/>
-                <w:color w:val="000000"/>
-                <w:sz w:val="16"/>
-              </w:rPr>
-              <w:t xml:space="preserve"> 15.6 %</w:t>
-            </w:r>
-          </w:p>
-        </w:tc>
-        <w:tc>
-          <w:tcPr>
-            <w:tcW w:w="2000" w:type="dxa"/>
-            <w:shd w:val="clear" w:color="auto" w:fill="F4F4F2"/>
-            <w:vAlign w:val="center"/>
-          </w:tcPr>
-          <w:p>
-            <w:pPr>
-              <w:jc w:val="center"/>
-              <w:rPr>
-                <w:rFonts w:ascii="Noto Sans" w:hAnsi="Noto Sans" w:cs="Noto Sans"/>
-              </w:rPr>
-            </w:pPr>
-            <w:r>
-              <w:rPr>
-                <w:rFonts w:ascii="Arial" w:hAnsi="Arial" w:cs="Arial"/>
-                <w:color w:val="000000"/>
-                <w:sz w:val="16"/>
-              </w:rPr>
-              <w:t>▲</w:t>
-            </w:r>
-            <w:r>
-              <w:rPr>
-                <w:rFonts w:ascii="Noto Sans" w:hAnsi="Noto Sans" w:cs="Noto Sans"/>
-                <w:color w:val="000000"/>
-                <w:sz w:val="16"/>
-              </w:rPr>
-              <w:t xml:space="preserve"> 10.8 %</w:t>
-            </w:r>
-          </w:p>
-        </w:tc>
-      </w:tr>
-      <w:tr>
-        <w:tc>
-          <w:tcPr>
-            <w:tcW w:w="4828" w:type="dxa"/>
-          </w:tcPr>
-          <w:p>
-            <w:pPr>
-              <w:ind w:left="280"/>
-              <w:rPr>
-                <w:rFonts w:ascii="Noto Sans" w:hAnsi="Noto Sans" w:cs="Noto Sans"/>
-              </w:rPr>
-            </w:pPr>
-            <w:r>
-              <w:rPr>
-                <w:rFonts w:ascii="Noto Sans" w:hAnsi="Noto Sans" w:cs="Noto Sans"/>
-                <w:color w:val="000000"/>
-                <w:sz w:val="16"/>
-              </w:rPr>
-              <w:t>Semi duradero</w:t>
-            </w:r>
-          </w:p>
-        </w:tc>
-        <w:tc>
-          <w:tcPr>
-            <w:tcW w:w="2000" w:type="dxa"/>
-            <w:vAlign w:val="center"/>
-          </w:tcPr>
-          <w:p>
-            <w:pPr>
-              <w:jc w:val="center"/>
-              <w:rPr>
-                <w:rFonts w:ascii="Noto Sans" w:hAnsi="Noto Sans" w:cs="Noto Sans"/>
-              </w:rPr>
-            </w:pPr>
-            <w:r>
-              <w:rPr>
-                <w:rFonts w:ascii="Arial" w:hAnsi="Arial" w:cs="Arial"/>
-                <w:color w:val="000000"/>
-                <w:sz w:val="16"/>
-              </w:rPr>
-              <w:t>▲</w:t>
-            </w:r>
-            <w:r>
-              <w:rPr>
-                <w:rFonts w:ascii="Noto Sans" w:hAnsi="Noto Sans" w:cs="Noto Sans"/>
-                <w:color w:val="000000"/>
-                <w:sz w:val="16"/>
-              </w:rPr>
-              <w:t xml:space="preserve"> 0.5 %</w:t>
-            </w:r>
-          </w:p>
-        </w:tc>
-        <w:tc>
-          <w:tcPr>
-            <w:tcW w:w="2000" w:type="dxa"/>
-            <w:vAlign w:val="center"/>
-          </w:tcPr>
-          <w:p>
-            <w:pPr>
-              <w:jc w:val="center"/>
-              <w:rPr>
-                <w:rFonts w:ascii="Noto Sans" w:hAnsi="Noto Sans" w:cs="Noto Sans"/>
-              </w:rPr>
-            </w:pPr>
-            <w:r>
-              <w:rPr>
-                <w:rFonts w:ascii="Arial" w:hAnsi="Arial" w:cs="Arial"/>
-                <w:color w:val="C00000"/>
-                <w:sz w:val="16"/>
-              </w:rPr>
-              <w:t>▼</w:t>
-            </w:r>
-            <w:r>
-              <w:rPr>
-                <w:rFonts w:ascii="Noto Sans" w:hAnsi="Noto Sans" w:cs="Noto Sans"/>
-                <w:color w:val="C00000"/>
-                <w:sz w:val="16"/>
-              </w:rPr>
-              <w:t xml:space="preserve"> 1.4 %</w:t>
-            </w:r>
-          </w:p>
-        </w:tc>
-      </w:tr>
-      <w:tr>
-        <w:tc>
-          <w:tcPr>
-            <w:tcW w:w="4828" w:type="dxa"/>
-            <w:shd w:val="clear" w:color="auto" w:fill="F4F4F2"/>
-          </w:tcPr>
-          <w:p>
-            <w:pPr>
-              <w:ind w:left="280"/>
-              <w:rPr>
-                <w:rFonts w:ascii="Noto Sans" w:hAnsi="Noto Sans" w:cs="Noto Sans"/>
-              </w:rPr>
-            </w:pPr>
-            <w:r>
-              <w:rPr>
-                <w:rFonts w:ascii="Noto Sans" w:hAnsi="Noto Sans" w:cs="Noto Sans"/>
-                <w:color w:val="000000"/>
-                <w:sz w:val="16"/>
-              </w:rPr>
-              <w:t>No duradero</w:t>
-            </w:r>
-          </w:p>
-        </w:tc>
-        <w:tc>
-          <w:tcPr>
-            <w:tcW w:w="2000" w:type="dxa"/>
-            <w:shd w:val="clear" w:color="auto" w:fill="F4F4F2"/>
-            <w:vAlign w:val="center"/>
-          </w:tcPr>
-          <w:p>
-            <w:pPr>
-              <w:jc w:val="center"/>
-              <w:rPr>
-                <w:rFonts w:ascii="Noto Sans" w:hAnsi="Noto Sans" w:cs="Noto Sans"/>
-              </w:rPr>
-            </w:pPr>
-            <w:r>
-              <w:rPr>
-                <w:rFonts w:ascii="Arial" w:hAnsi="Arial" w:cs="Arial"/>
-                <w:color w:val="C00000"/>
-                <w:sz w:val="16"/>
-              </w:rPr>
-              <w:t>▼</w:t>
-            </w:r>
-            <w:r>
-              <w:rPr>
-                <w:rFonts w:ascii="Noto Sans" w:hAnsi="Noto Sans" w:cs="Noto Sans"/>
-                <w:color w:val="C00000"/>
-                <w:sz w:val="16"/>
-              </w:rPr>
-              <w:t xml:space="preserve"> 2.8 %</w:t>
-            </w:r>
-          </w:p>
-        </w:tc>
-        <w:tc>
-          <w:tcPr>
-            <w:tcW w:w="2000" w:type="dxa"/>
-            <w:shd w:val="clear" w:color="auto" w:fill="F4F4F2"/>
-            <w:vAlign w:val="center"/>
-          </w:tcPr>
-          <w:p>
-            <w:pPr>
-              <w:jc w:val="center"/>
-              <w:rPr>
-                <w:rFonts w:ascii="Noto Sans" w:hAnsi="Noto Sans" w:cs="Noto Sans"/>
-              </w:rPr>
-            </w:pPr>
-            <w:r>
-              <w:rPr>
-                <w:rFonts w:ascii="Arial" w:hAnsi="Arial" w:cs="Arial"/>
-                <w:color w:val="000000"/>
-                <w:sz w:val="16"/>
-              </w:rPr>
-              <w:t>▲</w:t>
-            </w:r>
-            <w:r>
-              <w:rPr>
-                <w:rFonts w:ascii="Noto Sans" w:hAnsi="Noto Sans" w:cs="Noto Sans"/>
-                <w:color w:val="000000"/>
-                <w:sz w:val="16"/>
-              </w:rPr>
-              <w:t xml:space="preserve"> 16.0 %</w:t>
-            </w:r>
-          </w:p>
-        </w:tc>
-      </w:tr>
-    </w:tbl>
-    <w:p>
-      <w:pPr>
-        <w:spacing w:before="40"/>
-        <w:rPr>
-          <w:rFonts w:ascii="Noto Sans" w:hAnsi="Noto Sans" w:cs="Noto Sans"/>
-          <w:color w:val="4C545B"/>
-          <w:sz w:val="15"/>
-        </w:rPr>
       </w:pPr>
       <w:r>
         <w:rPr>
-          <w:rFonts w:ascii="Noto Sans" w:hAnsi="Noto Sans" w:cs="Noto Sans"/>
-          <w:b/>
-          <w:color w:val="4C545B"/>
-          <w:sz w:val="15"/>
+          <w:rFonts w:ascii="Noto Sans" w:hAnsi="Noto Sans"/>
+          <w:b w:val="0"/>
+          <w:color w:val="000000"/>
+          <w:sz w:val="13"/>
         </w:rPr>
-        <w:t>Nota:</w:t>
-      </w:r>
-      <w:r>
-        <w:rPr>
-          <w:rFonts w:ascii="Noto Sans" w:hAnsi="Noto Sans" w:cs="Noto Sans"/>
-          <w:color w:val="4C545B"/>
-          <w:sz w:val="15"/>
-        </w:rPr>
-        <w:t xml:space="preserve"> columnas con cifras originales; variación anual respecto al mismo mes de 2025, acumulado enero-mayo de 2026.</w:t>
       </w:r>
     </w:p>
     <w:p>
       <w:pPr>
+        <w:keepNext/>
+        <w:spacing w:before="0" w:after="0" w:line="240" w:lineRule="auto"/>
         <w:jc w:val="both"/>
-        <w:rPr>
-          <w:rFonts w:ascii="Noto Sans" w:hAnsi="Noto Sans" w:cs="Noto Sans"/>
-          <w:sz w:val="10"/>
-          <w:szCs w:val="10"/>
-        </w:rPr>
-      </w:pPr>
-    </w:p>
-    <w:p>
-      <w:pPr>
-        <w:jc w:val="both"/>
-        <w:rPr>
-          <w:rFonts w:ascii="Noto Sans" w:hAnsi="Noto Sans" w:cs="Noto Sans"/>
-          <w:color w:val="000000" w:themeColor="text1"/>
-          <w:sz w:val="22"/>
-          <w:lang w:eastAsia="es-ES_tradnl"/>
-        </w:rPr>
       </w:pPr>
       <w:r>
         <w:rPr>
-          <w:rFonts w:ascii="Noto Sans" w:hAnsi="Noto Sans" w:cs="Noto Sans"/>
-          <w:color w:val="000000" w:themeColor="text1"/>
+          <w:rFonts w:ascii="Noto Sans" w:hAnsi="Noto Sans"/>
+          <w:b/>
+          <w:color w:val="235B4C"/>
           <w:sz w:val="22"/>
-          <w:lang w:eastAsia="es-ES_tradnl"/>
         </w:rPr>
-        <w:t xml:space="preserve">En conjunto, los resultados de mayo muestran una expansión moderada del consumo privado, apoyada por el avance del gasto nacional y por el dinamismo anual de los bienes importados. Hacia adelante, será relevante observar si </w:t>
-      </w:r>
-      <w:r>
-        <w:rPr>
-          <w:rFonts w:ascii="Noto Sans" w:hAnsi="Noto Sans" w:cs="Noto Sans"/>
-          <w:color w:val="000000" w:themeColor="text1"/>
-          <w:sz w:val="22"/>
-          <w:lang w:eastAsia="es-ES_tradnl"/>
-        </w:rPr>
-        <w:t>el</w:t>
-      </w:r>
-      <w:r>
-        <w:rPr>
-          <w:rFonts w:ascii="Noto Sans" w:hAnsi="Noto Sans" w:cs="Noto Sans"/>
-          <w:color w:val="000000" w:themeColor="text1"/>
-          <w:sz w:val="22"/>
-          <w:lang w:eastAsia="es-ES_tradnl"/>
-        </w:rPr>
-        <w:t xml:space="preserve"> </w:t>
-      </w:r>
-      <w:r>
-        <w:rPr>
-          <w:rFonts w:ascii="Noto Sans" w:hAnsi="Noto Sans" w:cs="Noto Sans"/>
-          <w:color w:val="000000" w:themeColor="text1"/>
-          <w:sz w:val="22"/>
-          <w:lang w:eastAsia="es-ES_tradnl"/>
-        </w:rPr>
-        <w:t>avance</w:t>
-      </w:r>
-      <w:r>
-        <w:rPr>
-          <w:rFonts w:ascii="Noto Sans" w:hAnsi="Noto Sans" w:cs="Noto Sans"/>
-          <w:color w:val="000000" w:themeColor="text1"/>
-          <w:sz w:val="22"/>
-          <w:lang w:eastAsia="es-ES_tradnl"/>
-        </w:rPr>
-        <w:t xml:space="preserve"> mensual se consolida y se extiende a los bienes duraderos de origen nacional.</w:t>
+        <w:t>Notas metodológicas</w:t>
       </w:r>
     </w:p>
     <w:p>
       <w:pPr>
+        <w:keepNext w:val="0"/>
+        <w:spacing w:before="0" w:after="0" w:line="240" w:lineRule="auto"/>
         <w:jc w:val="both"/>
+      </w:pPr>
+      <w:r>
         <w:rPr>
-          <w:rFonts w:ascii="Noto Sans" w:hAnsi="Noto Sans" w:cs="Noto Sans"/>
-          <w:sz w:val="6"/>
-          <w:szCs w:val="20"/>
-          <w:lang w:eastAsia="es-ES_tradnl"/>
+          <w:rFonts w:ascii="Noto Sans" w:hAnsi="Noto Sans"/>
+          <w:b w:val="0"/>
+          <w:color w:val="000000"/>
+          <w:sz w:val="22"/>
         </w:rPr>
-      </w:pPr>
+        <w:t>El IMCP mide el gasto de los hogares en bienes y servicios nacionales e importados. El consumo de bienes importados no equivale a producción nacional ni a ventas minoristas.</w:t>
+      </w:r>
     </w:p>
     <w:p>
       <w:pPr>
+        <w:keepNext w:val="0"/>
+        <w:spacing w:before="0" w:after="0" w:line="240" w:lineRule="auto"/>
         <w:jc w:val="both"/>
-        <w:rPr>
-          <w:rFonts w:ascii="Noto Sans" w:hAnsi="Noto Sans" w:cs="Noto Sans"/>
-        </w:rPr>
       </w:pPr>
       <w:r>
         <w:rPr>
-          <w:rFonts w:ascii="Noto Sans" w:hAnsi="Noto Sans" w:cs="Noto Sans"/>
-          <w:color w:val="4C545B"/>
-          <w:sz w:val="15"/>
+          <w:rFonts w:ascii="Noto Sans" w:hAnsi="Noto Sans"/>
+          <w:b w:val="0"/>
+          <w:color w:val="666666"/>
+          <w:sz w:val="16"/>
         </w:rPr>
-        <w:t xml:space="preserve">Fuente: INEGI, Sistema de Cuentas Nacionales de México (SCNM), Indicador Mensual del Consumo Privado (IMCP), Boletín de Indicador del 5 de agosto de 2026 (cifras de mayo de 2026). </w:t>
+        <w:t>El total incluye compras netas de residentes y no residentes. En el cuadro original estas compras presentan NA: no aplica; no se sustituyen por cero. Los agregados ajustados se calculan de forma independiente a sus componentes. No se infieren causas ni cambios en bienestar.</w:t>
+      </w:r>
+    </w:p>
+    <w:p>
+      <w:pPr>
+        <w:keepNext w:val="0"/>
+        <w:spacing w:before="0" w:after="0" w:line="240" w:lineRule="auto"/>
+        <w:jc w:val="both"/>
+      </w:pPr>
+      <w:r>
+        <w:rPr>
+          <w:rFonts w:ascii="Noto Sans" w:hAnsi="Noto Sans"/>
+          <w:b w:val="0"/>
+          <w:color w:val="000000"/>
+          <w:sz w:val="13"/>
+        </w:rPr>
+      </w:r>
+    </w:p>
+    <w:p>
+      <w:pPr>
+        <w:keepNext w:val="0"/>
+        <w:spacing w:before="0" w:after="0" w:line="240" w:lineRule="auto"/>
+        <w:jc w:val="both"/>
+      </w:pPr>
+      <w:r>
+        <w:rPr>
+          <w:rFonts w:ascii="Noto Sans" w:hAnsi="Noto Sans"/>
+          <w:b w:val="0"/>
+          <w:color w:val="666666"/>
+          <w:sz w:val="16"/>
+        </w:rPr>
+        <w:t>INEGI, boletín 616/26, publicado el 2026-10-05. Resultados y cuadros: pp. 1–3; metodología: p. 4. Cifras sujetas a revisión.</w:t>
+      </w:r>
+    </w:p>
+    <w:p>
+      <w:pPr>
+        <w:keepNext w:val="0"/>
+        <w:spacing w:before="0" w:after="0" w:line="240" w:lineRule="auto"/>
+        <w:jc w:val="both"/>
+      </w:pPr>
+      <w:r>
+        <w:rPr>
+          <w:rFonts w:ascii="Noto Sans" w:hAnsi="Noto Sans"/>
+          <w:b w:val="0"/>
+          <w:color w:val="666666"/>
+          <w:sz w:val="16"/>
+        </w:rPr>
+        <w:t>https://www.inegi.org.mx/contenidos/saladeprensa/boletines/2026/imcp/imcpmi2026_10.pdf</w:t>
       </w:r>
     </w:p>
     <w:sectPr>
-      <w:headerReference w:type="default" r:id="rId11"/>
-      <w:footerReference w:type="even" r:id="rId12"/>
-      <w:footerReference w:type="default" r:id="rId13"/>
+      <w:headerReference w:type="default" r:id="rId10"/>
+      <w:footerReference w:type="even" r:id="rId11"/>
+      <w:footerReference w:type="default" r:id="rId12"/>
       <w:pgSz w:w="12240" w:h="15840"/>
       <w:pgMar w:top="1134" w:right="1701" w:bottom="1134" w:left="1701" w:header="708" w:footer="708" w:gutter="0"/>
       <w:pgNumType w:start="1"/>
@@ -2602,14 +2024,6 @@
 <file path=word/header1.xml><?xml version="1.0" encoding="utf-8"?>
 <w:hdr xmlns:wpc="http://schemas.microsoft.com/office/word/2010/wordprocessingCanvas" xmlns:cx="http://schemas.microsoft.com/office/drawing/2014/chartex" xmlns:cx1="http://schemas.microsoft.com/office/drawing/2015/9/8/chartex" xmlns:cx2="http://schemas.microsoft.com/office/drawing/2015/10/21/chartex" xmlns:cx3="http://schemas.microsoft.com/office/drawing/2016/5/9/chartex" xmlns:cx4="http://schemas.microsoft.com/office/drawing/2016/5/10/chartex" xmlns:cx5="http://schemas.microsoft.com/office/drawing/2016/5/11/chartex" xmlns:cx6="http://schemas.microsoft.com/office/drawing/2016/5/12/chartex" xmlns:cx7="http://schemas.microsoft.com/office/drawing/2016/5/13/chartex" xmlns:cx8="http://schemas.microsoft.com/office/drawing/2016/5/14/chartex" xmlns:mc="http://schemas.openxmlformats.org/markup-compatibility/2006" xmlns:aink="http://schemas.microsoft.com/office/drawing/2016/ink" xmlns:am3d="http://schemas.microsoft.com/office/drawing/2017/model3d" xmlns:o="urn:schemas-microsoft-com:office:office" xmlns:r="http://schemas.openxmlformats.org/officeDocument/2006/relationships" xmlns:m="http://schemas.openxmlformats.org/officeDocument/2006/math" xmlns:v="urn:schemas-microsoft-com:vml" xmlns:wp14="http://schemas.microsoft.com/office/word/2010/wordprocessingDrawing" xmlns:wp="http://schemas.openxmlformats.org/drawingml/2006/wordprocessingDrawing" xmlns:w10="urn:schemas-microsoft-com:office:word" xmlns:w="http://schemas.openxmlformats.org/wordprocessingml/2006/main" xmlns:w14="http://schemas.microsoft.com/office/word/2010/wordml" xmlns:w15="http://schemas.microsoft.com/office/word/2012/wordml" xmlns:w16cid="http://schemas.microsoft.com/office/word/2016/wordml/cid" xmlns:w16se="http://schemas.microsoft.com/office/word/2015/wordml/symex" xmlns:wpg="http://schemas.microsoft.com/office/word/2010/wordprocessingGroup" xmlns:wpi="http://schemas.microsoft.com/office/word/2010/wordprocessingInk" xmlns:wne="http://schemas.microsoft.com/office/word/2006/wordml" xmlns:wps="http://schemas.microsoft.com/office/word/2010/wordprocessingShape" mc:Ignorable="w14 w15 w16se w16cid wp14">
   <w:p>
-    <w:pPr>
-      <w:ind w:left="-426"/>
-      <w:rPr>
-        <w:rFonts w:ascii="Noto Sans" w:hAnsi="Noto Sans"/>
-        <w:b/>
-        <w:sz w:val="22"/>
-      </w:rPr>
-    </w:pPr>
     <w:r>
       <w:rPr>
         <w:noProof/>
@@ -2666,57 +2080,56 @@
         </wp:anchor>
       </w:drawing>
     </w:r>
+  </w:p>
+  <w:p/>
+  <w:p/>
+  <w:p/>
+  <w:p>
+    <w:pPr>
+      <w:ind w:left="-426"/>
+      <w:rPr>
+        <w:rFonts w:ascii="Calibri" w:hAnsi="Calibri" w:cs="Calibri"/>
+        <w:b/>
+        <w:sz w:val="22"/>
+      </w:rPr>
+    </w:pPr>
     <w:r>
       <w:rPr>
         <w:rFonts w:ascii="Noto Sans" w:hAnsi="Noto Sans"/>
         <w:b/>
         <w:sz w:val="22"/>
       </w:rPr>
-      <w:t xml:space="preserve"> </w:t>
+      <w:t>S</w:t>
+    </w:r>
+    <w:r>
+      <w:rPr>
+        <w:rFonts w:ascii="Noto Sans" w:hAnsi="Noto Sans"/>
+        <w:b/>
+        <w:sz w:val="22"/>
+      </w:rPr>
+      <w:t>ubs</w:t>
+    </w:r>
+    <w:r>
+      <w:rPr>
+        <w:rFonts w:ascii="Noto Sans" w:hAnsi="Noto Sans"/>
+        <w:b/>
+        <w:sz w:val="22"/>
+      </w:rPr>
+      <w:t xml:space="preserve">ecretaría de </w:t>
+    </w:r>
+    <w:r>
+      <w:rPr>
+        <w:rFonts w:ascii="Noto Sans" w:hAnsi="Noto Sans"/>
+        <w:b/>
+        <w:sz w:val="22"/>
+      </w:rPr>
+      <w:t>Industria y Comercio</w:t>
     </w:r>
   </w:p>
   <w:p>
     <w:pPr>
       <w:ind w:left="-426"/>
       <w:rPr>
-        <w:rFonts w:ascii="Noto Sans" w:hAnsi="Noto Sans"/>
-        <w:b/>
-        <w:sz w:val="22"/>
-      </w:rPr>
-    </w:pPr>
-  </w:p>
-  <w:p>
-    <w:pPr>
-      <w:ind w:left="-426"/>
-      <w:rPr>
-        <w:rFonts w:ascii="Noto Sans" w:hAnsi="Noto Sans"/>
-        <w:b/>
-        <w:sz w:val="22"/>
-      </w:rPr>
-    </w:pPr>
-  </w:p>
-  <w:p>
-    <w:pPr>
-      <w:ind w:left="-426"/>
-      <w:rPr>
-        <w:rFonts w:ascii="Noto Sans" w:hAnsi="Noto Sans"/>
-        <w:b/>
-        <w:sz w:val="22"/>
-      </w:rPr>
-    </w:pPr>
-    <w:r>
-      <w:rPr>
-        <w:rFonts w:ascii="Noto Sans" w:hAnsi="Noto Sans"/>
-        <w:b/>
-        <w:sz w:val="22"/>
-      </w:rPr>
-      <w:t>Subsecretaría de Industria y Comercio</w:t>
-    </w:r>
-  </w:p>
-  <w:p>
-    <w:pPr>
-      <w:ind w:left="-426"/>
-      <w:rPr>
         <w:rFonts w:ascii="Calibri" w:hAnsi="Calibri" w:cs="Calibri"/>
         <w:b/>
         <w:bCs/>
@@ -2724,16 +2137,6 @@
         <w:szCs w:val="22"/>
       </w:rPr>
     </w:pPr>
-    <w:r>
-      <w:rPr>
-        <w:rFonts w:ascii="Noto Sans" w:hAnsi="Noto Sans" w:cs="Noto Sans"/>
-        <w:b/>
-        <w:bCs/>
-        <w:sz w:val="22"/>
-        <w:szCs w:val="22"/>
-      </w:rPr>
-      <w:t xml:space="preserve"> </w:t>
-    </w:r>
   </w:p>
 </w:hdr>
 </file>
@@ -4240,6 +3643,121 @@
     </w:lvl>
   </w:abstractNum>
   <w:abstractNum w:abstractNumId="11" w15:restartNumberingAfterBreak="0">
+    <w:nsid w:val="25637F62"/>
+    <w:multiLevelType w:val="hybridMultilevel"/>
+    <w:tmpl w:val="491E8574"/>
+    <w:lvl w:ilvl="0" w:tplc="47363282">
+      <w:start w:val="1"/>
+      <w:numFmt w:val="bullet"/>
+      <w:lvlText w:val=""/>
+      <w:lvlJc w:val="left"/>
+      <w:pPr>
+        <w:ind w:left="720" w:hanging="360"/>
+      </w:pPr>
+      <w:rPr>
+        <w:rFonts w:ascii="Symbol" w:hAnsi="Symbol" w:hint="default"/>
+        <w:sz w:val="20"/>
+        <w:szCs w:val="20"/>
+      </w:rPr>
+    </w:lvl>
+    <w:lvl w:ilvl="1" w:tplc="040A0003" w:tentative="1">
+      <w:start w:val="1"/>
+      <w:numFmt w:val="bullet"/>
+      <w:lvlText w:val="o"/>
+      <w:lvlJc w:val="left"/>
+      <w:pPr>
+        <w:ind w:left="1440" w:hanging="360"/>
+      </w:pPr>
+      <w:rPr>
+        <w:rFonts w:ascii="Courier New" w:hAnsi="Courier New" w:cs="Courier New" w:hint="default"/>
+      </w:rPr>
+    </w:lvl>
+    <w:lvl w:ilvl="2" w:tplc="040A0005" w:tentative="1">
+      <w:start w:val="1"/>
+      <w:numFmt w:val="bullet"/>
+      <w:lvlText w:val=""/>
+      <w:lvlJc w:val="left"/>
+      <w:pPr>
+        <w:ind w:left="2160" w:hanging="360"/>
+      </w:pPr>
+      <w:rPr>
+        <w:rFonts w:ascii="Wingdings" w:hAnsi="Wingdings" w:hint="default"/>
+      </w:rPr>
+    </w:lvl>
+    <w:lvl w:ilvl="3" w:tplc="040A0001" w:tentative="1">
+      <w:start w:val="1"/>
+      <w:numFmt w:val="bullet"/>
+      <w:lvlText w:val=""/>
+      <w:lvlJc w:val="left"/>
+      <w:pPr>
+        <w:ind w:left="2880" w:hanging="360"/>
+      </w:pPr>
+      <w:rPr>
+        <w:rFonts w:ascii="Symbol" w:hAnsi="Symbol" w:hint="default"/>
+      </w:rPr>
+    </w:lvl>
+    <w:lvl w:ilvl="4" w:tplc="040A0003" w:tentative="1">
+      <w:start w:val="1"/>
+      <w:numFmt w:val="bullet"/>
+      <w:lvlText w:val="o"/>
+      <w:lvlJc w:val="left"/>
+      <w:pPr>
+        <w:ind w:left="3600" w:hanging="360"/>
+      </w:pPr>
+      <w:rPr>
+        <w:rFonts w:ascii="Courier New" w:hAnsi="Courier New" w:cs="Courier New" w:hint="default"/>
+      </w:rPr>
+    </w:lvl>
+    <w:lvl w:ilvl="5" w:tplc="040A0005" w:tentative="1">
+      <w:start w:val="1"/>
+      <w:numFmt w:val="bullet"/>
+      <w:lvlText w:val=""/>
+      <w:lvlJc w:val="left"/>
+      <w:pPr>
+        <w:ind w:left="4320" w:hanging="360"/>
+      </w:pPr>
+      <w:rPr>
+        <w:rFonts w:ascii="Wingdings" w:hAnsi="Wingdings" w:hint="default"/>
+      </w:rPr>
+    </w:lvl>
+    <w:lvl w:ilvl="6" w:tplc="040A0001" w:tentative="1">
+      <w:start w:val="1"/>
+      <w:numFmt w:val="bullet"/>
+      <w:lvlText w:val=""/>
+      <w:lvlJc w:val="left"/>
+      <w:pPr>
+        <w:ind w:left="5040" w:hanging="360"/>
+      </w:pPr>
+      <w:rPr>
+        <w:rFonts w:ascii="Symbol" w:hAnsi="Symbol" w:hint="default"/>
+      </w:rPr>
+    </w:lvl>
+    <w:lvl w:ilvl="7" w:tplc="040A0003" w:tentative="1">
+      <w:start w:val="1"/>
+      <w:numFmt w:val="bullet"/>
+      <w:lvlText w:val="o"/>
+      <w:lvlJc w:val="left"/>
+      <w:pPr>
+        <w:ind w:left="5760" w:hanging="360"/>
+      </w:pPr>
+      <w:rPr>
+        <w:rFonts w:ascii="Courier New" w:hAnsi="Courier New" w:cs="Courier New" w:hint="default"/>
+      </w:rPr>
+    </w:lvl>
+    <w:lvl w:ilvl="8" w:tplc="040A0005" w:tentative="1">
+      <w:start w:val="1"/>
+      <w:numFmt w:val="bullet"/>
+      <w:lvlText w:val=""/>
+      <w:lvlJc w:val="left"/>
+      <w:pPr>
+        <w:ind w:left="6480" w:hanging="360"/>
+      </w:pPr>
+      <w:rPr>
+        <w:rFonts w:ascii="Wingdings" w:hAnsi="Wingdings" w:hint="default"/>
+      </w:rPr>
+    </w:lvl>
+  </w:abstractNum>
+  <w:abstractNum w:abstractNumId="12" w15:restartNumberingAfterBreak="0">
     <w:nsid w:val="27D72D51"/>
     <w:multiLevelType w:val="hybridMultilevel"/>
     <w:tmpl w:val="B27E3374"/>
@@ -4321,92 +3839,6 @@
       </w:pPr>
     </w:lvl>
     <w:lvl w:ilvl="8" w:tplc="080A001B" w:tentative="1">
-      <w:start w:val="1"/>
-      <w:numFmt w:val="lowerRoman"/>
-      <w:lvlText w:val="%9."/>
-      <w:lvlJc w:val="right"/>
-      <w:pPr>
-        <w:ind w:left="6480" w:hanging="180"/>
-      </w:pPr>
-    </w:lvl>
-  </w:abstractNum>
-  <w:abstractNum w:abstractNumId="12" w15:restartNumberingAfterBreak="0">
-    <w:nsid w:val="28114FEE"/>
-    <w:multiLevelType w:val="hybridMultilevel"/>
-    <w:tmpl w:val="545CA79C"/>
-    <w:lvl w:ilvl="0" w:tplc="040A000F">
-      <w:start w:val="1"/>
-      <w:numFmt w:val="decimal"/>
-      <w:lvlText w:val="%1."/>
-      <w:lvlJc w:val="left"/>
-      <w:pPr>
-        <w:ind w:left="720" w:hanging="360"/>
-      </w:pPr>
-    </w:lvl>
-    <w:lvl w:ilvl="1" w:tplc="040A0019" w:tentative="1">
-      <w:start w:val="1"/>
-      <w:numFmt w:val="lowerLetter"/>
-      <w:lvlText w:val="%2."/>
-      <w:lvlJc w:val="left"/>
-      <w:pPr>
-        <w:ind w:left="1440" w:hanging="360"/>
-      </w:pPr>
-    </w:lvl>
-    <w:lvl w:ilvl="2" w:tplc="040A001B" w:tentative="1">
-      <w:start w:val="1"/>
-      <w:numFmt w:val="lowerRoman"/>
-      <w:lvlText w:val="%3."/>
-      <w:lvlJc w:val="right"/>
-      <w:pPr>
-        <w:ind w:left="2160" w:hanging="180"/>
-      </w:pPr>
-    </w:lvl>
-    <w:lvl w:ilvl="3" w:tplc="040A000F" w:tentative="1">
-      <w:start w:val="1"/>
-      <w:numFmt w:val="decimal"/>
-      <w:lvlText w:val="%4."/>
-      <w:lvlJc w:val="left"/>
-      <w:pPr>
-        <w:ind w:left="2880" w:hanging="360"/>
-      </w:pPr>
-    </w:lvl>
-    <w:lvl w:ilvl="4" w:tplc="040A0019" w:tentative="1">
-      <w:start w:val="1"/>
-      <w:numFmt w:val="lowerLetter"/>
-      <w:lvlText w:val="%5."/>
-      <w:lvlJc w:val="left"/>
-      <w:pPr>
-        <w:ind w:left="3600" w:hanging="360"/>
-      </w:pPr>
-    </w:lvl>
-    <w:lvl w:ilvl="5" w:tplc="040A001B" w:tentative="1">
-      <w:start w:val="1"/>
-      <w:numFmt w:val="lowerRoman"/>
-      <w:lvlText w:val="%6."/>
-      <w:lvlJc w:val="right"/>
-      <w:pPr>
-        <w:ind w:left="4320" w:hanging="180"/>
-      </w:pPr>
-    </w:lvl>
-    <w:lvl w:ilvl="6" w:tplc="040A000F" w:tentative="1">
-      <w:start w:val="1"/>
-      <w:numFmt w:val="decimal"/>
-      <w:lvlText w:val="%7."/>
-      <w:lvlJc w:val="left"/>
-      <w:pPr>
-        <w:ind w:left="5040" w:hanging="360"/>
-      </w:pPr>
-    </w:lvl>
-    <w:lvl w:ilvl="7" w:tplc="040A0019" w:tentative="1">
-      <w:start w:val="1"/>
-      <w:numFmt w:val="lowerLetter"/>
-      <w:lvlText w:val="%8."/>
-      <w:lvlJc w:val="left"/>
-      <w:pPr>
-        <w:ind w:left="5760" w:hanging="360"/>
-      </w:pPr>
-    </w:lvl>
-    <w:lvl w:ilvl="8" w:tplc="040A001B" w:tentative="1">
       <w:start w:val="1"/>
       <w:numFmt w:val="lowerRoman"/>
       <w:lvlText w:val="%9."/>
@@ -5301,119 +4733,6 @@
     </w:lvl>
   </w:abstractNum>
   <w:abstractNum w:abstractNumId="20" w15:restartNumberingAfterBreak="0">
-    <w:nsid w:val="4F6F29D3"/>
-    <w:multiLevelType w:val="hybridMultilevel"/>
-    <w:tmpl w:val="A2DEA0DE"/>
-    <w:lvl w:ilvl="0" w:tplc="040A0001">
-      <w:start w:val="1"/>
-      <w:numFmt w:val="bullet"/>
-      <w:lvlText w:val=""/>
-      <w:lvlJc w:val="left"/>
-      <w:pPr>
-        <w:ind w:left="720" w:hanging="360"/>
-      </w:pPr>
-      <w:rPr>
-        <w:rFonts w:ascii="Symbol" w:hAnsi="Symbol" w:hint="default"/>
-      </w:rPr>
-    </w:lvl>
-    <w:lvl w:ilvl="1" w:tplc="040A0003" w:tentative="1">
-      <w:start w:val="1"/>
-      <w:numFmt w:val="bullet"/>
-      <w:lvlText w:val="o"/>
-      <w:lvlJc w:val="left"/>
-      <w:pPr>
-        <w:ind w:left="1440" w:hanging="360"/>
-      </w:pPr>
-      <w:rPr>
-        <w:rFonts w:ascii="Courier New" w:hAnsi="Courier New" w:cs="Courier New" w:hint="default"/>
-      </w:rPr>
-    </w:lvl>
-    <w:lvl w:ilvl="2" w:tplc="040A0005" w:tentative="1">
-      <w:start w:val="1"/>
-      <w:numFmt w:val="bullet"/>
-      <w:lvlText w:val=""/>
-      <w:lvlJc w:val="left"/>
-      <w:pPr>
-        <w:ind w:left="2160" w:hanging="360"/>
-      </w:pPr>
-      <w:rPr>
-        <w:rFonts w:ascii="Wingdings" w:hAnsi="Wingdings" w:hint="default"/>
-      </w:rPr>
-    </w:lvl>
-    <w:lvl w:ilvl="3" w:tplc="040A0001" w:tentative="1">
-      <w:start w:val="1"/>
-      <w:numFmt w:val="bullet"/>
-      <w:lvlText w:val=""/>
-      <w:lvlJc w:val="left"/>
-      <w:pPr>
-        <w:ind w:left="2880" w:hanging="360"/>
-      </w:pPr>
-      <w:rPr>
-        <w:rFonts w:ascii="Symbol" w:hAnsi="Symbol" w:hint="default"/>
-      </w:rPr>
-    </w:lvl>
-    <w:lvl w:ilvl="4" w:tplc="040A0003" w:tentative="1">
-      <w:start w:val="1"/>
-      <w:numFmt w:val="bullet"/>
-      <w:lvlText w:val="o"/>
-      <w:lvlJc w:val="left"/>
-      <w:pPr>
-        <w:ind w:left="3600" w:hanging="360"/>
-      </w:pPr>
-      <w:rPr>
-        <w:rFonts w:ascii="Courier New" w:hAnsi="Courier New" w:cs="Courier New" w:hint="default"/>
-      </w:rPr>
-    </w:lvl>
-    <w:lvl w:ilvl="5" w:tplc="040A0005" w:tentative="1">
-      <w:start w:val="1"/>
-      <w:numFmt w:val="bullet"/>
-      <w:lvlText w:val=""/>
-      <w:lvlJc w:val="left"/>
-      <w:pPr>
-        <w:ind w:left="4320" w:hanging="360"/>
-      </w:pPr>
-      <w:rPr>
-        <w:rFonts w:ascii="Wingdings" w:hAnsi="Wingdings" w:hint="default"/>
-      </w:rPr>
-    </w:lvl>
-    <w:lvl w:ilvl="6" w:tplc="040A0001" w:tentative="1">
-      <w:start w:val="1"/>
-      <w:numFmt w:val="bullet"/>
-      <w:lvlText w:val=""/>
-      <w:lvlJc w:val="left"/>
-      <w:pPr>
-        <w:ind w:left="5040" w:hanging="360"/>
-      </w:pPr>
-      <w:rPr>
-        <w:rFonts w:ascii="Symbol" w:hAnsi="Symbol" w:hint="default"/>
-      </w:rPr>
-    </w:lvl>
-    <w:lvl w:ilvl="7" w:tplc="040A0003" w:tentative="1">
-      <w:start w:val="1"/>
-      <w:numFmt w:val="bullet"/>
-      <w:lvlText w:val="o"/>
-      <w:lvlJc w:val="left"/>
-      <w:pPr>
-        <w:ind w:left="5760" w:hanging="360"/>
-      </w:pPr>
-      <w:rPr>
-        <w:rFonts w:ascii="Courier New" w:hAnsi="Courier New" w:cs="Courier New" w:hint="default"/>
-      </w:rPr>
-    </w:lvl>
-    <w:lvl w:ilvl="8" w:tplc="040A0005" w:tentative="1">
-      <w:start w:val="1"/>
-      <w:numFmt w:val="bullet"/>
-      <w:lvlText w:val=""/>
-      <w:lvlJc w:val="left"/>
-      <w:pPr>
-        <w:ind w:left="6480" w:hanging="360"/>
-      </w:pPr>
-      <w:rPr>
-        <w:rFonts w:ascii="Wingdings" w:hAnsi="Wingdings" w:hint="default"/>
-      </w:rPr>
-    </w:lvl>
-  </w:abstractNum>
-  <w:abstractNum w:abstractNumId="21" w15:restartNumberingAfterBreak="0">
     <w:nsid w:val="56745AEF"/>
     <w:multiLevelType w:val="multilevel"/>
     <w:tmpl w:val="77708CCE"/>
@@ -5526,7 +4845,7 @@
       </w:pPr>
     </w:lvl>
   </w:abstractNum>
-  <w:abstractNum w:abstractNumId="22" w15:restartNumberingAfterBreak="0">
+  <w:abstractNum w:abstractNumId="21" w15:restartNumberingAfterBreak="0">
     <w:nsid w:val="5A90047D"/>
     <w:multiLevelType w:val="hybridMultilevel"/>
     <w:tmpl w:val="A822CF98"/>
@@ -5638,120 +4957,7 @@
       </w:rPr>
     </w:lvl>
   </w:abstractNum>
-  <w:abstractNum w:abstractNumId="23" w15:restartNumberingAfterBreak="0">
-    <w:nsid w:val="601E16F6"/>
-    <w:multiLevelType w:val="hybridMultilevel"/>
-    <w:tmpl w:val="095A0B4C"/>
-    <w:lvl w:ilvl="0" w:tplc="040A0001">
-      <w:start w:val="1"/>
-      <w:numFmt w:val="bullet"/>
-      <w:lvlText w:val=""/>
-      <w:lvlJc w:val="left"/>
-      <w:pPr>
-        <w:ind w:left="720" w:hanging="360"/>
-      </w:pPr>
-      <w:rPr>
-        <w:rFonts w:ascii="Symbol" w:hAnsi="Symbol" w:hint="default"/>
-      </w:rPr>
-    </w:lvl>
-    <w:lvl w:ilvl="1" w:tplc="040A0003" w:tentative="1">
-      <w:start w:val="1"/>
-      <w:numFmt w:val="bullet"/>
-      <w:lvlText w:val="o"/>
-      <w:lvlJc w:val="left"/>
-      <w:pPr>
-        <w:ind w:left="1440" w:hanging="360"/>
-      </w:pPr>
-      <w:rPr>
-        <w:rFonts w:ascii="Courier New" w:hAnsi="Courier New" w:cs="Courier New" w:hint="default"/>
-      </w:rPr>
-    </w:lvl>
-    <w:lvl w:ilvl="2" w:tplc="040A0005" w:tentative="1">
-      <w:start w:val="1"/>
-      <w:numFmt w:val="bullet"/>
-      <w:lvlText w:val=""/>
-      <w:lvlJc w:val="left"/>
-      <w:pPr>
-        <w:ind w:left="2160" w:hanging="360"/>
-      </w:pPr>
-      <w:rPr>
-        <w:rFonts w:ascii="Wingdings" w:hAnsi="Wingdings" w:hint="default"/>
-      </w:rPr>
-    </w:lvl>
-    <w:lvl w:ilvl="3" w:tplc="040A0001" w:tentative="1">
-      <w:start w:val="1"/>
-      <w:numFmt w:val="bullet"/>
-      <w:lvlText w:val=""/>
-      <w:lvlJc w:val="left"/>
-      <w:pPr>
-        <w:ind w:left="2880" w:hanging="360"/>
-      </w:pPr>
-      <w:rPr>
-        <w:rFonts w:ascii="Symbol" w:hAnsi="Symbol" w:hint="default"/>
-      </w:rPr>
-    </w:lvl>
-    <w:lvl w:ilvl="4" w:tplc="040A0003" w:tentative="1">
-      <w:start w:val="1"/>
-      <w:numFmt w:val="bullet"/>
-      <w:lvlText w:val="o"/>
-      <w:lvlJc w:val="left"/>
-      <w:pPr>
-        <w:ind w:left="3600" w:hanging="360"/>
-      </w:pPr>
-      <w:rPr>
-        <w:rFonts w:ascii="Courier New" w:hAnsi="Courier New" w:cs="Courier New" w:hint="default"/>
-      </w:rPr>
-    </w:lvl>
-    <w:lvl w:ilvl="5" w:tplc="040A0005" w:tentative="1">
-      <w:start w:val="1"/>
-      <w:numFmt w:val="bullet"/>
-      <w:lvlText w:val=""/>
-      <w:lvlJc w:val="left"/>
-      <w:pPr>
-        <w:ind w:left="4320" w:hanging="360"/>
-      </w:pPr>
-      <w:rPr>
-        <w:rFonts w:ascii="Wingdings" w:hAnsi="Wingdings" w:hint="default"/>
-      </w:rPr>
-    </w:lvl>
-    <w:lvl w:ilvl="6" w:tplc="040A0001" w:tentative="1">
-      <w:start w:val="1"/>
-      <w:numFmt w:val="bullet"/>
-      <w:lvlText w:val=""/>
-      <w:lvlJc w:val="left"/>
-      <w:pPr>
-        <w:ind w:left="5040" w:hanging="360"/>
-      </w:pPr>
-      <w:rPr>
-        <w:rFonts w:ascii="Symbol" w:hAnsi="Symbol" w:hint="default"/>
-      </w:rPr>
-    </w:lvl>
-    <w:lvl w:ilvl="7" w:tplc="040A0003" w:tentative="1">
-      <w:start w:val="1"/>
-      <w:numFmt w:val="bullet"/>
-      <w:lvlText w:val="o"/>
-      <w:lvlJc w:val="left"/>
-      <w:pPr>
-        <w:ind w:left="5760" w:hanging="360"/>
-      </w:pPr>
-      <w:rPr>
-        <w:rFonts w:ascii="Courier New" w:hAnsi="Courier New" w:cs="Courier New" w:hint="default"/>
-      </w:rPr>
-    </w:lvl>
-    <w:lvl w:ilvl="8" w:tplc="040A0005" w:tentative="1">
-      <w:start w:val="1"/>
-      <w:numFmt w:val="bullet"/>
-      <w:lvlText w:val=""/>
-      <w:lvlJc w:val="left"/>
-      <w:pPr>
-        <w:ind w:left="6480" w:hanging="360"/>
-      </w:pPr>
-      <w:rPr>
-        <w:rFonts w:ascii="Wingdings" w:hAnsi="Wingdings" w:hint="default"/>
-      </w:rPr>
-    </w:lvl>
-  </w:abstractNum>
-  <w:abstractNum w:abstractNumId="24" w15:restartNumberingAfterBreak="0">
+  <w:abstractNum w:abstractNumId="22" w15:restartNumberingAfterBreak="0">
     <w:nsid w:val="62203C88"/>
     <w:multiLevelType w:val="multilevel"/>
     <w:tmpl w:val="CC1C08FC"/>
@@ -5900,7 +5106,7 @@
       </w:rPr>
     </w:lvl>
   </w:abstractNum>
-  <w:abstractNum w:abstractNumId="25" w15:restartNumberingAfterBreak="0">
+  <w:abstractNum w:abstractNumId="23" w15:restartNumberingAfterBreak="0">
     <w:nsid w:val="6268072D"/>
     <w:multiLevelType w:val="hybridMultilevel"/>
     <w:tmpl w:val="050879D8"/>
@@ -6013,7 +5219,7 @@
       </w:rPr>
     </w:lvl>
   </w:abstractNum>
-  <w:abstractNum w:abstractNumId="26" w15:restartNumberingAfterBreak="0">
+  <w:abstractNum w:abstractNumId="24" w15:restartNumberingAfterBreak="0">
     <w:nsid w:val="63157499"/>
     <w:multiLevelType w:val="multilevel"/>
     <w:tmpl w:val="C5827E3C"/>
@@ -6130,7 +5336,7 @@
       </w:pPr>
     </w:lvl>
   </w:abstractNum>
-  <w:abstractNum w:abstractNumId="27" w15:restartNumberingAfterBreak="0">
+  <w:abstractNum w:abstractNumId="25" w15:restartNumberingAfterBreak="0">
     <w:nsid w:val="666C00BF"/>
     <w:multiLevelType w:val="multilevel"/>
     <w:tmpl w:val="98102748"/>
@@ -6279,7 +5485,7 @@
       </w:rPr>
     </w:lvl>
   </w:abstractNum>
-  <w:abstractNum w:abstractNumId="28" w15:restartNumberingAfterBreak="0">
+  <w:abstractNum w:abstractNumId="26" w15:restartNumberingAfterBreak="0">
     <w:nsid w:val="697327C8"/>
     <w:multiLevelType w:val="hybridMultilevel"/>
     <w:tmpl w:val="4BBA90AE"/>
@@ -6368,7 +5574,7 @@
       </w:pPr>
     </w:lvl>
   </w:abstractNum>
-  <w:abstractNum w:abstractNumId="29" w15:restartNumberingAfterBreak="0">
+  <w:abstractNum w:abstractNumId="27" w15:restartNumberingAfterBreak="0">
     <w:nsid w:val="6AA16731"/>
     <w:multiLevelType w:val="multilevel"/>
     <w:tmpl w:val="0A640892"/>
@@ -6517,7 +5723,121 @@
       </w:rPr>
     </w:lvl>
   </w:abstractNum>
-  <w:abstractNum w:abstractNumId="30" w15:restartNumberingAfterBreak="0">
+  <w:abstractNum w:abstractNumId="28" w15:restartNumberingAfterBreak="0">
+    <w:nsid w:val="6BB60062"/>
+    <w:multiLevelType w:val="hybridMultilevel"/>
+    <w:tmpl w:val="F4BA4BB8"/>
+    <w:lvl w:ilvl="0" w:tplc="47363282">
+      <w:start w:val="1"/>
+      <w:numFmt w:val="bullet"/>
+      <w:lvlText w:val=""/>
+      <w:lvlJc w:val="left"/>
+      <w:pPr>
+        <w:ind w:left="720" w:hanging="360"/>
+      </w:pPr>
+      <w:rPr>
+        <w:rFonts w:ascii="Symbol" w:hAnsi="Symbol" w:hint="default"/>
+        <w:sz w:val="20"/>
+        <w:szCs w:val="20"/>
+      </w:rPr>
+    </w:lvl>
+    <w:lvl w:ilvl="1" w:tplc="60E2529C">
+      <w:numFmt w:val="bullet"/>
+      <w:lvlText w:val="•"/>
+      <w:lvlJc w:val="left"/>
+      <w:pPr>
+        <w:ind w:left="1440" w:hanging="360"/>
+      </w:pPr>
+      <w:rPr>
+        <w:rFonts w:ascii="Times New Roman" w:eastAsia="Times New Roman" w:hAnsi="Times New Roman" w:cs="Times New Roman" w:hint="default"/>
+      </w:rPr>
+    </w:lvl>
+    <w:lvl w:ilvl="2" w:tplc="040A0005" w:tentative="1">
+      <w:start w:val="1"/>
+      <w:numFmt w:val="bullet"/>
+      <w:lvlText w:val=""/>
+      <w:lvlJc w:val="left"/>
+      <w:pPr>
+        <w:ind w:left="2160" w:hanging="360"/>
+      </w:pPr>
+      <w:rPr>
+        <w:rFonts w:ascii="Wingdings" w:hAnsi="Wingdings" w:hint="default"/>
+      </w:rPr>
+    </w:lvl>
+    <w:lvl w:ilvl="3" w:tplc="040A0001" w:tentative="1">
+      <w:start w:val="1"/>
+      <w:numFmt w:val="bullet"/>
+      <w:lvlText w:val=""/>
+      <w:lvlJc w:val="left"/>
+      <w:pPr>
+        <w:ind w:left="2880" w:hanging="360"/>
+      </w:pPr>
+      <w:rPr>
+        <w:rFonts w:ascii="Symbol" w:hAnsi="Symbol" w:hint="default"/>
+      </w:rPr>
+    </w:lvl>
+    <w:lvl w:ilvl="4" w:tplc="040A0003" w:tentative="1">
+      <w:start w:val="1"/>
+      <w:numFmt w:val="bullet"/>
+      <w:lvlText w:val="o"/>
+      <w:lvlJc w:val="left"/>
+      <w:pPr>
+        <w:ind w:left="3600" w:hanging="360"/>
+      </w:pPr>
+      <w:rPr>
+        <w:rFonts w:ascii="Courier New" w:hAnsi="Courier New" w:cs="Courier New" w:hint="default"/>
+      </w:rPr>
+    </w:lvl>
+    <w:lvl w:ilvl="5" w:tplc="040A0005" w:tentative="1">
+      <w:start w:val="1"/>
+      <w:numFmt w:val="bullet"/>
+      <w:lvlText w:val=""/>
+      <w:lvlJc w:val="left"/>
+      <w:pPr>
+        <w:ind w:left="4320" w:hanging="360"/>
+      </w:pPr>
+      <w:rPr>
+        <w:rFonts w:ascii="Wingdings" w:hAnsi="Wingdings" w:hint="default"/>
+      </w:rPr>
+    </w:lvl>
+    <w:lvl w:ilvl="6" w:tplc="040A0001" w:tentative="1">
+      <w:start w:val="1"/>
+      <w:numFmt w:val="bullet"/>
+      <w:lvlText w:val=""/>
+      <w:lvlJc w:val="left"/>
+      <w:pPr>
+        <w:ind w:left="5040" w:hanging="360"/>
+      </w:pPr>
+      <w:rPr>
+        <w:rFonts w:ascii="Symbol" w:hAnsi="Symbol" w:hint="default"/>
+      </w:rPr>
+    </w:lvl>
+    <w:lvl w:ilvl="7" w:tplc="040A0003" w:tentative="1">
+      <w:start w:val="1"/>
+      <w:numFmt w:val="bullet"/>
+      <w:lvlText w:val="o"/>
+      <w:lvlJc w:val="left"/>
+      <w:pPr>
+        <w:ind w:left="5760" w:hanging="360"/>
+      </w:pPr>
+      <w:rPr>
+        <w:rFonts w:ascii="Courier New" w:hAnsi="Courier New" w:cs="Courier New" w:hint="default"/>
+      </w:rPr>
+    </w:lvl>
+    <w:lvl w:ilvl="8" w:tplc="040A0005" w:tentative="1">
+      <w:start w:val="1"/>
+      <w:numFmt w:val="bullet"/>
+      <w:lvlText w:val=""/>
+      <w:lvlJc w:val="left"/>
+      <w:pPr>
+        <w:ind w:left="6480" w:hanging="360"/>
+      </w:pPr>
+      <w:rPr>
+        <w:rFonts w:ascii="Wingdings" w:hAnsi="Wingdings" w:hint="default"/>
+      </w:rPr>
+    </w:lvl>
+  </w:abstractNum>
+  <w:abstractNum w:abstractNumId="29" w15:restartNumberingAfterBreak="0">
     <w:nsid w:val="6C55585F"/>
     <w:multiLevelType w:val="multilevel"/>
     <w:tmpl w:val="EE748454"/>
@@ -6666,7 +5986,7 @@
       </w:rPr>
     </w:lvl>
   </w:abstractNum>
-  <w:abstractNum w:abstractNumId="31" w15:restartNumberingAfterBreak="0">
+  <w:abstractNum w:abstractNumId="30" w15:restartNumberingAfterBreak="0">
     <w:nsid w:val="6F0F537A"/>
     <w:multiLevelType w:val="multilevel"/>
     <w:tmpl w:val="4F386DC2"/>
@@ -6815,7 +6135,7 @@
       </w:rPr>
     </w:lvl>
   </w:abstractNum>
-  <w:abstractNum w:abstractNumId="32" w15:restartNumberingAfterBreak="0">
+  <w:abstractNum w:abstractNumId="31" w15:restartNumberingAfterBreak="0">
     <w:nsid w:val="78536124"/>
     <w:multiLevelType w:val="multilevel"/>
     <w:tmpl w:val="F65CAF38"/>
@@ -6964,7 +6284,7 @@
       </w:rPr>
     </w:lvl>
   </w:abstractNum>
-  <w:abstractNum w:abstractNumId="33" w15:restartNumberingAfterBreak="0">
+  <w:abstractNum w:abstractNumId="32" w15:restartNumberingAfterBreak="0">
     <w:nsid w:val="7A1B2C3D"/>
     <w:multiLevelType w:val="hybridMultilevel"/>
     <w:tmpl w:val="7A1B2C3E"/>
@@ -7021,7 +6341,7 @@
       <w:lvlJc w:val="left"/>
     </w:lvl>
   </w:abstractNum>
-  <w:abstractNum w:abstractNumId="34" w15:restartNumberingAfterBreak="0">
+  <w:abstractNum w:abstractNumId="33" w15:restartNumberingAfterBreak="0">
     <w:nsid w:val="7B7C15D2"/>
     <w:multiLevelType w:val="hybridMultilevel"/>
     <w:tmpl w:val="9E941162"/>
@@ -7134,7 +6454,7 @@
       </w:rPr>
     </w:lvl>
   </w:abstractNum>
-  <w:abstractNum w:abstractNumId="35" w15:restartNumberingAfterBreak="0">
+  <w:abstractNum w:abstractNumId="34" w15:restartNumberingAfterBreak="0">
     <w:nsid w:val="7B7C1AA1"/>
     <w:multiLevelType w:val="multilevel"/>
     <w:tmpl w:val="749C23E2"/>
@@ -7290,19 +6610,19 @@
     <w:abstractNumId w:val="6"/>
   </w:num>
   <w:num w:numId="3">
-    <w:abstractNumId w:val="21"/>
+    <w:abstractNumId w:val="20"/>
   </w:num>
   <w:num w:numId="4">
-    <w:abstractNumId w:val="35"/>
+    <w:abstractNumId w:val="34"/>
   </w:num>
   <w:num w:numId="5">
-    <w:abstractNumId w:val="29"/>
+    <w:abstractNumId w:val="27"/>
   </w:num>
   <w:num w:numId="6">
     <w:abstractNumId w:val="10"/>
   </w:num>
   <w:num w:numId="7">
-    <w:abstractNumId w:val="31"/>
+    <w:abstractNumId w:val="30"/>
   </w:num>
   <w:num w:numId="8">
     <w:abstractNumId w:val="8"/>
@@ -7326,34 +6646,34 @@
     <w:abstractNumId w:val="14"/>
   </w:num>
   <w:num w:numId="15">
-    <w:abstractNumId w:val="32"/>
+    <w:abstractNumId w:val="31"/>
   </w:num>
   <w:num w:numId="16">
     <w:abstractNumId w:val="0"/>
   </w:num>
   <w:num w:numId="17">
-    <w:abstractNumId w:val="26"/>
+    <w:abstractNumId w:val="24"/>
   </w:num>
   <w:num w:numId="18">
     <w:abstractNumId w:val="15"/>
   </w:num>
   <w:num w:numId="19">
-    <w:abstractNumId w:val="25"/>
+    <w:abstractNumId w:val="23"/>
   </w:num>
   <w:num w:numId="20">
-    <w:abstractNumId w:val="28"/>
+    <w:abstractNumId w:val="26"/>
   </w:num>
   <w:num w:numId="21">
-    <w:abstractNumId w:val="11"/>
+    <w:abstractNumId w:val="12"/>
   </w:num>
   <w:num w:numId="22">
     <w:abstractNumId w:val="1"/>
   </w:num>
   <w:num w:numId="23">
-    <w:abstractNumId w:val="24"/>
+    <w:abstractNumId w:val="22"/>
   </w:num>
   <w:num w:numId="24">
-    <w:abstractNumId w:val="27"/>
+    <w:abstractNumId w:val="25"/>
   </w:num>
   <w:num w:numId="25">
     <w:abstractNumId w:val="3"/>
@@ -7362,36 +6682,43 @@
     <w:abstractNumId w:val="4"/>
   </w:num>
   <w:num w:numId="27">
-    <w:abstractNumId w:val="30"/>
+    <w:abstractNumId w:val="29"/>
   </w:num>
   <w:num w:numId="28">
     <w:abstractNumId w:val="9"/>
   </w:num>
   <w:num w:numId="29">
-    <w:abstractNumId w:val="34"/>
+    <w:abstractNumId w:val="33"/>
   </w:num>
   <w:num w:numId="30">
-    <w:abstractNumId w:val="33"/>
+    <w:abstractNumId w:val="32"/>
   </w:num>
   <w:num w:numId="31">
     <w:abstractNumId w:val="2"/>
   </w:num>
   <w:num w:numId="32">
-    <w:abstractNumId w:val="22"/>
+    <w:abstractNumId w:val="21"/>
   </w:num>
   <w:num w:numId="33">
     <w:abstractNumId w:val="13"/>
   </w:num>
   <w:num w:numId="34">
-    <w:abstractNumId w:val="12"/>
+    <w:abstractNumId w:val="11"/>
   </w:num>
   <w:num w:numId="35">
-    <w:abstractNumId w:val="23"/>
-  </w:num>
-  <w:num w:numId="36">
-    <w:abstractNumId w:val="20"/>
+    <w:abstractNumId w:val="28"/>
   </w:num>
   <w:numIdMacAtCleanup w:val="1"/>
+  <w:abstractNum w:abstractNumId="35">
+    <w:lvl w:ilvl="0">
+      <w:numFmt w:val="bullet"/>
+      <w:lvlText w:val="•"/>
+      <w:suff w:val="space"/>
+    </w:lvl>
+  </w:abstractNum>
+  <w:num w:numId="36">
+    <w:abstractNumId w:val="35"/>
+  </w:num>
 </w:numbering>
 </file>
 
@@ -7788,9 +7115,11 @@
   <w:style w:type="paragraph" w:default="1" w:styleId="Normal">
     <w:name w:val="Normal"/>
     <w:qFormat/>
-    <w:rsid w:val="00E94CD4"/>
+    <w:rsid w:val="003F7434"/>
     <w:rPr>
-      <w:rFonts w:ascii="Times New Roman" w:eastAsia="Times New Roman" w:hAnsi="Times New Roman" w:cs="Times New Roman"/>
+      <w:rFonts w:ascii="Noto Sans" w:eastAsia="Times New Roman" w:hAnsi="Noto Sans" w:cs="Times New Roman"/>
+      <w:sz w:val="22"/>
+      <w:lang w:eastAsia="es-ES_tradnl"/>
     </w:rPr>
   </w:style>
   <w:style w:type="paragraph" w:styleId="Ttulo1">
@@ -7805,9 +7134,11 @@
       <w:outlineLvl w:val="0"/>
     </w:pPr>
     <w:rPr>
-      <w:rFonts w:eastAsia="Noto Sans" w:cs="Noto Sans"/>
+      <w:rFonts w:eastAsia="Noto Sans" w:cs="Noto Sans" w:ascii="Noto Sans" w:hAnsi="Noto Sans"/>
       <w:b/>
       <w:color w:val="670E35"/>
+      <w:sz w:val="22"/>
+      <w:lang w:eastAsia="es-MX"/>
     </w:rPr>
   </w:style>
   <w:style w:type="paragraph" w:styleId="Ttulo2">
@@ -7823,9 +7154,11 @@
       <w:outlineLvl w:val="1"/>
     </w:pPr>
     <w:rPr>
-      <w:rFonts w:eastAsia="Montserrat Light" w:cs="Montserrat Light"/>
+      <w:rFonts w:eastAsia="Montserrat Light" w:cs="Montserrat Light" w:ascii="Noto Sans" w:hAnsi="Noto Sans"/>
       <w:b/>
       <w:color w:val="666666"/>
+      <w:sz w:val="22"/>
+      <w:lang w:eastAsia="es-MX"/>
     </w:rPr>
   </w:style>
   <w:style w:type="paragraph" w:styleId="Ttulo3">
@@ -7841,8 +7174,11 @@
       <w:outlineLvl w:val="2"/>
     </w:pPr>
     <w:rPr>
+      <w:rFonts w:ascii="Noto Sans" w:hAnsi="Noto Sans"/>
       <w:b/>
       <w:color w:val="FFFFFF"/>
+      <w:sz w:val="22"/>
+      <w:lang w:eastAsia="es-MX"/>
     </w:rPr>
   </w:style>
   <w:style w:type="paragraph" w:styleId="Ttulo4">
@@ -7864,7 +7200,10 @@
       <w:outlineLvl w:val="3"/>
     </w:pPr>
     <w:rPr>
+      <w:rFonts w:ascii="Noto Sans" w:hAnsi="Noto Sans"/>
       <w:b/>
+      <w:sz w:val="22"/>
+      <w:lang w:eastAsia="es-MX"/>
     </w:rPr>
   </w:style>
   <w:style w:type="paragraph" w:styleId="Ttulo5">
@@ -7880,7 +7219,9 @@
       <w:outlineLvl w:val="4"/>
     </w:pPr>
     <w:rPr>
+      <w:rFonts w:ascii="Noto Sans" w:hAnsi="Noto Sans"/>
       <w:b w:val="0"/>
+      <w:sz w:val="22"/>
     </w:rPr>
   </w:style>
   <w:style w:type="paragraph" w:styleId="Ttulo6">
@@ -7898,9 +7239,11 @@
       <w:outlineLvl w:val="5"/>
     </w:pPr>
     <w:rPr>
+      <w:rFonts w:ascii="Noto Sans" w:hAnsi="Noto Sans"/>
       <w:b/>
-      <w:sz w:val="20"/>
+      <w:sz w:val="22"/>
       <w:szCs w:val="20"/>
+      <w:lang w:eastAsia="es-MX"/>
     </w:rPr>
   </w:style>
   <w:style w:type="character" w:default="1" w:styleId="Fuentedeprrafopredeter">
@@ -7953,9 +7296,11 @@
       <w:spacing w:before="480" w:after="120"/>
     </w:pPr>
     <w:rPr>
+      <w:rFonts w:ascii="Noto Sans" w:hAnsi="Noto Sans"/>
       <w:b/>
-      <w:sz w:val="72"/>
+      <w:sz w:val="22"/>
       <w:szCs w:val="72"/>
+      <w:lang w:eastAsia="es-MX"/>
     </w:rPr>
   </w:style>
   <w:style w:type="table" w:customStyle="1" w:styleId="TableNormal2">
@@ -7982,6 +7327,11 @@
         <w:tab w:val="right" w:pos="8838"/>
       </w:tabs>
     </w:pPr>
+    <w:rPr>
+      <w:rFonts w:ascii="Noto Sans" w:hAnsi="Noto Sans"/>
+      <w:sz w:val="22"/>
+      <w:lang w:eastAsia="es-MX"/>
+    </w:rPr>
   </w:style>
   <w:style w:type="character" w:customStyle="1" w:styleId="EncabezadoCar">
     <w:name w:val="Encabezado Car"/>
@@ -8007,6 +7357,11 @@
         <w:tab w:val="right" w:pos="8838"/>
       </w:tabs>
     </w:pPr>
+    <w:rPr>
+      <w:rFonts w:ascii="Noto Sans" w:hAnsi="Noto Sans"/>
+      <w:sz w:val="22"/>
+      <w:lang w:eastAsia="es-MX"/>
+    </w:rPr>
   </w:style>
   <w:style w:type="character" w:customStyle="1" w:styleId="PiedepginaCar">
     <w:name w:val="Pie de página Car"/>
@@ -8029,11 +7384,12 @@
       <w:spacing w:before="360" w:after="80"/>
     </w:pPr>
     <w:rPr>
-      <w:rFonts w:ascii="Georgia" w:eastAsia="Georgia" w:hAnsi="Georgia" w:cs="Georgia"/>
+      <w:rFonts w:ascii="Noto Sans" w:eastAsia="Georgia" w:hAnsi="Noto Sans" w:cs="Georgia"/>
       <w:i/>
       <w:color w:val="666666"/>
-      <w:sz w:val="48"/>
+      <w:sz w:val="22"/>
       <w:szCs w:val="48"/>
+      <w:lang w:eastAsia="es-MX"/>
     </w:rPr>
   </w:style>
   <w:style w:type="paragraph" w:styleId="NormalWeb">
@@ -8045,6 +7401,11 @@
     <w:pPr>
       <w:spacing w:before="100" w:beforeAutospacing="1" w:after="100" w:afterAutospacing="1"/>
     </w:pPr>
+    <w:rPr>
+      <w:rFonts w:ascii="Noto Sans" w:hAnsi="Noto Sans"/>
+      <w:sz w:val="22"/>
+      <w:lang w:eastAsia="es-MX"/>
+    </w:rPr>
   </w:style>
   <w:style w:type="paragraph" w:styleId="Prrafodelista">
     <w:name w:val="List Paragraph"/>
@@ -8056,6 +7417,11 @@
       <w:ind w:left="720"/>
       <w:contextualSpacing/>
     </w:pPr>
+    <w:rPr>
+      <w:rFonts w:ascii="Noto Sans" w:hAnsi="Noto Sans"/>
+      <w:sz w:val="22"/>
+      <w:lang w:eastAsia="es-MX"/>
+    </w:rPr>
   </w:style>
   <w:style w:type="paragraph" w:styleId="Textodeglobo">
     <w:name w:val="Balloon Text"/>
@@ -8066,9 +7432,10 @@
     <w:unhideWhenUsed/>
     <w:rsid w:val="001E119D"/>
     <w:rPr>
-      <w:rFonts w:ascii="Segoe UI" w:hAnsi="Segoe UI" w:cs="Segoe UI"/>
-      <w:sz w:val="18"/>
+      <w:rFonts w:ascii="Noto Sans" w:hAnsi="Noto Sans" w:cs="Segoe UI"/>
+      <w:sz w:val="22"/>
       <w:szCs w:val="18"/>
+      <w:lang w:eastAsia="es-MX"/>
     </w:rPr>
   </w:style>
   <w:style w:type="character" w:customStyle="1" w:styleId="TextodegloboCar">
@@ -8116,8 +7483,10 @@
     <w:unhideWhenUsed/>
     <w:rsid w:val="008D09CA"/>
     <w:rPr>
-      <w:sz w:val="20"/>
+      <w:rFonts w:ascii="Noto Sans" w:hAnsi="Noto Sans"/>
+      <w:sz w:val="22"/>
       <w:szCs w:val="20"/>
+      <w:lang w:eastAsia="es-MX"/>
     </w:rPr>
   </w:style>
   <w:style w:type="character" w:customStyle="1" w:styleId="TextonotapieCar">
@@ -8266,8 +7635,9 @@
       <w:ind w:left="720" w:hanging="720"/>
     </w:pPr>
     <w:rPr>
-      <w:rFonts w:ascii="Univers (W1)" w:hAnsi="Univers (W1)" w:cs="Arial"/>
+      <w:rFonts w:ascii="Noto Sans" w:hAnsi="Noto Sans" w:cs="Arial"/>
       <w:color w:val="800080"/>
+      <w:sz w:val="22"/>
       <w:lang w:val="es-ES_tradnl" w:eastAsia="es-ES"/>
     </w:rPr>
   </w:style>
@@ -8424,6 +7794,11 @@
     <w:pPr>
       <w:spacing w:before="100" w:beforeAutospacing="1" w:after="100" w:afterAutospacing="1"/>
     </w:pPr>
+    <w:rPr>
+      <w:rFonts w:ascii="Noto Sans" w:hAnsi="Noto Sans"/>
+      <w:sz w:val="22"/>
+      <w:lang w:eastAsia="es-MX"/>
+    </w:rPr>
   </w:style>
   <w:style w:type="paragraph" w:customStyle="1" w:styleId="xl65">
     <w:name w:val="xl65"/>
@@ -8432,6 +7807,11 @@
     <w:pPr>
       <w:spacing w:before="100" w:beforeAutospacing="1" w:after="100" w:afterAutospacing="1"/>
     </w:pPr>
+    <w:rPr>
+      <w:rFonts w:ascii="Noto Sans" w:hAnsi="Noto Sans"/>
+      <w:sz w:val="22"/>
+      <w:lang w:eastAsia="es-MX"/>
+    </w:rPr>
   </w:style>
   <w:style w:type="paragraph" w:customStyle="1" w:styleId="xl66">
     <w:name w:val="xl66"/>
@@ -8441,8 +7821,10 @@
       <w:spacing w:before="100" w:beforeAutospacing="1" w:after="100" w:afterAutospacing="1"/>
     </w:pPr>
     <w:rPr>
-      <w:rFonts w:ascii="Calibri" w:hAnsi="Calibri" w:cs="Calibri"/>
+      <w:rFonts w:ascii="Noto Sans" w:hAnsi="Noto Sans" w:cs="Calibri"/>
       <w:color w:val="000000"/>
+      <w:sz w:val="22"/>
+      <w:lang w:eastAsia="es-MX"/>
     </w:rPr>
   </w:style>
   <w:style w:type="table" w:styleId="Tablaconcuadrcula4-nfasis6">
@@ -8525,6 +7907,11 @@
     <w:pPr>
       <w:spacing w:before="100" w:beforeAutospacing="1" w:after="100" w:afterAutospacing="1"/>
     </w:pPr>
+    <w:rPr>
+      <w:rFonts w:ascii="Noto Sans" w:hAnsi="Noto Sans"/>
+      <w:sz w:val="22"/>
+      <w:lang w:eastAsia="es-MX"/>
+    </w:rPr>
   </w:style>
   <w:style w:type="paragraph" w:customStyle="1" w:styleId="xl68">
     <w:name w:val="xl68"/>
@@ -8534,8 +7921,10 @@
       <w:spacing w:before="100" w:beforeAutospacing="1" w:after="100" w:afterAutospacing="1"/>
     </w:pPr>
     <w:rPr>
-      <w:rFonts w:ascii="Calibri" w:hAnsi="Calibri" w:cs="Calibri"/>
+      <w:rFonts w:ascii="Noto Sans" w:hAnsi="Noto Sans" w:cs="Calibri"/>
       <w:color w:val="000000"/>
+      <w:sz w:val="22"/>
+      <w:lang w:eastAsia="es-MX"/>
     </w:rPr>
   </w:style>
   <w:style w:type="paragraph" w:customStyle="1" w:styleId="pdq2pgselectionanchorcontainer">
@@ -8546,7 +7935,8 @@
       <w:spacing w:before="100" w:beforeAutospacing="1" w:after="100" w:afterAutospacing="1"/>
     </w:pPr>
     <w:rPr>
-      <w:lang w:eastAsia="es-ES_tradnl"/>
+      <w:rFonts w:ascii="Noto Sans" w:hAnsi="Noto Sans"/>
+      <w:sz w:val="22"/>
     </w:rPr>
   </w:style>
 </w:styles>
@@ -8867,7 +8257,7 @@
 </file>
 
 <file path=customXml/itemProps2.xml><?xml version="1.0" encoding="utf-8"?>
-<ds:datastoreItem xmlns:ds="http://schemas.openxmlformats.org/officeDocument/2006/customXml" ds:itemID="{EE17BCC7-DDC0-7F4F-91FE-B24F5A2A3B01}">
+<ds:datastoreItem xmlns:ds="http://schemas.openxmlformats.org/officeDocument/2006/customXml" ds:itemID="{36339060-3F28-D949-9895-241B815C1571}">
   <ds:schemaRefs>
     <ds:schemaRef ds:uri="http://schemas.openxmlformats.org/officeDocument/2006/bibliography"/>
   </ds:schemaRefs>
